--- a/4.SystemImplementation.docx
+++ b/4.SystemImplementation.docx
@@ -1,6 +1,6 @@
 
 <file path=word/document.xml><?xml version="1.0" encoding="utf-8"?>
-<w:document xmlns:ve="http://schemas.openxmlformats.org/markup-compatibility/2006" xmlns:o="urn:schemas-microsoft-com:office:office" xmlns:r="http://schemas.openxmlformats.org/officeDocument/2006/relationships" xmlns:m="http://schemas.openxmlformats.org/officeDocument/2006/math" xmlns:v="urn:schemas-microsoft-com:vml" xmlns:wp="http://schemas.openxmlformats.org/drawingml/2006/wordprocessingDrawing" xmlns:w10="urn:schemas-microsoft-com:office:word" xmlns:w="http://schemas.openxmlformats.org/wordprocessingml/2006/main" xmlns:wne="http://schemas.microsoft.com/office/word/2006/wordml">
+<w:document xmlns:wpc="http://schemas.microsoft.com/office/word/2010/wordprocessingCanvas" xmlns:mc="http://schemas.openxmlformats.org/markup-compatibility/2006" xmlns:o="urn:schemas-microsoft-com:office:office" xmlns:r="http://schemas.openxmlformats.org/officeDocument/2006/relationships" xmlns:m="http://schemas.openxmlformats.org/officeDocument/2006/math" xmlns:v="urn:schemas-microsoft-com:vml" xmlns:wp14="http://schemas.microsoft.com/office/word/2010/wordprocessingDrawing" xmlns:wp="http://schemas.openxmlformats.org/drawingml/2006/wordprocessingDrawing" xmlns:w10="urn:schemas-microsoft-com:office:word" xmlns:w="http://schemas.openxmlformats.org/wordprocessingml/2006/main" xmlns:w14="http://schemas.microsoft.com/office/word/2010/wordml" xmlns:w15="http://schemas.microsoft.com/office/word/2012/wordml" xmlns:wpg="http://schemas.microsoft.com/office/word/2010/wordprocessingGroup" xmlns:wpi="http://schemas.microsoft.com/office/word/2010/wordprocessingInk" xmlns:wne="http://schemas.microsoft.com/office/word/2006/wordml" xmlns:wps="http://schemas.microsoft.com/office/word/2010/wordprocessingShape" mc:Ignorable="w14 w15 wp14">
   <w:body>
     <w:p>
       <w:r>
@@ -100,23 +100,22 @@
     <w:tbl>
       <w:tblPr>
         <w:tblStyle w:val="MediumGrid1-Accent3"/>
-        <w:tblW w:w="8190" w:type="dxa"/>
+        <w:tblW w:w="8415" w:type="dxa"/>
         <w:jc w:val="center"/>
-        <w:tblInd w:w="592" w:type="dxa"/>
-        <w:tblLook w:val="04A0"/>
+        <w:tblLook w:val="04A0" w:firstRow="1" w:lastRow="0" w:firstColumn="1" w:lastColumn="0" w:noHBand="0" w:noVBand="1"/>
       </w:tblPr>
       <w:tblGrid>
         <w:gridCol w:w="2503"/>
-        <w:gridCol w:w="5687"/>
+        <w:gridCol w:w="5912"/>
       </w:tblGrid>
       <w:tr>
         <w:trPr>
-          <w:cnfStyle w:val="100000000000"/>
+          <w:cnfStyle w:val="100000000000" w:firstRow="1" w:lastRow="0" w:firstColumn="0" w:lastColumn="0" w:oddVBand="0" w:evenVBand="0" w:oddHBand="0" w:evenHBand="0" w:firstRowFirstColumn="0" w:firstRowLastColumn="0" w:lastRowFirstColumn="0" w:lastRowLastColumn="0"/>
           <w:jc w:val="center"/>
         </w:trPr>
         <w:tc>
           <w:tcPr>
-            <w:cnfStyle w:val="001000000000"/>
+            <w:cnfStyle w:val="001000000000" w:firstRow="0" w:lastRow="0" w:firstColumn="1" w:lastColumn="0" w:oddVBand="0" w:evenVBand="0" w:oddHBand="0" w:evenHBand="0" w:firstRowFirstColumn="0" w:firstRowLastColumn="0" w:lastRowFirstColumn="0" w:lastRowLastColumn="0"/>
             <w:tcW w:w="2503" w:type="dxa"/>
           </w:tcPr>
           <w:p>
@@ -142,11 +141,11 @@
         </w:tc>
         <w:tc>
           <w:tcPr>
-            <w:tcW w:w="5687" w:type="dxa"/>
+            <w:tcW w:w="5912" w:type="dxa"/>
           </w:tcPr>
           <w:p>
             <w:pPr>
-              <w:cnfStyle w:val="100000000000"/>
+              <w:cnfStyle w:val="100000000000" w:firstRow="1" w:lastRow="0" w:firstColumn="0" w:lastColumn="0" w:oddVBand="0" w:evenVBand="0" w:oddHBand="0" w:evenHBand="0" w:firstRowFirstColumn="0" w:firstRowLastColumn="0" w:lastRowFirstColumn="0" w:lastRowLastColumn="0"/>
               <w:rPr>
                 <w:b w:val="0"/>
                 <w:sz w:val="26"/>
@@ -164,12 +163,12 @@
       </w:tr>
       <w:tr>
         <w:trPr>
-          <w:cnfStyle w:val="000000100000"/>
+          <w:cnfStyle w:val="000000100000" w:firstRow="0" w:lastRow="0" w:firstColumn="0" w:lastColumn="0" w:oddVBand="0" w:evenVBand="0" w:oddHBand="1" w:evenHBand="0" w:firstRowFirstColumn="0" w:firstRowLastColumn="0" w:lastRowFirstColumn="0" w:lastRowLastColumn="0"/>
           <w:jc w:val="center"/>
         </w:trPr>
         <w:tc>
           <w:tcPr>
-            <w:cnfStyle w:val="001000000000"/>
+            <w:cnfStyle w:val="001000000000" w:firstRow="0" w:lastRow="0" w:firstColumn="1" w:lastColumn="0" w:oddVBand="0" w:evenVBand="0" w:oddHBand="0" w:evenHBand="0" w:firstRowFirstColumn="0" w:firstRowLastColumn="0" w:lastRowFirstColumn="0" w:lastRowLastColumn="0"/>
             <w:tcW w:w="2503" w:type="dxa"/>
           </w:tcPr>
           <w:p>
@@ -189,11 +188,11 @@
         </w:tc>
         <w:tc>
           <w:tcPr>
-            <w:tcW w:w="5687" w:type="dxa"/>
+            <w:tcW w:w="5912" w:type="dxa"/>
           </w:tcPr>
           <w:p>
             <w:pPr>
-              <w:cnfStyle w:val="000000100000"/>
+              <w:cnfStyle w:val="000000100000" w:firstRow="0" w:lastRow="0" w:firstColumn="0" w:lastColumn="0" w:oddVBand="0" w:evenVBand="0" w:oddHBand="1" w:evenHBand="0" w:firstRowFirstColumn="0" w:firstRowLastColumn="0" w:lastRowFirstColumn="0" w:lastRowLastColumn="0"/>
               <w:rPr>
                 <w:sz w:val="26"/>
               </w:rPr>
@@ -213,7 +212,7 @@
         </w:trPr>
         <w:tc>
           <w:tcPr>
-            <w:cnfStyle w:val="001000000000"/>
+            <w:cnfStyle w:val="001000000000" w:firstRow="0" w:lastRow="0" w:firstColumn="1" w:lastColumn="0" w:oddVBand="0" w:evenVBand="0" w:oddHBand="0" w:evenHBand="0" w:firstRowFirstColumn="0" w:firstRowLastColumn="0" w:lastRowFirstColumn="0" w:lastRowLastColumn="0"/>
             <w:tcW w:w="2503" w:type="dxa"/>
           </w:tcPr>
           <w:p>
@@ -233,11 +232,11 @@
         </w:tc>
         <w:tc>
           <w:tcPr>
-            <w:tcW w:w="5687" w:type="dxa"/>
+            <w:tcW w:w="5912" w:type="dxa"/>
           </w:tcPr>
           <w:p>
             <w:pPr>
-              <w:cnfStyle w:val="000000000000"/>
+              <w:cnfStyle w:val="000000000000" w:firstRow="0" w:lastRow="0" w:firstColumn="0" w:lastColumn="0" w:oddVBand="0" w:evenVBand="0" w:oddHBand="0" w:evenHBand="0" w:firstRowFirstColumn="0" w:firstRowLastColumn="0" w:lastRowFirstColumn="0" w:lastRowLastColumn="0"/>
               <w:rPr>
                 <w:sz w:val="26"/>
               </w:rPr>
@@ -253,12 +252,12 @@
       </w:tr>
       <w:tr>
         <w:trPr>
-          <w:cnfStyle w:val="000000100000"/>
+          <w:cnfStyle w:val="000000100000" w:firstRow="0" w:lastRow="0" w:firstColumn="0" w:lastColumn="0" w:oddVBand="0" w:evenVBand="0" w:oddHBand="1" w:evenHBand="0" w:firstRowFirstColumn="0" w:firstRowLastColumn="0" w:lastRowFirstColumn="0" w:lastRowLastColumn="0"/>
           <w:jc w:val="center"/>
         </w:trPr>
         <w:tc>
           <w:tcPr>
-            <w:cnfStyle w:val="001000000000"/>
+            <w:cnfStyle w:val="001000000000" w:firstRow="0" w:lastRow="0" w:firstColumn="1" w:lastColumn="0" w:oddVBand="0" w:evenVBand="0" w:oddHBand="0" w:evenHBand="0" w:firstRowFirstColumn="0" w:firstRowLastColumn="0" w:lastRowFirstColumn="0" w:lastRowLastColumn="0"/>
             <w:tcW w:w="2503" w:type="dxa"/>
           </w:tcPr>
           <w:p>
@@ -278,11 +277,11 @@
         </w:tc>
         <w:tc>
           <w:tcPr>
-            <w:tcW w:w="5687" w:type="dxa"/>
+            <w:tcW w:w="5912" w:type="dxa"/>
           </w:tcPr>
           <w:p>
             <w:pPr>
-              <w:cnfStyle w:val="000000100000"/>
+              <w:cnfStyle w:val="000000100000" w:firstRow="0" w:lastRow="0" w:firstColumn="0" w:lastColumn="0" w:oddVBand="0" w:evenVBand="0" w:oddHBand="1" w:evenHBand="0" w:firstRowFirstColumn="0" w:firstRowLastColumn="0" w:lastRowFirstColumn="0" w:lastRowLastColumn="0"/>
               <w:rPr>
                 <w:sz w:val="26"/>
               </w:rPr>
@@ -297,7 +296,7 @@
               <w:rPr>
                 <w:sz w:val="26"/>
               </w:rPr>
-              <w:t>2</w:t>
+              <w:t>4</w:t>
             </w:r>
           </w:p>
         </w:tc>
@@ -308,7 +307,7 @@
         </w:trPr>
         <w:tc>
           <w:tcPr>
-            <w:cnfStyle w:val="001000000000"/>
+            <w:cnfStyle w:val="001000000000" w:firstRow="0" w:lastRow="0" w:firstColumn="1" w:lastColumn="0" w:oddVBand="0" w:evenVBand="0" w:oddHBand="0" w:evenHBand="0" w:firstRowFirstColumn="0" w:firstRowLastColumn="0" w:lastRowFirstColumn="0" w:lastRowLastColumn="0"/>
             <w:tcW w:w="2503" w:type="dxa"/>
           </w:tcPr>
           <w:p>
@@ -328,11 +327,11 @@
         </w:tc>
         <w:tc>
           <w:tcPr>
-            <w:tcW w:w="5687" w:type="dxa"/>
+            <w:tcW w:w="5912" w:type="dxa"/>
           </w:tcPr>
           <w:p>
             <w:pPr>
-              <w:cnfStyle w:val="000000000000"/>
+              <w:cnfStyle w:val="000000000000" w:firstRow="0" w:lastRow="0" w:firstColumn="0" w:lastColumn="0" w:oddVBand="0" w:evenVBand="0" w:oddHBand="0" w:evenHBand="0" w:firstRowFirstColumn="0" w:firstRowLastColumn="0" w:lastRowFirstColumn="0" w:lastRowLastColumn="0"/>
               <w:rPr>
                 <w:sz w:val="26"/>
               </w:rPr>
@@ -341,7 +340,7 @@
               <w:rPr>
                 <w:sz w:val="26"/>
               </w:rPr>
-              <w:t>System requirements</w:t>
+              <w:t>System Implementation</w:t>
             </w:r>
             <w:r>
               <w:rPr>
@@ -387,12 +386,12 @@
       </w:tr>
       <w:tr>
         <w:trPr>
-          <w:cnfStyle w:val="000000100000"/>
+          <w:cnfStyle w:val="000000100000" w:firstRow="0" w:lastRow="0" w:firstColumn="0" w:lastColumn="0" w:oddVBand="0" w:evenVBand="0" w:oddHBand="1" w:evenHBand="0" w:firstRowFirstColumn="0" w:firstRowLastColumn="0" w:lastRowFirstColumn="0" w:lastRowLastColumn="0"/>
           <w:jc w:val="center"/>
         </w:trPr>
         <w:tc>
           <w:tcPr>
-            <w:cnfStyle w:val="001000000000"/>
+            <w:cnfStyle w:val="001000000000" w:firstRow="0" w:lastRow="0" w:firstColumn="1" w:lastColumn="0" w:oddVBand="0" w:evenVBand="0" w:oddHBand="0" w:evenHBand="0" w:firstRowFirstColumn="0" w:firstRowLastColumn="0" w:lastRowFirstColumn="0" w:lastRowLastColumn="0"/>
             <w:tcW w:w="2503" w:type="dxa"/>
           </w:tcPr>
           <w:p>
@@ -412,12 +411,12 @@
         </w:tc>
         <w:tc>
           <w:tcPr>
-            <w:tcW w:w="5687" w:type="dxa"/>
+            <w:tcW w:w="5912" w:type="dxa"/>
           </w:tcPr>
           <w:p>
             <w:pPr>
               <w:jc w:val="center"/>
-              <w:cnfStyle w:val="000000100000"/>
+              <w:cnfStyle w:val="000000100000" w:firstRow="0" w:lastRow="0" w:firstColumn="0" w:lastColumn="0" w:oddVBand="0" w:evenVBand="0" w:oddHBand="1" w:evenHBand="0" w:firstRowFirstColumn="0" w:firstRowLastColumn="0" w:lastRowFirstColumn="0" w:lastRowLastColumn="0"/>
               <w:rPr>
                 <w:sz w:val="26"/>
               </w:rPr>
@@ -459,18 +458,18 @@
         <w:tblpPr w:leftFromText="180" w:rightFromText="180" w:vertAnchor="text" w:horzAnchor="margin" w:tblpXSpec="right" w:tblpY="580"/>
         <w:tblOverlap w:val="never"/>
         <w:tblW w:w="0" w:type="auto"/>
-        <w:tblLook w:val="04A0"/>
+        <w:tblLook w:val="04A0" w:firstRow="1" w:lastRow="0" w:firstColumn="1" w:lastColumn="0" w:noHBand="0" w:noVBand="1"/>
       </w:tblPr>
       <w:tblGrid>
         <w:gridCol w:w="4752"/>
       </w:tblGrid>
       <w:tr>
         <w:trPr>
-          <w:cnfStyle w:val="100000000000"/>
+          <w:cnfStyle w:val="100000000000" w:firstRow="1" w:lastRow="0" w:firstColumn="0" w:lastColumn="0" w:oddVBand="0" w:evenVBand="0" w:oddHBand="0" w:evenHBand="0" w:firstRowFirstColumn="0" w:firstRowLastColumn="0" w:lastRowFirstColumn="0" w:lastRowLastColumn="0"/>
         </w:trPr>
         <w:tc>
           <w:tcPr>
-            <w:cnfStyle w:val="001000000000"/>
+            <w:cnfStyle w:val="001000000000" w:firstRow="0" w:lastRow="0" w:firstColumn="1" w:lastColumn="0" w:oddVBand="0" w:evenVBand="0" w:oddHBand="0" w:evenHBand="0" w:firstRowFirstColumn="0" w:firstRowLastColumn="0" w:lastRowFirstColumn="0" w:lastRowLastColumn="0"/>
             <w:tcW w:w="4752" w:type="dxa"/>
           </w:tcPr>
           <w:p>
@@ -497,11 +496,11 @@
       </w:tr>
       <w:tr>
         <w:trPr>
-          <w:cnfStyle w:val="000000100000"/>
+          <w:cnfStyle w:val="000000100000" w:firstRow="0" w:lastRow="0" w:firstColumn="0" w:lastColumn="0" w:oddVBand="0" w:evenVBand="0" w:oddHBand="1" w:evenHBand="0" w:firstRowFirstColumn="0" w:firstRowLastColumn="0" w:lastRowFirstColumn="0" w:lastRowLastColumn="0"/>
         </w:trPr>
         <w:tc>
           <w:tcPr>
-            <w:cnfStyle w:val="001000000000"/>
+            <w:cnfStyle w:val="001000000000" w:firstRow="0" w:lastRow="0" w:firstColumn="1" w:lastColumn="0" w:oddVBand="0" w:evenVBand="0" w:oddHBand="0" w:evenHBand="0" w:firstRowFirstColumn="0" w:firstRowLastColumn="0" w:lastRowFirstColumn="0" w:lastRowLastColumn="0"/>
             <w:tcW w:w="4752" w:type="dxa"/>
           </w:tcPr>
           <w:p>
@@ -513,6 +512,7 @@
                 <w:szCs w:val="24"/>
               </w:rPr>
             </w:pPr>
+            <w:proofErr w:type="spellStart"/>
             <w:r>
               <w:rPr>
                 <w:b w:val="0"/>
@@ -520,18 +520,39 @@
                 <w:sz w:val="30"/>
                 <w:szCs w:val="24"/>
               </w:rPr>
-              <w:t>Safial Islam Ayon</w:t>
+              <w:t>Safial</w:t>
             </w:r>
+            <w:proofErr w:type="spellEnd"/>
+            <w:r>
+              <w:rPr>
+                <w:b w:val="0"/>
+                <w:color w:val="000000" w:themeColor="text1"/>
+                <w:sz w:val="30"/>
+                <w:szCs w:val="24"/>
+              </w:rPr>
+              <w:t xml:space="preserve"> Islam </w:t>
+            </w:r>
+            <w:proofErr w:type="spellStart"/>
+            <w:r>
+              <w:rPr>
+                <w:b w:val="0"/>
+                <w:color w:val="000000" w:themeColor="text1"/>
+                <w:sz w:val="30"/>
+                <w:szCs w:val="24"/>
+              </w:rPr>
+              <w:t>Ayon</w:t>
+            </w:r>
+            <w:proofErr w:type="spellEnd"/>
           </w:p>
         </w:tc>
       </w:tr>
       <w:tr>
         <w:trPr>
-          <w:cnfStyle w:val="000000010000"/>
+          <w:cnfStyle w:val="000000010000" w:firstRow="0" w:lastRow="0" w:firstColumn="0" w:lastColumn="0" w:oddVBand="0" w:evenVBand="0" w:oddHBand="0" w:evenHBand="1" w:firstRowFirstColumn="0" w:firstRowLastColumn="0" w:lastRowFirstColumn="0" w:lastRowLastColumn="0"/>
         </w:trPr>
         <w:tc>
           <w:tcPr>
-            <w:cnfStyle w:val="001000000000"/>
+            <w:cnfStyle w:val="001000000000" w:firstRow="0" w:lastRow="0" w:firstColumn="1" w:lastColumn="0" w:oddVBand="0" w:evenVBand="0" w:oddHBand="0" w:evenHBand="0" w:firstRowFirstColumn="0" w:firstRowLastColumn="0" w:lastRowFirstColumn="0" w:lastRowLastColumn="0"/>
             <w:tcW w:w="4752" w:type="dxa"/>
           </w:tcPr>
           <w:p>
@@ -557,11 +578,11 @@
       </w:tr>
       <w:tr>
         <w:trPr>
-          <w:cnfStyle w:val="000000100000"/>
+          <w:cnfStyle w:val="000000100000" w:firstRow="0" w:lastRow="0" w:firstColumn="0" w:lastColumn="0" w:oddVBand="0" w:evenVBand="0" w:oddHBand="1" w:evenHBand="0" w:firstRowFirstColumn="0" w:firstRowLastColumn="0" w:lastRowFirstColumn="0" w:lastRowLastColumn="0"/>
         </w:trPr>
         <w:tc>
           <w:tcPr>
-            <w:cnfStyle w:val="001000000000"/>
+            <w:cnfStyle w:val="001000000000" w:firstRow="0" w:lastRow="0" w:firstColumn="1" w:lastColumn="0" w:oddVBand="0" w:evenVBand="0" w:oddHBand="0" w:evenHBand="0" w:firstRowFirstColumn="0" w:firstRowLastColumn="0" w:lastRowFirstColumn="0" w:lastRowLastColumn="0"/>
             <w:tcW w:w="4752" w:type="dxa"/>
           </w:tcPr>
           <w:p>
@@ -587,11 +608,11 @@
       </w:tr>
       <w:tr>
         <w:trPr>
-          <w:cnfStyle w:val="000000010000"/>
+          <w:cnfStyle w:val="000000010000" w:firstRow="0" w:lastRow="0" w:firstColumn="0" w:lastColumn="0" w:oddVBand="0" w:evenVBand="0" w:oddHBand="0" w:evenHBand="1" w:firstRowFirstColumn="0" w:firstRowLastColumn="0" w:lastRowFirstColumn="0" w:lastRowLastColumn="0"/>
         </w:trPr>
         <w:tc>
           <w:tcPr>
-            <w:cnfStyle w:val="001000000000"/>
+            <w:cnfStyle w:val="001000000000" w:firstRow="0" w:lastRow="0" w:firstColumn="1" w:lastColumn="0" w:oddVBand="0" w:evenVBand="0" w:oddHBand="0" w:evenHBand="0" w:firstRowFirstColumn="0" w:firstRowLastColumn="0" w:lastRowFirstColumn="0" w:lastRowLastColumn="0"/>
             <w:tcW w:w="4752" w:type="dxa"/>
           </w:tcPr>
           <w:p>
@@ -626,18 +647,18 @@
         <w:tblStyle w:val="MediumShading1-Accent4"/>
         <w:tblpPr w:leftFromText="180" w:rightFromText="180" w:vertAnchor="text" w:tblpY="-68"/>
         <w:tblW w:w="0" w:type="auto"/>
-        <w:tblLook w:val="04A0"/>
+        <w:tblLook w:val="04A0" w:firstRow="1" w:lastRow="0" w:firstColumn="1" w:lastColumn="0" w:noHBand="0" w:noVBand="1"/>
       </w:tblPr>
       <w:tblGrid>
         <w:gridCol w:w="3348"/>
       </w:tblGrid>
       <w:tr>
         <w:trPr>
-          <w:cnfStyle w:val="100000000000"/>
+          <w:cnfStyle w:val="100000000000" w:firstRow="1" w:lastRow="0" w:firstColumn="0" w:lastColumn="0" w:oddVBand="0" w:evenVBand="0" w:oddHBand="0" w:evenHBand="0" w:firstRowFirstColumn="0" w:firstRowLastColumn="0" w:lastRowFirstColumn="0" w:lastRowLastColumn="0"/>
         </w:trPr>
         <w:tc>
           <w:tcPr>
-            <w:cnfStyle w:val="001000000000"/>
+            <w:cnfStyle w:val="001000000000" w:firstRow="0" w:lastRow="0" w:firstColumn="1" w:lastColumn="0" w:oddVBand="0" w:evenVBand="0" w:oddHBand="0" w:evenHBand="0" w:firstRowFirstColumn="0" w:firstRowLastColumn="0" w:lastRowFirstColumn="0" w:lastRowLastColumn="0"/>
             <w:tcW w:w="3348" w:type="dxa"/>
           </w:tcPr>
           <w:p>
@@ -662,11 +683,11 @@
       </w:tr>
       <w:tr>
         <w:trPr>
-          <w:cnfStyle w:val="000000100000"/>
+          <w:cnfStyle w:val="000000100000" w:firstRow="0" w:lastRow="0" w:firstColumn="0" w:lastColumn="0" w:oddVBand="0" w:evenVBand="0" w:oddHBand="1" w:evenHBand="0" w:firstRowFirstColumn="0" w:firstRowLastColumn="0" w:lastRowFirstColumn="0" w:lastRowLastColumn="0"/>
         </w:trPr>
         <w:tc>
           <w:tcPr>
-            <w:cnfStyle w:val="001000000000"/>
+            <w:cnfStyle w:val="001000000000" w:firstRow="0" w:lastRow="0" w:firstColumn="1" w:lastColumn="0" w:oddVBand="0" w:evenVBand="0" w:oddHBand="0" w:evenHBand="0" w:firstRowFirstColumn="0" w:firstRowLastColumn="0" w:lastRowFirstColumn="0" w:lastRowLastColumn="0"/>
             <w:tcW w:w="3348" w:type="dxa"/>
           </w:tcPr>
           <w:p>
@@ -690,11 +711,11 @@
       </w:tr>
       <w:tr>
         <w:trPr>
-          <w:cnfStyle w:val="000000010000"/>
+          <w:cnfStyle w:val="000000010000" w:firstRow="0" w:lastRow="0" w:firstColumn="0" w:lastColumn="0" w:oddVBand="0" w:evenVBand="0" w:oddHBand="0" w:evenHBand="1" w:firstRowFirstColumn="0" w:firstRowLastColumn="0" w:lastRowFirstColumn="0" w:lastRowLastColumn="0"/>
         </w:trPr>
         <w:tc>
           <w:tcPr>
-            <w:cnfStyle w:val="001000000000"/>
+            <w:cnfStyle w:val="001000000000" w:firstRow="0" w:lastRow="0" w:firstColumn="1" w:lastColumn="0" w:oddVBand="0" w:evenVBand="0" w:oddHBand="0" w:evenHBand="0" w:firstRowFirstColumn="0" w:firstRowLastColumn="0" w:lastRowFirstColumn="0" w:lastRowLastColumn="0"/>
             <w:tcW w:w="3348" w:type="dxa"/>
           </w:tcPr>
           <w:p>
@@ -742,11 +763,11 @@
       </w:tr>
       <w:tr>
         <w:trPr>
-          <w:cnfStyle w:val="000000100000"/>
+          <w:cnfStyle w:val="000000100000" w:firstRow="0" w:lastRow="0" w:firstColumn="0" w:lastColumn="0" w:oddVBand="0" w:evenVBand="0" w:oddHBand="1" w:evenHBand="0" w:firstRowFirstColumn="0" w:firstRowLastColumn="0" w:lastRowFirstColumn="0" w:lastRowLastColumn="0"/>
         </w:trPr>
         <w:tc>
           <w:tcPr>
-            <w:cnfStyle w:val="001000000000"/>
+            <w:cnfStyle w:val="001000000000" w:firstRow="0" w:lastRow="0" w:firstColumn="1" w:lastColumn="0" w:oddVBand="0" w:evenVBand="0" w:oddHBand="0" w:evenHBand="0" w:firstRowFirstColumn="0" w:firstRowLastColumn="0" w:lastRowFirstColumn="0" w:lastRowLastColumn="0"/>
             <w:tcW w:w="3348" w:type="dxa"/>
           </w:tcPr>
           <w:p>
@@ -770,11 +791,11 @@
       </w:tr>
       <w:tr>
         <w:trPr>
-          <w:cnfStyle w:val="000000010000"/>
+          <w:cnfStyle w:val="000000010000" w:firstRow="0" w:lastRow="0" w:firstColumn="0" w:lastColumn="0" w:oddVBand="0" w:evenVBand="0" w:oddHBand="0" w:evenHBand="1" w:firstRowFirstColumn="0" w:firstRowLastColumn="0" w:lastRowFirstColumn="0" w:lastRowLastColumn="0"/>
         </w:trPr>
         <w:tc>
           <w:tcPr>
-            <w:cnfStyle w:val="001000000000"/>
+            <w:cnfStyle w:val="001000000000" w:firstRow="0" w:lastRow="0" w:firstColumn="1" w:lastColumn="0" w:oddVBand="0" w:evenVBand="0" w:oddHBand="0" w:evenHBand="0" w:firstRowFirstColumn="0" w:firstRowLastColumn="0" w:lastRowFirstColumn="0" w:lastRowLastColumn="0"/>
             <w:tcW w:w="3348" w:type="dxa"/>
           </w:tcPr>
           <w:p>
@@ -798,11 +819,11 @@
       </w:tr>
       <w:tr>
         <w:trPr>
-          <w:cnfStyle w:val="000000100000"/>
+          <w:cnfStyle w:val="000000100000" w:firstRow="0" w:lastRow="0" w:firstColumn="0" w:lastColumn="0" w:oddVBand="0" w:evenVBand="0" w:oddHBand="1" w:evenHBand="0" w:firstRowFirstColumn="0" w:firstRowLastColumn="0" w:lastRowFirstColumn="0" w:lastRowLastColumn="0"/>
         </w:trPr>
         <w:tc>
           <w:tcPr>
-            <w:cnfStyle w:val="001000000000"/>
+            <w:cnfStyle w:val="001000000000" w:firstRow="0" w:lastRow="0" w:firstColumn="1" w:lastColumn="0" w:oddVBand="0" w:evenVBand="0" w:oddHBand="0" w:evenHBand="0" w:firstRowFirstColumn="0" w:firstRowLastColumn="0" w:lastRowFirstColumn="0" w:lastRowLastColumn="0"/>
             <w:tcW w:w="3348" w:type="dxa"/>
           </w:tcPr>
           <w:p>
@@ -826,11 +847,11 @@
       </w:tr>
       <w:tr>
         <w:trPr>
-          <w:cnfStyle w:val="000000010000"/>
+          <w:cnfStyle w:val="000000010000" w:firstRow="0" w:lastRow="0" w:firstColumn="0" w:lastColumn="0" w:oddVBand="0" w:evenVBand="0" w:oddHBand="0" w:evenHBand="1" w:firstRowFirstColumn="0" w:firstRowLastColumn="0" w:lastRowFirstColumn="0" w:lastRowLastColumn="0"/>
         </w:trPr>
         <w:tc>
           <w:tcPr>
-            <w:cnfStyle w:val="001000000000"/>
+            <w:cnfStyle w:val="001000000000" w:firstRow="0" w:lastRow="0" w:firstColumn="1" w:lastColumn="0" w:oddVBand="0" w:evenVBand="0" w:oddHBand="0" w:evenHBand="0" w:firstRowFirstColumn="0" w:firstRowLastColumn="0" w:lastRowFirstColumn="0" w:lastRowLastColumn="0"/>
             <w:tcW w:w="3348" w:type="dxa"/>
           </w:tcPr>
           <w:p>
@@ -944,7 +965,7 @@
           <w:u w:val="single"/>
         </w:rPr>
         <w:lastRenderedPageBreak/>
-        <w:t>System requirements</w:t>
+        <w:t>System Implementation</w:t>
       </w:r>
       <w:r>
         <w:rPr>
@@ -976,465 +997,86 @@
     </w:p>
     <w:p>
       <w:pPr>
-        <w:jc w:val="center"/>
-        <w:rPr>
-          <w:color w:val="C00000"/>
-          <w:sz w:val="34"/>
-        </w:rPr>
-      </w:pPr>
-    </w:p>
-    <w:p>
-      <w:pPr>
-        <w:jc w:val="center"/>
-        <w:rPr>
-          <w:color w:val="C00000"/>
-          <w:sz w:val="34"/>
-        </w:rPr>
-      </w:pPr>
-    </w:p>
-    <w:p>
-      <w:pPr>
-        <w:spacing w:line="360" w:lineRule="auto"/>
-        <w:rPr>
-          <w:b/>
+        <w:rPr>
+          <w:sz w:val="34"/>
+        </w:rPr>
+      </w:pPr>
+    </w:p>
+    <w:p>
+      <w:pPr>
+        <w:rPr>
+          <w:sz w:val="34"/>
+        </w:rPr>
+      </w:pPr>
+      <w:r>
+        <w:rPr>
+          <w:sz w:val="34"/>
+        </w:rPr>
+        <w:t>The project titled</w:t>
+      </w:r>
+      <w:r>
+        <w:rPr>
+          <w:i/>
+          <w:sz w:val="34"/>
+        </w:rPr>
+        <w:t xml:space="preserve"> </w:t>
+      </w:r>
+      <w:r>
+        <w:rPr>
+          <w:b/>
+          <w:i/>
           <w:color w:val="000000" w:themeColor="text1"/>
-          <w:sz w:val="30"/>
-          <w:u w:val="single"/>
-        </w:rPr>
-      </w:pPr>
-      <w:r>
-        <w:rPr>
-          <w:b/>
+          <w:sz w:val="34"/>
+          <w:u w:val="single"/>
+        </w:rPr>
+        <w:t>“Exam Management System”</w:t>
+      </w:r>
+      <w:r>
+        <w:rPr>
+          <w:b/>
+          <w:i/>
           <w:color w:val="000000" w:themeColor="text1"/>
-          <w:sz w:val="30"/>
-          <w:u w:val="single"/>
-        </w:rPr>
-        <w:t>Functional Requirements:</w:t>
-      </w:r>
-    </w:p>
-    <w:p>
-      <w:pPr>
-        <w:spacing w:line="360" w:lineRule="auto"/>
-        <w:rPr>
-          <w:color w:val="000000" w:themeColor="text1"/>
-          <w:sz w:val="30"/>
-        </w:rPr>
-      </w:pPr>
-      <w:r>
-        <w:rPr>
-          <w:b/>
-          <w:color w:val="000000" w:themeColor="text1"/>
-          <w:sz w:val="30"/>
-        </w:rPr>
-        <w:t>Inputs:</w:t>
-      </w:r>
-      <w:r>
-        <w:rPr>
-          <w:color w:val="000000" w:themeColor="text1"/>
-          <w:sz w:val="30"/>
-        </w:rPr>
-        <w:t xml:space="preserve"> The major inputs for Integration of Web based Accommodation Upholding</w:t>
-      </w:r>
-      <w:r>
-        <w:rPr>
-          <w:color w:val="000000" w:themeColor="text1"/>
-          <w:sz w:val="30"/>
+          <w:sz w:val="34"/>
         </w:rPr>
         <w:t xml:space="preserve"> </w:t>
       </w:r>
       <w:r>
         <w:rPr>
-          <w:color w:val="000000" w:themeColor="text1"/>
-          <w:sz w:val="30"/>
-        </w:rPr>
-        <w:t>Maintenance System can be categorized module -wise. Basically all the information is managed</w:t>
-      </w:r>
-      <w:r>
-        <w:rPr>
-          <w:color w:val="000000" w:themeColor="text1"/>
-          <w:sz w:val="30"/>
-        </w:rPr>
-        <w:t xml:space="preserve">  </w:t>
-      </w:r>
-      <w:r>
-        <w:rPr>
-          <w:color w:val="000000" w:themeColor="text1"/>
-          <w:sz w:val="30"/>
-        </w:rPr>
-        <w:t>by the software and in order to access the information one has to produce one's identity by</w:t>
-      </w:r>
-      <w:r>
-        <w:rPr>
-          <w:color w:val="000000" w:themeColor="text1"/>
-          <w:sz w:val="30"/>
-        </w:rPr>
-        <w:t xml:space="preserve"> </w:t>
-      </w:r>
-      <w:r>
-        <w:rPr>
-          <w:color w:val="000000" w:themeColor="text1"/>
-          <w:sz w:val="30"/>
-        </w:rPr>
-        <w:t>entering the user-id and password. Every user has their own domain of access beyond which</w:t>
-      </w:r>
-      <w:r>
-        <w:rPr>
-          <w:color w:val="000000" w:themeColor="text1"/>
-          <w:sz w:val="30"/>
-        </w:rPr>
-        <w:t xml:space="preserve"> </w:t>
-      </w:r>
-      <w:r>
-        <w:rPr>
-          <w:color w:val="000000" w:themeColor="text1"/>
-          <w:sz w:val="30"/>
-        </w:rPr>
-        <w:t>the access is dynamically refrained rather denied.</w:t>
-      </w:r>
-    </w:p>
-    <w:p>
-      <w:pPr>
-        <w:spacing w:line="360" w:lineRule="auto"/>
-        <w:rPr>
-          <w:color w:val="000000" w:themeColor="text1"/>
-          <w:sz w:val="30"/>
-        </w:rPr>
-      </w:pPr>
-    </w:p>
-    <w:p>
-      <w:pPr>
-        <w:spacing w:line="360" w:lineRule="auto"/>
-        <w:rPr>
-          <w:color w:val="000000" w:themeColor="text1"/>
-          <w:sz w:val="30"/>
-        </w:rPr>
-      </w:pPr>
-      <w:r>
-        <w:rPr>
-          <w:b/>
-          <w:color w:val="000000" w:themeColor="text1"/>
-          <w:sz w:val="30"/>
-        </w:rPr>
-        <w:t>Output:</w:t>
-      </w:r>
-      <w:r>
-        <w:rPr>
-          <w:color w:val="000000" w:themeColor="text1"/>
-          <w:sz w:val="30"/>
-        </w:rPr>
-        <w:t xml:space="preserve"> The major outputs of the system are tables and reports. Tables are created</w:t>
-      </w:r>
-      <w:r>
-        <w:rPr>
-          <w:color w:val="000000" w:themeColor="text1"/>
-          <w:sz w:val="30"/>
-        </w:rPr>
-        <w:t xml:space="preserve"> </w:t>
-      </w:r>
-      <w:r>
-        <w:rPr>
-          <w:color w:val="000000" w:themeColor="text1"/>
-          <w:sz w:val="30"/>
-        </w:rPr>
-        <w:t>dynamically to meet the requirements on demand. Reports, as it is obvious ,carry the gist of</w:t>
-      </w:r>
-      <w:r>
-        <w:rPr>
-          <w:color w:val="000000" w:themeColor="text1"/>
-          <w:sz w:val="30"/>
-        </w:rPr>
-        <w:t xml:space="preserve"> </w:t>
-      </w:r>
-      <w:r>
-        <w:rPr>
-          <w:color w:val="000000" w:themeColor="text1"/>
-          <w:sz w:val="30"/>
-        </w:rPr>
-        <w:t>the whole information that flows across the institution. This application must be able to</w:t>
-      </w:r>
-      <w:r>
-        <w:rPr>
-          <w:color w:val="000000" w:themeColor="text1"/>
-          <w:sz w:val="30"/>
-        </w:rPr>
-        <w:t xml:space="preserve"> </w:t>
-      </w:r>
-      <w:r>
-        <w:rPr>
-          <w:color w:val="000000" w:themeColor="text1"/>
-          <w:sz w:val="30"/>
-        </w:rPr>
-        <w:t>produce output at different modules for different inputs.</w:t>
-      </w:r>
-    </w:p>
-    <w:p>
-      <w:pPr>
-        <w:spacing w:line="360" w:lineRule="auto"/>
-        <w:rPr>
-          <w:color w:val="000000" w:themeColor="text1"/>
-          <w:sz w:val="30"/>
-        </w:rPr>
-      </w:pPr>
-    </w:p>
-    <w:p>
-      <w:pPr>
-        <w:spacing w:line="360" w:lineRule="auto"/>
-        <w:rPr>
-          <w:color w:val="000000" w:themeColor="text1"/>
-          <w:sz w:val="30"/>
-        </w:rPr>
-      </w:pPr>
-    </w:p>
-    <w:p>
-      <w:pPr>
-        <w:spacing w:line="360" w:lineRule="auto"/>
-        <w:rPr>
-          <w:color w:val="000000" w:themeColor="text1"/>
-          <w:sz w:val="30"/>
-        </w:rPr>
-      </w:pPr>
-    </w:p>
-    <w:p>
-      <w:pPr>
-        <w:spacing w:line="360" w:lineRule="auto"/>
-        <w:rPr>
-          <w:color w:val="000000" w:themeColor="text1"/>
-          <w:sz w:val="30"/>
-        </w:rPr>
-      </w:pPr>
-      <w:r>
-        <w:rPr>
-          <w:b/>
-          <w:color w:val="000000" w:themeColor="text1"/>
-          <w:sz w:val="30"/>
-        </w:rPr>
-        <w:lastRenderedPageBreak/>
-        <w:t>Performance Requirements:</w:t>
-      </w:r>
-      <w:r>
-        <w:rPr>
-          <w:color w:val="000000" w:themeColor="text1"/>
-          <w:sz w:val="30"/>
-        </w:rPr>
-        <w:t xml:space="preserve"> </w:t>
-      </w:r>
-      <w:r>
-        <w:rPr>
-          <w:color w:val="000000" w:themeColor="text1"/>
-          <w:sz w:val="30"/>
-        </w:rPr>
-        <w:t xml:space="preserve"> </w:t>
-      </w:r>
-      <w:r>
-        <w:rPr>
-          <w:color w:val="000000" w:themeColor="text1"/>
-          <w:sz w:val="30"/>
-        </w:rPr>
-        <w:t>Performance is measured in terms of reports generated weekly</w:t>
-      </w:r>
-      <w:r>
-        <w:rPr>
-          <w:color w:val="000000" w:themeColor="text1"/>
-          <w:sz w:val="30"/>
-        </w:rPr>
-        <w:t xml:space="preserve"> </w:t>
-      </w:r>
-      <w:r>
-        <w:rPr>
-          <w:color w:val="000000" w:themeColor="text1"/>
-          <w:sz w:val="30"/>
-        </w:rPr>
-        <w:t>and monthly.</w:t>
-      </w:r>
-    </w:p>
-    <w:p>
-      <w:pPr>
-        <w:spacing w:line="360" w:lineRule="auto"/>
-        <w:rPr>
-          <w:color w:val="000000" w:themeColor="text1"/>
-          <w:sz w:val="30"/>
-        </w:rPr>
-      </w:pPr>
-      <w:r>
-        <w:rPr>
-          <w:color w:val="000000" w:themeColor="text1"/>
-          <w:sz w:val="30"/>
-        </w:rPr>
-        <w:t xml:space="preserve"> Intended Audience and Reading Suggestions T</w:t>
-      </w:r>
-      <w:r>
-        <w:rPr>
-          <w:color w:val="000000" w:themeColor="text1"/>
-          <w:sz w:val="30"/>
-        </w:rPr>
-        <w:t xml:space="preserve">he document is prepared keeping </w:t>
-      </w:r>
-      <w:r>
-        <w:rPr>
-          <w:color w:val="000000" w:themeColor="text1"/>
-          <w:sz w:val="30"/>
-        </w:rPr>
-        <w:t>is view of the academic constructs of my Bachelors Degree /</w:t>
-      </w:r>
-      <w:r>
-        <w:rPr>
-          <w:color w:val="000000" w:themeColor="text1"/>
-          <w:sz w:val="30"/>
-        </w:rPr>
-        <w:t xml:space="preserve"> Masters Degree from university </w:t>
-      </w:r>
-      <w:r>
-        <w:rPr>
-          <w:color w:val="000000" w:themeColor="text1"/>
-          <w:sz w:val="30"/>
-        </w:rPr>
-        <w:t xml:space="preserve">as partial fulfillment of my academic purpose the document </w:t>
-      </w:r>
-      <w:r>
-        <w:rPr>
-          <w:color w:val="000000" w:themeColor="text1"/>
-          <w:sz w:val="30"/>
-        </w:rPr>
-        <w:t xml:space="preserve">specifies the general procedure </w:t>
-      </w:r>
-      <w:r>
-        <w:rPr>
-          <w:color w:val="000000" w:themeColor="text1"/>
-          <w:sz w:val="30"/>
-        </w:rPr>
-        <w:t>that that has been followed by me, while the sy</w:t>
-      </w:r>
-      <w:r>
-        <w:rPr>
-          <w:color w:val="000000" w:themeColor="text1"/>
-          <w:sz w:val="30"/>
-        </w:rPr>
-        <w:t xml:space="preserve">stem was studied and developed. </w:t>
-      </w:r>
-      <w:r>
-        <w:rPr>
-          <w:color w:val="000000" w:themeColor="text1"/>
-          <w:sz w:val="30"/>
-        </w:rPr>
-        <w:t>The general document was provided by the industry as a r</w:t>
-      </w:r>
-      <w:r>
-        <w:rPr>
-          <w:color w:val="000000" w:themeColor="text1"/>
-          <w:sz w:val="30"/>
-        </w:rPr>
-        <w:t xml:space="preserve">eference guide to understand my </w:t>
-      </w:r>
-      <w:r>
-        <w:rPr>
-          <w:color w:val="000000" w:themeColor="text1"/>
-          <w:sz w:val="30"/>
-        </w:rPr>
-        <w:t xml:space="preserve">responsibilities in developing the system, with respect to the </w:t>
-      </w:r>
-      <w:r>
-        <w:rPr>
-          <w:color w:val="000000" w:themeColor="text1"/>
-          <w:sz w:val="30"/>
-        </w:rPr>
-        <w:t xml:space="preserve">requirements that have been pin </w:t>
-      </w:r>
-      <w:r>
-        <w:rPr>
-          <w:color w:val="000000" w:themeColor="text1"/>
-          <w:sz w:val="30"/>
-        </w:rPr>
-        <w:t>pointed to get the exact structure of the system as stated by t</w:t>
-      </w:r>
-      <w:r>
-        <w:rPr>
-          <w:color w:val="000000" w:themeColor="text1"/>
-          <w:sz w:val="30"/>
-        </w:rPr>
-        <w:t xml:space="preserve">he actual client. The system as </w:t>
-      </w:r>
-      <w:r>
-        <w:rPr>
-          <w:color w:val="000000" w:themeColor="text1"/>
-          <w:sz w:val="30"/>
-        </w:rPr>
-        <w:t>stated by my project leader the actual standards of th</w:t>
-      </w:r>
-      <w:r>
-        <w:rPr>
-          <w:color w:val="000000" w:themeColor="text1"/>
-          <w:sz w:val="30"/>
-        </w:rPr>
-        <w:t xml:space="preserve">e specification were desired by </w:t>
-      </w:r>
-      <w:r>
-        <w:rPr>
-          <w:color w:val="000000" w:themeColor="text1"/>
-          <w:sz w:val="30"/>
-        </w:rPr>
-        <w:t>conducting a series of interviews and questionnaires. The coll</w:t>
-      </w:r>
-      <w:r>
-        <w:rPr>
-          <w:color w:val="000000" w:themeColor="text1"/>
-          <w:sz w:val="30"/>
-        </w:rPr>
-        <w:t xml:space="preserve">ected information was organized </w:t>
-      </w:r>
-      <w:r>
-        <w:rPr>
-          <w:color w:val="000000" w:themeColor="text1"/>
-          <w:sz w:val="30"/>
-        </w:rPr>
-        <w:t>to fo</w:t>
-      </w:r>
-      <w:r>
-        <w:rPr>
-          <w:color w:val="000000" w:themeColor="text1"/>
-          <w:sz w:val="30"/>
-        </w:rPr>
-        <w:t>rm the specification document.</w:t>
-      </w:r>
-    </w:p>
-    <w:p>
-      <w:pPr>
-        <w:spacing w:line="360" w:lineRule="auto"/>
-        <w:rPr>
-          <w:color w:val="000000" w:themeColor="text1"/>
-          <w:sz w:val="30"/>
-        </w:rPr>
-      </w:pPr>
-    </w:p>
-    <w:p>
-      <w:pPr>
-        <w:spacing w:line="360" w:lineRule="auto"/>
-        <w:rPr>
-          <w:b/>
-          <w:i/>
-          <w:color w:val="000000" w:themeColor="text1"/>
-          <w:sz w:val="30"/>
-          <w:u w:val="single"/>
-        </w:rPr>
-      </w:pPr>
-      <w:r>
-        <w:rPr>
-          <w:b/>
-          <w:i/>
-          <w:color w:val="000000" w:themeColor="text1"/>
-          <w:sz w:val="30"/>
-          <w:u w:val="single"/>
-        </w:rPr>
-        <w:t>Functional Requirements</w:t>
-      </w:r>
-      <w:r>
-        <w:rPr>
-          <w:b/>
-          <w:i/>
-          <w:color w:val="000000" w:themeColor="text1"/>
-          <w:sz w:val="30"/>
-          <w:u w:val="single"/>
-        </w:rPr>
-        <w:t>:</w:t>
+          <w:sz w:val="34"/>
+        </w:rPr>
+        <w:t xml:space="preserve">is a web-based system that provides </w:t>
+      </w:r>
+      <w:r>
+        <w:rPr>
+          <w:sz w:val="34"/>
+        </w:rPr>
+        <w:t>an easy way to login and manage exam related activities.</w:t>
+      </w:r>
+    </w:p>
+    <w:p>
+      <w:pPr>
+        <w:rPr>
+          <w:sz w:val="34"/>
+        </w:rPr>
+      </w:pPr>
+    </w:p>
+    <w:p>
+      <w:pPr>
+        <w:rPr>
+          <w:b/>
+          <w:i/>
+          <w:sz w:val="34"/>
+          <w:u w:val="single"/>
+        </w:rPr>
+      </w:pPr>
+      <w:r>
+        <w:rPr>
+          <w:b/>
+          <w:i/>
+          <w:sz w:val="34"/>
+          <w:u w:val="single"/>
+        </w:rPr>
+        <w:t>Objective:</w:t>
       </w:r>
     </w:p>
     <w:p>
@@ -1442,20 +1084,20 @@
         <w:pStyle w:val="ListParagraph"/>
         <w:numPr>
           <w:ilvl w:val="0"/>
-          <w:numId w:val="11"/>
+          <w:numId w:val="18"/>
         </w:numPr>
-        <w:spacing w:line="360" w:lineRule="auto"/>
-        <w:rPr>
-          <w:color w:val="000000" w:themeColor="text1"/>
-          <w:sz w:val="30"/>
-        </w:rPr>
-      </w:pPr>
-      <w:r>
-        <w:rPr>
-          <w:color w:val="000000" w:themeColor="text1"/>
-          <w:sz w:val="30"/>
-        </w:rPr>
-        <w:t>Students and Teachers will be to login to the system.</w:t>
+        <w:rPr>
+          <w:b/>
+          <w:i/>
+          <w:sz w:val="34"/>
+          <w:u w:val="single"/>
+        </w:rPr>
+      </w:pPr>
+      <w:r>
+        <w:rPr>
+          <w:sz w:val="34"/>
+        </w:rPr>
+        <w:t>Student Registration system</w:t>
       </w:r>
     </w:p>
     <w:p>
@@ -1463,20 +1105,20 @@
         <w:pStyle w:val="ListParagraph"/>
         <w:numPr>
           <w:ilvl w:val="0"/>
-          <w:numId w:val="11"/>
+          <w:numId w:val="18"/>
         </w:numPr>
-        <w:spacing w:line="360" w:lineRule="auto"/>
-        <w:rPr>
-          <w:color w:val="000000" w:themeColor="text1"/>
-          <w:sz w:val="30"/>
-        </w:rPr>
-      </w:pPr>
-      <w:r>
-        <w:rPr>
-          <w:color w:val="000000" w:themeColor="text1"/>
-          <w:sz w:val="30"/>
-        </w:rPr>
-        <w:t>Only one administrator will control all system settings.</w:t>
+        <w:rPr>
+          <w:b/>
+          <w:i/>
+          <w:sz w:val="34"/>
+          <w:u w:val="single"/>
+        </w:rPr>
+      </w:pPr>
+      <w:r>
+        <w:rPr>
+          <w:sz w:val="34"/>
+        </w:rPr>
+        <w:t>Student login system.</w:t>
       </w:r>
     </w:p>
     <w:p>
@@ -1484,20 +1126,20 @@
         <w:pStyle w:val="ListParagraph"/>
         <w:numPr>
           <w:ilvl w:val="0"/>
-          <w:numId w:val="11"/>
+          <w:numId w:val="18"/>
         </w:numPr>
-        <w:spacing w:line="360" w:lineRule="auto"/>
-        <w:rPr>
-          <w:color w:val="000000" w:themeColor="text1"/>
-          <w:sz w:val="30"/>
-        </w:rPr>
-      </w:pPr>
-      <w:r>
-        <w:rPr>
-          <w:color w:val="000000" w:themeColor="text1"/>
-          <w:sz w:val="30"/>
-        </w:rPr>
-        <w:t>Students will be able to register using</w:t>
+        <w:rPr>
+          <w:b/>
+          <w:i/>
+          <w:sz w:val="34"/>
+          <w:u w:val="single"/>
+        </w:rPr>
+      </w:pPr>
+      <w:r>
+        <w:rPr>
+          <w:sz w:val="34"/>
+        </w:rPr>
+        <w:t>Student can view and get notified for upcoming exam</w:t>
       </w:r>
     </w:p>
     <w:p>
@@ -1505,41 +1147,153 @@
         <w:pStyle w:val="ListParagraph"/>
         <w:numPr>
           <w:ilvl w:val="0"/>
-          <w:numId w:val="12"/>
+          <w:numId w:val="18"/>
         </w:numPr>
-        <w:spacing w:line="360" w:lineRule="auto"/>
-        <w:rPr>
-          <w:color w:val="000000" w:themeColor="text1"/>
-          <w:sz w:val="30"/>
-        </w:rPr>
-      </w:pPr>
-      <w:r>
-        <w:rPr>
-          <w:color w:val="000000" w:themeColor="text1"/>
-          <w:sz w:val="30"/>
-        </w:rPr>
-        <w:t>Name</w:t>
-      </w:r>
+        <w:rPr>
+          <w:b/>
+          <w:i/>
+          <w:sz w:val="34"/>
+          <w:u w:val="single"/>
+        </w:rPr>
+      </w:pPr>
+      <w:r>
+        <w:rPr>
+          <w:sz w:val="34"/>
+        </w:rPr>
+        <w:t>Teachers can login to the system using predefined ID</w:t>
+      </w:r>
+    </w:p>
+    <w:p>
+      <w:pPr>
+        <w:pStyle w:val="ListParagraph"/>
+        <w:rPr>
+          <w:b/>
+          <w:i/>
+          <w:sz w:val="34"/>
+          <w:u w:val="single"/>
+        </w:rPr>
+      </w:pPr>
+    </w:p>
+    <w:p>
+      <w:pPr>
+        <w:pStyle w:val="ListParagraph"/>
+        <w:jc w:val="center"/>
+        <w:rPr>
+          <w:b/>
+          <w:i/>
+          <w:sz w:val="34"/>
+          <w:u w:val="single"/>
+        </w:rPr>
+      </w:pPr>
+    </w:p>
+    <w:p>
+      <w:pPr>
+        <w:pStyle w:val="ListParagraph"/>
+        <w:jc w:val="center"/>
+        <w:rPr>
+          <w:b/>
+          <w:i/>
+          <w:sz w:val="34"/>
+          <w:u w:val="single"/>
+        </w:rPr>
+      </w:pPr>
+    </w:p>
+    <w:p>
+      <w:pPr>
+        <w:pStyle w:val="ListParagraph"/>
+        <w:jc w:val="center"/>
+        <w:rPr>
+          <w:b/>
+          <w:i/>
+          <w:sz w:val="34"/>
+          <w:u w:val="single"/>
+        </w:rPr>
+      </w:pPr>
+    </w:p>
+    <w:p>
+      <w:pPr>
+        <w:pStyle w:val="ListParagraph"/>
+        <w:jc w:val="center"/>
+        <w:rPr>
+          <w:b/>
+          <w:i/>
+          <w:sz w:val="34"/>
+          <w:u w:val="single"/>
+        </w:rPr>
+      </w:pPr>
+    </w:p>
+    <w:p>
+      <w:pPr>
+        <w:pStyle w:val="ListParagraph"/>
+        <w:jc w:val="center"/>
+        <w:rPr>
+          <w:b/>
+          <w:i/>
+          <w:sz w:val="34"/>
+          <w:u w:val="single"/>
+        </w:rPr>
+      </w:pPr>
+    </w:p>
+    <w:p>
+      <w:pPr>
+        <w:pStyle w:val="ListParagraph"/>
+        <w:jc w:val="center"/>
+        <w:rPr>
+          <w:b/>
+          <w:i/>
+          <w:sz w:val="34"/>
+          <w:u w:val="single"/>
+        </w:rPr>
+      </w:pPr>
+      <w:r>
+        <w:rPr>
+          <w:b/>
+          <w:i/>
+          <w:sz w:val="34"/>
+          <w:u w:val="single"/>
+        </w:rPr>
+        <w:t>PROJECT SPECIFICATION</w:t>
+      </w:r>
+    </w:p>
+    <w:p>
+      <w:pPr>
+        <w:pStyle w:val="ListParagraph"/>
+        <w:rPr>
+          <w:b/>
+          <w:i/>
+          <w:sz w:val="34"/>
+          <w:u w:val="single"/>
+        </w:rPr>
+      </w:pPr>
     </w:p>
     <w:p>
       <w:pPr>
         <w:pStyle w:val="ListParagraph"/>
         <w:numPr>
           <w:ilvl w:val="0"/>
-          <w:numId w:val="12"/>
+          <w:numId w:val="18"/>
         </w:numPr>
-        <w:spacing w:line="360" w:lineRule="auto"/>
-        <w:rPr>
-          <w:color w:val="000000" w:themeColor="text1"/>
-          <w:sz w:val="30"/>
-        </w:rPr>
-      </w:pPr>
-      <w:r>
-        <w:rPr>
-          <w:color w:val="000000" w:themeColor="text1"/>
-          <w:sz w:val="30"/>
-        </w:rPr>
-        <w:t>Department</w:t>
+        <w:rPr>
+          <w:b/>
+          <w:i/>
+          <w:sz w:val="34"/>
+          <w:u w:val="single"/>
+        </w:rPr>
+      </w:pPr>
+      <w:r>
+        <w:rPr>
+          <w:b/>
+          <w:i/>
+          <w:sz w:val="34"/>
+          <w:u w:val="single"/>
+        </w:rPr>
+        <w:t xml:space="preserve">Existing System: </w:t>
+      </w:r>
+      <w:r>
+        <w:rPr>
+          <w:sz w:val="34"/>
+        </w:rPr>
+        <w:t>This is a unique project which provides an efficient way to manage inter university On-Campus and Online Exam.</w:t>
       </w:r>
     </w:p>
     <w:p>
@@ -1547,182 +1301,286 @@
         <w:pStyle w:val="ListParagraph"/>
         <w:numPr>
           <w:ilvl w:val="0"/>
-          <w:numId w:val="12"/>
+          <w:numId w:val="18"/>
         </w:numPr>
-        <w:spacing w:line="360" w:lineRule="auto"/>
-        <w:rPr>
-          <w:color w:val="000000" w:themeColor="text1"/>
-          <w:sz w:val="30"/>
-        </w:rPr>
-      </w:pPr>
-      <w:r>
-        <w:rPr>
-          <w:color w:val="000000" w:themeColor="text1"/>
-          <w:sz w:val="30"/>
-        </w:rPr>
-        <w:t>Date of Birth</w:t>
-      </w:r>
+        <w:rPr>
+          <w:b/>
+          <w:i/>
+          <w:sz w:val="34"/>
+          <w:u w:val="single"/>
+        </w:rPr>
+      </w:pPr>
+      <w:r>
+        <w:rPr>
+          <w:b/>
+          <w:i/>
+          <w:sz w:val="34"/>
+          <w:u w:val="single"/>
+        </w:rPr>
+        <w:t>Proposed System</w:t>
+      </w:r>
+      <w:r>
+        <w:rPr>
+          <w:b/>
+          <w:i/>
+          <w:sz w:val="34"/>
+          <w:u w:val="single"/>
+        </w:rPr>
+        <w:t xml:space="preserve">: </w:t>
+      </w:r>
+      <w:r>
+        <w:rPr>
+          <w:sz w:val="34"/>
+        </w:rPr>
+        <w:t>The proposed system offers unique tools for handing exam related issues efficiently</w:t>
+      </w:r>
+      <w:r>
+        <w:rPr>
+          <w:sz w:val="34"/>
+        </w:rPr>
+        <w:t>.</w:t>
+      </w:r>
+    </w:p>
+    <w:p>
+      <w:pPr>
+        <w:pStyle w:val="ListParagraph"/>
+        <w:rPr>
+          <w:b/>
+          <w:i/>
+          <w:sz w:val="34"/>
+          <w:u w:val="single"/>
+        </w:rPr>
+      </w:pPr>
+    </w:p>
+    <w:p>
+      <w:pPr>
+        <w:pStyle w:val="ListParagraph"/>
+        <w:jc w:val="center"/>
+        <w:rPr>
+          <w:b/>
+          <w:i/>
+          <w:sz w:val="34"/>
+          <w:u w:val="single"/>
+        </w:rPr>
+      </w:pPr>
+      <w:r>
+        <w:rPr>
+          <w:b/>
+          <w:i/>
+          <w:sz w:val="34"/>
+          <w:u w:val="single"/>
+        </w:rPr>
+        <w:lastRenderedPageBreak/>
+        <w:t>MODULE DESCRIPTION</w:t>
+      </w:r>
+    </w:p>
+    <w:p>
+      <w:pPr>
+        <w:pStyle w:val="ListParagraph"/>
+        <w:rPr>
+          <w:sz w:val="34"/>
+        </w:rPr>
+      </w:pPr>
     </w:p>
     <w:p>
       <w:pPr>
         <w:pStyle w:val="ListParagraph"/>
         <w:numPr>
           <w:ilvl w:val="0"/>
-          <w:numId w:val="12"/>
+          <w:numId w:val="18"/>
         </w:numPr>
-        <w:spacing w:line="360" w:lineRule="auto"/>
-        <w:rPr>
-          <w:color w:val="000000" w:themeColor="text1"/>
-          <w:sz w:val="30"/>
-        </w:rPr>
-      </w:pPr>
-      <w:r>
-        <w:rPr>
-          <w:color w:val="000000" w:themeColor="text1"/>
-          <w:sz w:val="30"/>
-        </w:rPr>
-        <w:lastRenderedPageBreak/>
-        <w:t>ID No</w:t>
-      </w:r>
+        <w:rPr>
+          <w:b/>
+          <w:i/>
+          <w:sz w:val="34"/>
+          <w:u w:val="single"/>
+        </w:rPr>
+      </w:pPr>
+      <w:r>
+        <w:rPr>
+          <w:b/>
+          <w:i/>
+          <w:sz w:val="34"/>
+          <w:u w:val="single"/>
+        </w:rPr>
+        <w:t xml:space="preserve">Registration: </w:t>
+      </w:r>
+      <w:r>
+        <w:rPr>
+          <w:sz w:val="34"/>
+        </w:rPr>
+        <w:t xml:space="preserve">All students from </w:t>
+      </w:r>
+      <w:r>
+        <w:rPr>
+          <w:i/>
+          <w:sz w:val="34"/>
+        </w:rPr>
+        <w:t>“Green University of Bangladesh”</w:t>
+      </w:r>
+      <w:r>
+        <w:rPr>
+          <w:sz w:val="34"/>
+        </w:rPr>
+        <w:t xml:space="preserve"> will be requested to sign up to our system using their </w:t>
+      </w:r>
+      <w:r>
+        <w:rPr>
+          <w:sz w:val="34"/>
+        </w:rPr>
+        <w:t>student id, username and password</w:t>
+      </w:r>
+      <w:r>
+        <w:rPr>
+          <w:sz w:val="34"/>
+        </w:rPr>
+        <w:t xml:space="preserve">, date of birth, semester, and department. </w:t>
+      </w:r>
+    </w:p>
+    <w:p>
+      <w:pPr>
+        <w:pStyle w:val="ListParagraph"/>
+        <w:rPr>
+          <w:b/>
+          <w:i/>
+          <w:sz w:val="34"/>
+          <w:u w:val="single"/>
+        </w:rPr>
+      </w:pPr>
     </w:p>
     <w:p>
       <w:pPr>
         <w:pStyle w:val="ListParagraph"/>
         <w:numPr>
           <w:ilvl w:val="0"/>
-          <w:numId w:val="12"/>
+          <w:numId w:val="18"/>
         </w:numPr>
-        <w:spacing w:line="360" w:lineRule="auto"/>
-        <w:rPr>
-          <w:color w:val="000000" w:themeColor="text1"/>
-          <w:sz w:val="30"/>
-        </w:rPr>
-      </w:pPr>
-      <w:r>
-        <w:rPr>
-          <w:color w:val="000000" w:themeColor="text1"/>
-          <w:sz w:val="30"/>
-        </w:rPr>
-        <w:t>Semester</w:t>
-      </w:r>
+        <w:rPr>
+          <w:b/>
+          <w:i/>
+          <w:sz w:val="34"/>
+          <w:u w:val="single"/>
+        </w:rPr>
+      </w:pPr>
+      <w:r>
+        <w:rPr>
+          <w:sz w:val="34"/>
+        </w:rPr>
+        <w:t>Registering teachers is not allowed directly. Teachers will get user id and password along with TID from university. Using these login information they will be able to login to the system and access resources for teachers.</w:t>
+      </w:r>
+    </w:p>
+    <w:p>
+      <w:pPr>
+        <w:pStyle w:val="ListParagraph"/>
+        <w:rPr>
+          <w:b/>
+          <w:i/>
+          <w:sz w:val="34"/>
+          <w:u w:val="single"/>
+        </w:rPr>
+      </w:pPr>
     </w:p>
     <w:p>
       <w:pPr>
         <w:pStyle w:val="ListParagraph"/>
         <w:numPr>
           <w:ilvl w:val="0"/>
-          <w:numId w:val="12"/>
+          <w:numId w:val="18"/>
         </w:numPr>
-        <w:spacing w:line="360" w:lineRule="auto"/>
-        <w:rPr>
-          <w:color w:val="000000" w:themeColor="text1"/>
-          <w:sz w:val="30"/>
-        </w:rPr>
-      </w:pPr>
-      <w:r>
-        <w:rPr>
-          <w:color w:val="000000" w:themeColor="text1"/>
-          <w:sz w:val="30"/>
-        </w:rPr>
-        <w:t>Year</w:t>
-      </w:r>
+        <w:rPr>
+          <w:b/>
+          <w:i/>
+          <w:sz w:val="34"/>
+          <w:u w:val="single"/>
+        </w:rPr>
+      </w:pPr>
+      <w:r>
+        <w:rPr>
+          <w:sz w:val="34"/>
+        </w:rPr>
+        <w:t>This system have only one predefined administrator id. Which will be secure and encrypted using secure hash algorithm so that hacker or other third party cannot access any information from central database.</w:t>
+      </w:r>
+    </w:p>
+    <w:p>
+      <w:pPr>
+        <w:pStyle w:val="ListParagraph"/>
+        <w:rPr>
+          <w:b/>
+          <w:i/>
+          <w:sz w:val="34"/>
+          <w:u w:val="single"/>
+        </w:rPr>
+      </w:pPr>
     </w:p>
     <w:p>
       <w:pPr>
         <w:pStyle w:val="ListParagraph"/>
         <w:numPr>
           <w:ilvl w:val="0"/>
-          <w:numId w:val="14"/>
+          <w:numId w:val="18"/>
         </w:numPr>
-        <w:spacing w:line="360" w:lineRule="auto"/>
-        <w:rPr>
-          <w:color w:val="000000" w:themeColor="text1"/>
-          <w:sz w:val="30"/>
-        </w:rPr>
-      </w:pPr>
-      <w:r>
-        <w:rPr>
-          <w:color w:val="000000" w:themeColor="text1"/>
-          <w:sz w:val="30"/>
-        </w:rPr>
-        <w:t>Teachers will get a TMIS ID from university to login to the system</w:t>
-      </w:r>
-      <w:r>
-        <w:rPr>
-          <w:color w:val="000000" w:themeColor="text1"/>
-          <w:sz w:val="30"/>
-        </w:rPr>
-        <w:t>.</w:t>
-      </w:r>
+        <w:rPr>
+          <w:b/>
+          <w:i/>
+          <w:sz w:val="34"/>
+          <w:u w:val="single"/>
+        </w:rPr>
+      </w:pPr>
+      <w:r>
+        <w:rPr>
+          <w:b/>
+          <w:i/>
+          <w:sz w:val="34"/>
+          <w:u w:val="single"/>
+        </w:rPr>
+        <w:t>Login:</w:t>
+      </w:r>
+      <w:r>
+        <w:rPr>
+          <w:b/>
+          <w:i/>
+          <w:sz w:val="34"/>
+          <w:u w:val="single"/>
+        </w:rPr>
+        <w:t xml:space="preserve"> </w:t>
+      </w:r>
+      <w:r>
+        <w:rPr>
+          <w:sz w:val="34"/>
+        </w:rPr>
+        <w:t>Students and Teachers can login to the system to view exam related activities.</w:t>
+      </w:r>
+      <w:r>
+        <w:rPr>
+          <w:sz w:val="34"/>
+        </w:rPr>
+        <w:t xml:space="preserve"> Only Administrator and teachers can control them.</w:t>
+      </w:r>
+    </w:p>
+    <w:p>
+      <w:pPr>
+        <w:pStyle w:val="ListParagraph"/>
+        <w:rPr>
+          <w:sz w:val="34"/>
+        </w:rPr>
+      </w:pPr>
     </w:p>
     <w:p>
       <w:pPr>
         <w:pStyle w:val="ListParagraph"/>
         <w:numPr>
           <w:ilvl w:val="0"/>
-          <w:numId w:val="14"/>
+          <w:numId w:val="20"/>
         </w:numPr>
-        <w:spacing w:line="360" w:lineRule="auto"/>
-        <w:rPr>
-          <w:color w:val="000000" w:themeColor="text1"/>
-          <w:sz w:val="30"/>
-        </w:rPr>
-      </w:pPr>
-      <w:r>
-        <w:rPr>
-          <w:color w:val="000000" w:themeColor="text1"/>
-          <w:sz w:val="30"/>
-        </w:rPr>
-        <w:t>Admin ID is system reserved. Only one person can act as admin.</w:t>
-      </w:r>
-    </w:p>
-    <w:p>
-      <w:pPr>
-        <w:spacing w:line="360" w:lineRule="auto"/>
-        <w:rPr>
-          <w:color w:val="000000" w:themeColor="text1"/>
-          <w:sz w:val="30"/>
-        </w:rPr>
-      </w:pPr>
-    </w:p>
-    <w:p>
-      <w:pPr>
-        <w:spacing w:line="360" w:lineRule="auto"/>
-        <w:rPr>
-          <w:color w:val="000000" w:themeColor="text1"/>
-          <w:sz w:val="30"/>
-        </w:rPr>
-      </w:pPr>
-    </w:p>
-    <w:p>
-      <w:pPr>
-        <w:spacing w:line="360" w:lineRule="auto"/>
-        <w:rPr>
-          <w:color w:val="000000" w:themeColor="text1"/>
-          <w:sz w:val="30"/>
-        </w:rPr>
-      </w:pPr>
-    </w:p>
-    <w:p>
-      <w:pPr>
-        <w:spacing w:line="360" w:lineRule="auto"/>
-        <w:rPr>
-          <w:b/>
-          <w:i/>
-          <w:color w:val="000000" w:themeColor="text1"/>
-          <w:sz w:val="30"/>
-          <w:u w:val="single"/>
-        </w:rPr>
-      </w:pPr>
-      <w:r>
-        <w:rPr>
-          <w:b/>
-          <w:i/>
-          <w:color w:val="000000" w:themeColor="text1"/>
-          <w:sz w:val="30"/>
-          <w:u w:val="single"/>
-        </w:rPr>
-        <w:t>Performance Requirements</w:t>
+        <w:rPr>
+          <w:sz w:val="34"/>
+        </w:rPr>
+      </w:pPr>
+      <w:r>
+        <w:rPr>
+          <w:sz w:val="34"/>
+        </w:rPr>
+        <w:t>Students will login to the system</w:t>
       </w:r>
     </w:p>
     <w:p>
@@ -1730,21 +1588,17 @@
         <w:pStyle w:val="ListParagraph"/>
         <w:numPr>
           <w:ilvl w:val="0"/>
-          <w:numId w:val="14"/>
+          <w:numId w:val="20"/>
         </w:numPr>
-        <w:spacing w:line="360" w:lineRule="auto"/>
-        <w:rPr>
-          <w:color w:val="000000" w:themeColor="text1"/>
-          <w:sz w:val="30"/>
-        </w:rPr>
-      </w:pPr>
-      <w:r>
-        <w:rPr>
-          <w:rFonts w:ascii="Calibri" w:hAnsi="Calibri" w:cs="Calibri"/>
-          <w:color w:val="000000" w:themeColor="text1"/>
-          <w:sz w:val="30"/>
-        </w:rPr>
-        <w:t xml:space="preserve"> Data in database should be updated within 2 seconds.</w:t>
+        <w:rPr>
+          <w:sz w:val="34"/>
+        </w:rPr>
+      </w:pPr>
+      <w:r>
+        <w:rPr>
+          <w:sz w:val="34"/>
+        </w:rPr>
+        <w:t>After successful login, a window will appear</w:t>
       </w:r>
     </w:p>
     <w:p>
@@ -1752,21 +1606,17 @@
         <w:pStyle w:val="ListParagraph"/>
         <w:numPr>
           <w:ilvl w:val="0"/>
-          <w:numId w:val="14"/>
+          <w:numId w:val="20"/>
         </w:numPr>
-        <w:spacing w:line="360" w:lineRule="auto"/>
-        <w:rPr>
-          <w:color w:val="000000" w:themeColor="text1"/>
-          <w:sz w:val="30"/>
-        </w:rPr>
-      </w:pPr>
-      <w:r>
-        <w:rPr>
-          <w:rFonts w:ascii="Calibri" w:hAnsi="Calibri" w:cs="Calibri"/>
-          <w:color w:val="000000" w:themeColor="text1"/>
-          <w:sz w:val="30"/>
-        </w:rPr>
-        <w:t>Query results must return results within 5 seconds</w:t>
+        <w:rPr>
+          <w:sz w:val="34"/>
+        </w:rPr>
+      </w:pPr>
+      <w:r>
+        <w:rPr>
+          <w:sz w:val="34"/>
+        </w:rPr>
+        <w:t>Students can view upcoming exam, notice</w:t>
       </w:r>
     </w:p>
     <w:p>
@@ -1774,104 +1624,94 @@
         <w:pStyle w:val="ListParagraph"/>
         <w:numPr>
           <w:ilvl w:val="0"/>
-          <w:numId w:val="14"/>
+          <w:numId w:val="20"/>
         </w:numPr>
-        <w:spacing w:line="360" w:lineRule="auto"/>
-        <w:rPr>
-          <w:color w:val="000000" w:themeColor="text1"/>
-          <w:sz w:val="30"/>
-        </w:rPr>
-      </w:pPr>
-      <w:r>
-        <w:rPr>
-          <w:rFonts w:ascii="Calibri" w:hAnsi="Calibri" w:cs="Calibri"/>
-          <w:color w:val="000000" w:themeColor="text1"/>
-          <w:sz w:val="30"/>
-        </w:rPr>
-        <w:t xml:space="preserve">Load time of UI Should not take more than 2 </w:t>
-      </w:r>
-      <w:r>
-        <w:rPr>
-          <w:color w:val="000000" w:themeColor="text1"/>
-          <w:sz w:val="30"/>
-        </w:rPr>
-        <w:t>seconds</w:t>
-      </w:r>
+        <w:rPr>
+          <w:sz w:val="34"/>
+        </w:rPr>
+      </w:pPr>
+      <w:r>
+        <w:rPr>
+          <w:sz w:val="34"/>
+        </w:rPr>
+        <w:t>Student can view their progress report and profile</w:t>
+      </w:r>
+    </w:p>
+    <w:p>
+      <w:pPr>
+        <w:rPr>
+          <w:sz w:val="34"/>
+        </w:rPr>
+      </w:pPr>
+    </w:p>
+    <w:p>
+      <w:pPr>
+        <w:jc w:val="center"/>
+        <w:rPr>
+          <w:b/>
+          <w:i/>
+          <w:sz w:val="34"/>
+          <w:u w:val="single"/>
+        </w:rPr>
+      </w:pPr>
+      <w:r>
+        <w:rPr>
+          <w:b/>
+          <w:i/>
+          <w:sz w:val="34"/>
+          <w:u w:val="single"/>
+        </w:rPr>
+        <w:lastRenderedPageBreak/>
+        <w:t>DEVELOPMENT CYCLE</w:t>
+      </w:r>
+    </w:p>
+    <w:p>
+      <w:pPr>
+        <w:pStyle w:val="ListParagraph"/>
+        <w:rPr>
+          <w:sz w:val="34"/>
+        </w:rPr>
+      </w:pPr>
+    </w:p>
+    <w:p>
+      <w:pPr>
+        <w:pStyle w:val="ListParagraph"/>
+        <w:rPr>
+          <w:b/>
+          <w:i/>
+          <w:sz w:val="34"/>
+          <w:u w:val="single"/>
+        </w:rPr>
+      </w:pPr>
     </w:p>
     <w:p>
       <w:pPr>
         <w:pStyle w:val="ListParagraph"/>
         <w:numPr>
           <w:ilvl w:val="0"/>
-          <w:numId w:val="14"/>
+          <w:numId w:val="22"/>
         </w:numPr>
-        <w:spacing w:line="360" w:lineRule="auto"/>
-        <w:rPr>
-          <w:rFonts w:ascii="Calibri" w:hAnsi="Calibri" w:cs="Calibri"/>
-          <w:color w:val="000000" w:themeColor="text1"/>
-          <w:sz w:val="30"/>
-        </w:rPr>
-      </w:pPr>
-      <w:r>
-        <w:rPr>
-          <w:rFonts w:ascii="Calibri" w:hAnsi="Calibri" w:cs="Calibri"/>
-          <w:color w:val="000000" w:themeColor="text1"/>
-          <w:sz w:val="30"/>
-        </w:rPr>
-        <w:t>Login Validation should be done within 3 seconds</w:t>
-      </w:r>
-    </w:p>
-    <w:p>
-      <w:pPr>
-        <w:pStyle w:val="ListParagraph"/>
-        <w:spacing w:line="360" w:lineRule="auto"/>
-        <w:rPr>
-          <w:color w:val="000000" w:themeColor="text1"/>
-          <w:sz w:val="30"/>
-        </w:rPr>
-      </w:pPr>
-    </w:p>
-    <w:p>
-      <w:pPr>
-        <w:pStyle w:val="ListParagraph"/>
-        <w:spacing w:line="360" w:lineRule="auto"/>
-        <w:rPr>
-          <w:color w:val="000000" w:themeColor="text1"/>
-          <w:sz w:val="30"/>
-        </w:rPr>
-      </w:pPr>
-    </w:p>
-    <w:p>
-      <w:pPr>
-        <w:pStyle w:val="ListParagraph"/>
-        <w:spacing w:line="360" w:lineRule="auto"/>
-        <w:rPr>
-          <w:b/>
-          <w:i/>
-          <w:color w:val="000000" w:themeColor="text1"/>
-          <w:sz w:val="30"/>
-          <w:u w:val="single"/>
-        </w:rPr>
-      </w:pPr>
-      <w:r>
-        <w:rPr>
-          <w:b/>
-          <w:i/>
-          <w:color w:val="000000" w:themeColor="text1"/>
-          <w:sz w:val="30"/>
-          <w:u w:val="single"/>
-        </w:rPr>
-        <w:t>Security Requirements</w:t>
-      </w:r>
-      <w:r>
-        <w:rPr>
-          <w:b/>
-          <w:i/>
-          <w:color w:val="000000" w:themeColor="text1"/>
-          <w:sz w:val="30"/>
-          <w:u w:val="single"/>
-        </w:rPr>
-        <w:t>:</w:t>
+        <w:rPr>
+          <w:b/>
+          <w:i/>
+          <w:sz w:val="34"/>
+          <w:u w:val="single"/>
+        </w:rPr>
+      </w:pPr>
+      <w:r>
+        <w:rPr>
+          <w:b/>
+          <w:i/>
+          <w:sz w:val="34"/>
+          <w:u w:val="single"/>
+        </w:rPr>
+        <w:t xml:space="preserve">UI Design: </w:t>
+      </w:r>
+      <w:r>
+        <w:rPr>
+          <w:sz w:val="34"/>
+        </w:rPr>
+        <w:t>Our System have two main parts.</w:t>
       </w:r>
     </w:p>
     <w:p>
@@ -1879,23 +1719,23 @@
         <w:pStyle w:val="ListParagraph"/>
         <w:numPr>
           <w:ilvl w:val="0"/>
-          <w:numId w:val="15"/>
+          <w:numId w:val="23"/>
         </w:numPr>
-        <w:spacing w:line="360" w:lineRule="auto"/>
-        <w:rPr>
-          <w:b/>
-          <w:i/>
-          <w:color w:val="000000" w:themeColor="text1"/>
-          <w:sz w:val="30"/>
-          <w:u w:val="single"/>
-        </w:rPr>
-      </w:pPr>
-      <w:r>
-        <w:rPr>
-          <w:color w:val="000000" w:themeColor="text1"/>
-          <w:sz w:val="30"/>
-        </w:rPr>
-        <w:t>HTTPS protocol will be used for security reason.</w:t>
+        <w:rPr>
+          <w:b/>
+          <w:i/>
+          <w:sz w:val="34"/>
+          <w:u w:val="single"/>
+        </w:rPr>
+      </w:pPr>
+      <w:r>
+        <w:rPr>
+          <w:b/>
+          <w:i/>
+          <w:sz w:val="34"/>
+          <w:u w:val="single"/>
+        </w:rPr>
+        <w:t>Front End</w:t>
       </w:r>
     </w:p>
     <w:p>
@@ -1903,102 +1743,23 @@
         <w:pStyle w:val="ListParagraph"/>
         <w:numPr>
           <w:ilvl w:val="0"/>
-          <w:numId w:val="15"/>
+          <w:numId w:val="23"/>
         </w:numPr>
-        <w:spacing w:line="360" w:lineRule="auto"/>
-        <w:rPr>
-          <w:b/>
-          <w:i/>
-          <w:color w:val="000000" w:themeColor="text1"/>
-          <w:sz w:val="30"/>
-          <w:u w:val="single"/>
-        </w:rPr>
-      </w:pPr>
-      <w:r>
-        <w:rPr>
-          <w:color w:val="000000" w:themeColor="text1"/>
-          <w:sz w:val="30"/>
-        </w:rPr>
-        <w:t>Client and Server communication must be encrypted</w:t>
-      </w:r>
-    </w:p>
-    <w:p>
-      <w:pPr>
-        <w:pStyle w:val="ListParagraph"/>
-        <w:spacing w:line="360" w:lineRule="auto"/>
-        <w:ind w:left="1440"/>
-        <w:rPr>
-          <w:color w:val="000000" w:themeColor="text1"/>
-          <w:sz w:val="30"/>
-        </w:rPr>
-      </w:pPr>
-    </w:p>
-    <w:p>
-      <w:pPr>
-        <w:pStyle w:val="ListParagraph"/>
-        <w:spacing w:line="360" w:lineRule="auto"/>
-        <w:ind w:left="1440"/>
-        <w:rPr>
-          <w:color w:val="000000" w:themeColor="text1"/>
-          <w:sz w:val="30"/>
-        </w:rPr>
-      </w:pPr>
-    </w:p>
-    <w:p>
-      <w:pPr>
-        <w:pStyle w:val="ListParagraph"/>
-        <w:spacing w:line="360" w:lineRule="auto"/>
-        <w:ind w:left="1440"/>
-        <w:rPr>
-          <w:color w:val="000000" w:themeColor="text1"/>
-          <w:sz w:val="30"/>
-        </w:rPr>
-      </w:pPr>
-    </w:p>
-    <w:p>
-      <w:pPr>
-        <w:pStyle w:val="ListParagraph"/>
-        <w:spacing w:line="360" w:lineRule="auto"/>
-        <w:ind w:left="1440"/>
-        <w:rPr>
-          <w:color w:val="000000" w:themeColor="text1"/>
-          <w:sz w:val="30"/>
-        </w:rPr>
-      </w:pPr>
-    </w:p>
-    <w:p>
-      <w:pPr>
-        <w:pStyle w:val="ListParagraph"/>
-        <w:spacing w:line="360" w:lineRule="auto"/>
-        <w:ind w:left="1440"/>
-        <w:rPr>
-          <w:b/>
-          <w:i/>
-          <w:color w:val="000000" w:themeColor="text1"/>
-          <w:sz w:val="30"/>
-          <w:u w:val="single"/>
-        </w:rPr>
-      </w:pPr>
-      <w:r>
-        <w:rPr>
-          <w:b/>
-          <w:i/>
-          <w:color w:val="000000" w:themeColor="text1"/>
-          <w:sz w:val="30"/>
-          <w:u w:val="single"/>
-        </w:rPr>
-        <w:lastRenderedPageBreak/>
-        <w:t>Safety Requirements</w:t>
-      </w:r>
-      <w:r>
-        <w:rPr>
-          <w:b/>
-          <w:i/>
-          <w:color w:val="000000" w:themeColor="text1"/>
-          <w:sz w:val="30"/>
-          <w:u w:val="single"/>
-        </w:rPr>
-        <w:t>:</w:t>
+        <w:rPr>
+          <w:b/>
+          <w:i/>
+          <w:sz w:val="34"/>
+          <w:u w:val="single"/>
+        </w:rPr>
+      </w:pPr>
+      <w:r>
+        <w:rPr>
+          <w:b/>
+          <w:i/>
+          <w:sz w:val="34"/>
+          <w:u w:val="single"/>
+        </w:rPr>
+        <w:t>Backend</w:t>
       </w:r>
     </w:p>
     <w:p>
@@ -2006,20 +1767,20 @@
         <w:pStyle w:val="ListParagraph"/>
         <w:numPr>
           <w:ilvl w:val="0"/>
-          <w:numId w:val="16"/>
+          <w:numId w:val="22"/>
         </w:numPr>
-        <w:spacing w:line="360" w:lineRule="auto"/>
-        <w:rPr>
-          <w:color w:val="000000" w:themeColor="text1"/>
-          <w:sz w:val="30"/>
-        </w:rPr>
-      </w:pPr>
-      <w:r>
-        <w:rPr>
-          <w:color w:val="000000" w:themeColor="text1"/>
-          <w:sz w:val="30"/>
-        </w:rPr>
-        <w:t>Database should be backed up every hour</w:t>
+        <w:rPr>
+          <w:b/>
+          <w:i/>
+          <w:sz w:val="34"/>
+          <w:u w:val="single"/>
+        </w:rPr>
+      </w:pPr>
+      <w:r>
+        <w:rPr>
+          <w:sz w:val="34"/>
+        </w:rPr>
+        <w:t>Front End is responsible for displaying data to the users</w:t>
       </w:r>
     </w:p>
     <w:p>
@@ -2027,51 +1788,20 @@
         <w:pStyle w:val="ListParagraph"/>
         <w:numPr>
           <w:ilvl w:val="0"/>
-          <w:numId w:val="16"/>
+          <w:numId w:val="22"/>
         </w:numPr>
-        <w:spacing w:line="360" w:lineRule="auto"/>
-        <w:rPr>
-          <w:color w:val="000000" w:themeColor="text1"/>
-          <w:sz w:val="30"/>
-        </w:rPr>
-      </w:pPr>
-      <w:r>
-        <w:rPr>
-          <w:color w:val="000000" w:themeColor="text1"/>
-          <w:sz w:val="30"/>
-        </w:rPr>
-        <w:t>Under failure, system should be able to come back at normal operation under an hour</w:t>
-      </w:r>
-    </w:p>
-    <w:p>
-      <w:pPr>
-        <w:spacing w:line="360" w:lineRule="auto"/>
-        <w:rPr>
-          <w:color w:val="000000" w:themeColor="text1"/>
-          <w:sz w:val="30"/>
-        </w:rPr>
-      </w:pPr>
-    </w:p>
-    <w:p>
-      <w:pPr>
-        <w:spacing w:line="360" w:lineRule="auto"/>
-        <w:rPr>
-          <w:b/>
-          <w:i/>
-          <w:color w:val="000000" w:themeColor="text1"/>
-          <w:sz w:val="30"/>
-          <w:u w:val="single"/>
-        </w:rPr>
-      </w:pPr>
-      <w:r>
-        <w:rPr>
-          <w:b/>
-          <w:i/>
-          <w:color w:val="000000" w:themeColor="text1"/>
-          <w:sz w:val="30"/>
-          <w:u w:val="single"/>
-        </w:rPr>
-        <w:t>Capacity Requirements</w:t>
+        <w:rPr>
+          <w:b/>
+          <w:i/>
+          <w:sz w:val="34"/>
+          <w:u w:val="single"/>
+        </w:rPr>
+      </w:pPr>
+      <w:r>
+        <w:rPr>
+          <w:sz w:val="34"/>
+        </w:rPr>
+        <w:t>Backend is responsible for processing data</w:t>
       </w:r>
     </w:p>
     <w:p>
@@ -2079,853 +1809,445 @@
         <w:pStyle w:val="ListParagraph"/>
         <w:numPr>
           <w:ilvl w:val="0"/>
-          <w:numId w:val="17"/>
+          <w:numId w:val="22"/>
         </w:numPr>
-        <w:spacing w:line="360" w:lineRule="auto"/>
-        <w:rPr>
-          <w:color w:val="000000" w:themeColor="text1"/>
-          <w:sz w:val="30"/>
-        </w:rPr>
-      </w:pPr>
-      <w:r>
-        <w:rPr>
-          <w:color w:val="000000" w:themeColor="text1"/>
-          <w:sz w:val="30"/>
-        </w:rPr>
-        <w:t>Only 5000 members can be registered.</w:t>
-      </w:r>
+        <w:rPr>
+          <w:b/>
+          <w:i/>
+          <w:sz w:val="34"/>
+          <w:u w:val="single"/>
+        </w:rPr>
+      </w:pPr>
+      <w:r>
+        <w:rPr>
+          <w:sz w:val="34"/>
+        </w:rPr>
+        <w:t>We have divided our development cycle in following section</w:t>
+      </w:r>
+    </w:p>
+    <w:p>
+      <w:pPr>
+        <w:ind w:left="1005"/>
+        <w:rPr>
+          <w:b/>
+          <w:i/>
+          <w:sz w:val="34"/>
+          <w:u w:val="single"/>
+        </w:rPr>
+      </w:pPr>
     </w:p>
     <w:p>
       <w:pPr>
         <w:pStyle w:val="ListParagraph"/>
-        <w:spacing w:line="360" w:lineRule="auto"/>
-        <w:rPr>
-          <w:color w:val="000000" w:themeColor="text1"/>
-          <w:sz w:val="30"/>
-        </w:rPr>
-      </w:pPr>
+        <w:numPr>
+          <w:ilvl w:val="0"/>
+          <w:numId w:val="24"/>
+        </w:numPr>
+        <w:rPr>
+          <w:b/>
+          <w:i/>
+          <w:sz w:val="34"/>
+          <w:u w:val="single"/>
+        </w:rPr>
+      </w:pPr>
+      <w:r>
+        <w:rPr>
+          <w:b/>
+          <w:i/>
+          <w:sz w:val="34"/>
+          <w:u w:val="single"/>
+        </w:rPr>
+        <w:t>UI Design:</w:t>
+      </w:r>
+      <w:r>
+        <w:rPr>
+          <w:i/>
+          <w:sz w:val="34"/>
+          <w:u w:val="single"/>
+        </w:rPr>
+        <w:t xml:space="preserve"> </w:t>
+      </w:r>
+      <w:r>
+        <w:rPr>
+          <w:sz w:val="34"/>
+        </w:rPr>
+        <w:t>We will design our UI using HTML5, CSS and JavaScript. Design must follow modern design approach. For better UI/UX Performance UI design must pass modern design standard. To ensure this we will use Web accessibly tester and w3c.org validator to validate our UI</w:t>
+      </w:r>
     </w:p>
     <w:p>
       <w:pPr>
         <w:pStyle w:val="ListParagraph"/>
-        <w:spacing w:line="360" w:lineRule="auto"/>
-        <w:rPr>
-          <w:color w:val="000000" w:themeColor="text1"/>
-          <w:sz w:val="30"/>
+        <w:ind w:left="1455"/>
+        <w:rPr>
+          <w:b/>
+          <w:i/>
+          <w:sz w:val="34"/>
+          <w:u w:val="single"/>
         </w:rPr>
       </w:pPr>
     </w:p>
     <w:p>
       <w:pPr>
         <w:pStyle w:val="ListParagraph"/>
-        <w:spacing w:line="360" w:lineRule="auto"/>
-        <w:rPr>
-          <w:color w:val="000000" w:themeColor="text1"/>
-          <w:sz w:val="30"/>
+        <w:ind w:left="1455"/>
+        <w:rPr>
+          <w:b/>
+          <w:i/>
+          <w:sz w:val="34"/>
+          <w:u w:val="single"/>
         </w:rPr>
       </w:pPr>
     </w:p>
     <w:p>
       <w:pPr>
         <w:pStyle w:val="ListParagraph"/>
-        <w:spacing w:line="360" w:lineRule="auto"/>
-        <w:rPr>
-          <w:color w:val="000000" w:themeColor="text1"/>
-          <w:sz w:val="30"/>
-        </w:rPr>
-      </w:pPr>
-    </w:p>
-    <w:p>
-      <w:pPr>
-        <w:spacing w:line="360" w:lineRule="auto"/>
-        <w:rPr>
-          <w:b/>
-          <w:i/>
-          <w:color w:val="000000" w:themeColor="text1"/>
-          <w:sz w:val="30"/>
-          <w:u w:val="single"/>
-        </w:rPr>
-      </w:pPr>
-      <w:r>
-        <w:rPr>
-          <w:b/>
-          <w:i/>
-          <w:color w:val="000000" w:themeColor="text1"/>
-          <w:sz w:val="30"/>
-          <w:u w:val="single"/>
-        </w:rPr>
-        <w:t>Software requirements:</w:t>
-      </w:r>
-    </w:p>
-    <w:tbl>
-      <w:tblPr>
-        <w:tblStyle w:val="LightGrid-Accent4"/>
-        <w:tblW w:w="0" w:type="auto"/>
-        <w:tblLook w:val="04A0"/>
-      </w:tblPr>
-      <w:tblGrid>
-        <w:gridCol w:w="2448"/>
-        <w:gridCol w:w="7128"/>
-      </w:tblGrid>
-      <w:tr>
-        <w:trPr>
-          <w:cnfStyle w:val="100000000000"/>
-        </w:trPr>
-        <w:tc>
-          <w:tcPr>
-            <w:cnfStyle w:val="001000000000"/>
-            <w:tcW w:w="2448" w:type="dxa"/>
-          </w:tcPr>
-          <w:p>
-            <w:pPr>
-              <w:pStyle w:val="ListParagraph"/>
-              <w:spacing w:line="360" w:lineRule="auto"/>
-              <w:ind w:left="0"/>
-              <w:jc w:val="center"/>
-              <w:rPr>
-                <w:color w:val="000000" w:themeColor="text1"/>
-                <w:sz w:val="30"/>
-              </w:rPr>
-            </w:pPr>
-            <w:r>
-              <w:rPr>
-                <w:color w:val="000000" w:themeColor="text1"/>
-                <w:sz w:val="30"/>
-              </w:rPr>
-              <w:t>Item</w:t>
-            </w:r>
-          </w:p>
-        </w:tc>
-        <w:tc>
-          <w:tcPr>
-            <w:tcW w:w="7128" w:type="dxa"/>
-          </w:tcPr>
-          <w:p>
-            <w:pPr>
-              <w:pStyle w:val="ListParagraph"/>
-              <w:spacing w:line="360" w:lineRule="auto"/>
-              <w:ind w:left="0"/>
-              <w:jc w:val="center"/>
-              <w:cnfStyle w:val="100000000000"/>
-              <w:rPr>
-                <w:color w:val="000000" w:themeColor="text1"/>
-                <w:sz w:val="30"/>
-              </w:rPr>
-            </w:pPr>
-            <w:r>
-              <w:rPr>
-                <w:color w:val="000000" w:themeColor="text1"/>
-                <w:sz w:val="30"/>
-              </w:rPr>
-              <w:t>Purpose</w:t>
-            </w:r>
-          </w:p>
-        </w:tc>
-      </w:tr>
-      <w:tr>
-        <w:trPr>
-          <w:cnfStyle w:val="000000100000"/>
-        </w:trPr>
-        <w:tc>
-          <w:tcPr>
-            <w:cnfStyle w:val="001000000000"/>
-            <w:tcW w:w="2448" w:type="dxa"/>
-          </w:tcPr>
-          <w:p>
-            <w:pPr>
-              <w:pStyle w:val="ListParagraph"/>
-              <w:spacing w:line="360" w:lineRule="auto"/>
-              <w:ind w:left="0"/>
-              <w:jc w:val="center"/>
-              <w:rPr>
-                <w:color w:val="000000" w:themeColor="text1"/>
-                <w:sz w:val="30"/>
-              </w:rPr>
-            </w:pPr>
-            <w:r>
-              <w:rPr>
-                <w:color w:val="000000" w:themeColor="text1"/>
-                <w:sz w:val="30"/>
-              </w:rPr>
-              <w:t>HTML5</w:t>
-            </w:r>
-          </w:p>
-        </w:tc>
-        <w:tc>
-          <w:tcPr>
-            <w:tcW w:w="7128" w:type="dxa"/>
-          </w:tcPr>
-          <w:p>
-            <w:pPr>
-              <w:pStyle w:val="ListParagraph"/>
-              <w:spacing w:line="360" w:lineRule="auto"/>
-              <w:ind w:left="0"/>
-              <w:cnfStyle w:val="000000100000"/>
-              <w:rPr>
-                <w:color w:val="000000" w:themeColor="text1"/>
-                <w:sz w:val="30"/>
-              </w:rPr>
-            </w:pPr>
-            <w:r>
-              <w:rPr>
-                <w:color w:val="000000" w:themeColor="text1"/>
-                <w:sz w:val="30"/>
-              </w:rPr>
-              <w:t>Building blocks of our UI</w:t>
-            </w:r>
-          </w:p>
-        </w:tc>
-      </w:tr>
-      <w:tr>
-        <w:trPr>
-          <w:cnfStyle w:val="000000010000"/>
-        </w:trPr>
-        <w:tc>
-          <w:tcPr>
-            <w:cnfStyle w:val="001000000000"/>
-            <w:tcW w:w="2448" w:type="dxa"/>
-          </w:tcPr>
-          <w:p>
-            <w:pPr>
-              <w:pStyle w:val="ListParagraph"/>
-              <w:spacing w:line="360" w:lineRule="auto"/>
-              <w:ind w:left="0"/>
-              <w:jc w:val="center"/>
-              <w:rPr>
-                <w:color w:val="000000" w:themeColor="text1"/>
-                <w:sz w:val="30"/>
-              </w:rPr>
-            </w:pPr>
-            <w:r>
-              <w:rPr>
-                <w:color w:val="000000" w:themeColor="text1"/>
-                <w:sz w:val="30"/>
-              </w:rPr>
-              <w:t>CSS</w:t>
-            </w:r>
-          </w:p>
-        </w:tc>
-        <w:tc>
-          <w:tcPr>
-            <w:tcW w:w="7128" w:type="dxa"/>
-          </w:tcPr>
-          <w:p>
-            <w:pPr>
-              <w:pStyle w:val="ListParagraph"/>
-              <w:spacing w:line="360" w:lineRule="auto"/>
-              <w:ind w:left="0"/>
-              <w:cnfStyle w:val="000000010000"/>
-              <w:rPr>
-                <w:color w:val="000000" w:themeColor="text1"/>
-                <w:sz w:val="30"/>
-              </w:rPr>
-            </w:pPr>
-            <w:r>
-              <w:rPr>
-                <w:color w:val="000000" w:themeColor="text1"/>
-                <w:sz w:val="30"/>
-              </w:rPr>
-              <w:t>Controlling our layouts and UI properties</w:t>
-            </w:r>
-          </w:p>
-        </w:tc>
-      </w:tr>
-      <w:tr>
-        <w:trPr>
-          <w:cnfStyle w:val="000000100000"/>
-        </w:trPr>
-        <w:tc>
-          <w:tcPr>
-            <w:cnfStyle w:val="001000000000"/>
-            <w:tcW w:w="2448" w:type="dxa"/>
-          </w:tcPr>
-          <w:p>
-            <w:pPr>
-              <w:pStyle w:val="ListParagraph"/>
-              <w:spacing w:line="360" w:lineRule="auto"/>
-              <w:ind w:left="0"/>
-              <w:jc w:val="center"/>
-              <w:rPr>
-                <w:color w:val="000000" w:themeColor="text1"/>
-                <w:sz w:val="30"/>
-              </w:rPr>
-            </w:pPr>
-            <w:r>
-              <w:rPr>
-                <w:color w:val="000000" w:themeColor="text1"/>
-                <w:sz w:val="30"/>
-              </w:rPr>
-              <w:t>JavaScript</w:t>
-            </w:r>
-          </w:p>
-        </w:tc>
-        <w:tc>
-          <w:tcPr>
-            <w:tcW w:w="7128" w:type="dxa"/>
-          </w:tcPr>
-          <w:p>
-            <w:pPr>
-              <w:pStyle w:val="ListParagraph"/>
-              <w:spacing w:line="360" w:lineRule="auto"/>
-              <w:ind w:left="0"/>
-              <w:cnfStyle w:val="000000100000"/>
-              <w:rPr>
-                <w:color w:val="000000" w:themeColor="text1"/>
-                <w:sz w:val="30"/>
-              </w:rPr>
-            </w:pPr>
-            <w:r>
-              <w:rPr>
-                <w:color w:val="000000" w:themeColor="text1"/>
-                <w:sz w:val="30"/>
-              </w:rPr>
-              <w:t>Adding Dynamic features to our UI</w:t>
-            </w:r>
-          </w:p>
-        </w:tc>
-      </w:tr>
-      <w:tr>
-        <w:trPr>
-          <w:cnfStyle w:val="000000010000"/>
-        </w:trPr>
-        <w:tc>
-          <w:tcPr>
-            <w:cnfStyle w:val="001000000000"/>
-            <w:tcW w:w="2448" w:type="dxa"/>
-          </w:tcPr>
-          <w:p>
-            <w:pPr>
-              <w:pStyle w:val="ListParagraph"/>
-              <w:spacing w:line="360" w:lineRule="auto"/>
-              <w:ind w:left="0"/>
-              <w:jc w:val="center"/>
-              <w:rPr>
-                <w:color w:val="000000" w:themeColor="text1"/>
-                <w:sz w:val="30"/>
-              </w:rPr>
-            </w:pPr>
-            <w:r>
-              <w:rPr>
-                <w:color w:val="000000" w:themeColor="text1"/>
-                <w:sz w:val="30"/>
-              </w:rPr>
-              <w:t>PHP</w:t>
-            </w:r>
-          </w:p>
-        </w:tc>
-        <w:tc>
-          <w:tcPr>
-            <w:tcW w:w="7128" w:type="dxa"/>
-          </w:tcPr>
-          <w:p>
-            <w:pPr>
-              <w:pStyle w:val="ListParagraph"/>
-              <w:spacing w:line="360" w:lineRule="auto"/>
-              <w:ind w:left="0"/>
-              <w:cnfStyle w:val="000000010000"/>
-              <w:rPr>
-                <w:color w:val="000000" w:themeColor="text1"/>
-                <w:sz w:val="30"/>
-              </w:rPr>
-            </w:pPr>
-            <w:r>
-              <w:rPr>
-                <w:color w:val="000000" w:themeColor="text1"/>
-                <w:sz w:val="30"/>
-              </w:rPr>
-              <w:t>Responsible</w:t>
-            </w:r>
-            <w:r>
-              <w:rPr>
-                <w:color w:val="000000" w:themeColor="text1"/>
-                <w:sz w:val="30"/>
-              </w:rPr>
-              <w:t xml:space="preserve"> for constructing the backend for our App</w:t>
-            </w:r>
-          </w:p>
-        </w:tc>
-      </w:tr>
-      <w:tr>
-        <w:trPr>
-          <w:cnfStyle w:val="000000100000"/>
-        </w:trPr>
-        <w:tc>
-          <w:tcPr>
-            <w:cnfStyle w:val="001000000000"/>
-            <w:tcW w:w="2448" w:type="dxa"/>
-          </w:tcPr>
-          <w:p>
-            <w:pPr>
-              <w:pStyle w:val="ListParagraph"/>
-              <w:spacing w:line="360" w:lineRule="auto"/>
-              <w:ind w:left="0"/>
-              <w:jc w:val="center"/>
-              <w:rPr>
-                <w:color w:val="000000" w:themeColor="text1"/>
-                <w:sz w:val="30"/>
-              </w:rPr>
-            </w:pPr>
-            <w:r>
-              <w:rPr>
-                <w:color w:val="000000" w:themeColor="text1"/>
-                <w:sz w:val="30"/>
-              </w:rPr>
-              <w:t>MariaDB</w:t>
-            </w:r>
-          </w:p>
-        </w:tc>
-        <w:tc>
-          <w:tcPr>
-            <w:tcW w:w="7128" w:type="dxa"/>
-          </w:tcPr>
-          <w:p>
-            <w:pPr>
-              <w:pStyle w:val="ListParagraph"/>
-              <w:spacing w:line="360" w:lineRule="auto"/>
-              <w:ind w:left="0"/>
-              <w:cnfStyle w:val="000000100000"/>
-              <w:rPr>
-                <w:color w:val="000000" w:themeColor="text1"/>
-                <w:sz w:val="30"/>
-              </w:rPr>
-            </w:pPr>
-            <w:r>
-              <w:rPr>
-                <w:color w:val="000000" w:themeColor="text1"/>
-                <w:sz w:val="30"/>
-              </w:rPr>
-              <w:t>Database engine for storing our User Data</w:t>
-            </w:r>
-          </w:p>
-        </w:tc>
-      </w:tr>
-      <w:tr>
-        <w:trPr>
-          <w:cnfStyle w:val="000000010000"/>
-        </w:trPr>
-        <w:tc>
-          <w:tcPr>
-            <w:cnfStyle w:val="001000000000"/>
-            <w:tcW w:w="2448" w:type="dxa"/>
-          </w:tcPr>
-          <w:p>
-            <w:pPr>
-              <w:pStyle w:val="ListParagraph"/>
-              <w:spacing w:line="360" w:lineRule="auto"/>
-              <w:ind w:left="0"/>
-              <w:jc w:val="center"/>
-              <w:rPr>
-                <w:color w:val="000000" w:themeColor="text1"/>
-                <w:sz w:val="30"/>
-              </w:rPr>
-            </w:pPr>
-            <w:r>
-              <w:rPr>
-                <w:color w:val="000000" w:themeColor="text1"/>
-                <w:sz w:val="30"/>
-              </w:rPr>
-              <w:t>Browser</w:t>
-            </w:r>
-          </w:p>
-        </w:tc>
-        <w:tc>
-          <w:tcPr>
-            <w:tcW w:w="7128" w:type="dxa"/>
-          </w:tcPr>
-          <w:p>
-            <w:pPr>
-              <w:pStyle w:val="ListParagraph"/>
-              <w:spacing w:line="360" w:lineRule="auto"/>
-              <w:ind w:left="0"/>
-              <w:cnfStyle w:val="000000010000"/>
-              <w:rPr>
-                <w:color w:val="000000" w:themeColor="text1"/>
-                <w:sz w:val="30"/>
-              </w:rPr>
-            </w:pPr>
-            <w:r>
-              <w:rPr>
-                <w:color w:val="000000" w:themeColor="text1"/>
-                <w:sz w:val="30"/>
-              </w:rPr>
-              <w:t xml:space="preserve">Display our Web apps and interact with the App. </w:t>
-            </w:r>
-          </w:p>
-        </w:tc>
-      </w:tr>
-      <w:tr>
-        <w:trPr>
-          <w:cnfStyle w:val="000000100000"/>
-        </w:trPr>
-        <w:tc>
-          <w:tcPr>
-            <w:cnfStyle w:val="001000000000"/>
-            <w:tcW w:w="2448" w:type="dxa"/>
-          </w:tcPr>
-          <w:p>
-            <w:pPr>
-              <w:pStyle w:val="ListParagraph"/>
-              <w:spacing w:line="360" w:lineRule="auto"/>
-              <w:ind w:left="0"/>
-              <w:jc w:val="center"/>
-              <w:rPr>
-                <w:color w:val="000000" w:themeColor="text1"/>
-                <w:sz w:val="30"/>
-              </w:rPr>
-            </w:pPr>
-            <w:r>
-              <w:rPr>
-                <w:color w:val="000000" w:themeColor="text1"/>
-                <w:sz w:val="30"/>
-              </w:rPr>
-              <w:t>Git</w:t>
-            </w:r>
-          </w:p>
-        </w:tc>
-        <w:tc>
-          <w:tcPr>
-            <w:tcW w:w="7128" w:type="dxa"/>
-          </w:tcPr>
-          <w:p>
-            <w:pPr>
-              <w:pStyle w:val="ListParagraph"/>
-              <w:spacing w:line="360" w:lineRule="auto"/>
-              <w:ind w:left="0"/>
-              <w:cnfStyle w:val="000000100000"/>
-              <w:rPr>
-                <w:color w:val="000000" w:themeColor="text1"/>
-                <w:sz w:val="30"/>
-              </w:rPr>
-            </w:pPr>
-            <w:r>
-              <w:rPr>
-                <w:color w:val="000000" w:themeColor="text1"/>
-                <w:sz w:val="30"/>
-              </w:rPr>
-              <w:t>Controlling</w:t>
-            </w:r>
-            <w:r>
-              <w:rPr>
-                <w:color w:val="000000" w:themeColor="text1"/>
-                <w:sz w:val="30"/>
-              </w:rPr>
-              <w:t xml:space="preserve"> version of your code</w:t>
-            </w:r>
-          </w:p>
-        </w:tc>
-      </w:tr>
-    </w:tbl>
+        <w:numPr>
+          <w:ilvl w:val="0"/>
+          <w:numId w:val="24"/>
+        </w:numPr>
+        <w:rPr>
+          <w:b/>
+          <w:i/>
+          <w:sz w:val="34"/>
+          <w:u w:val="single"/>
+        </w:rPr>
+      </w:pPr>
+      <w:r>
+        <w:rPr>
+          <w:b/>
+          <w:i/>
+          <w:sz w:val="34"/>
+          <w:u w:val="single"/>
+        </w:rPr>
+        <w:t>Backend:</w:t>
+      </w:r>
+      <w:r>
+        <w:t xml:space="preserve"> </w:t>
+      </w:r>
+      <w:r>
+        <w:rPr>
+          <w:sz w:val="34"/>
+          <w:szCs w:val="32"/>
+        </w:rPr>
+        <w:t xml:space="preserve">PHP is the most popular language for Backend Programming which is very easy to learn and integrate. So </w:t>
+      </w:r>
+      <w:proofErr w:type="gramStart"/>
+      <w:r>
+        <w:rPr>
+          <w:sz w:val="34"/>
+          <w:szCs w:val="32"/>
+        </w:rPr>
+        <w:t>We</w:t>
+      </w:r>
+      <w:proofErr w:type="gramEnd"/>
+      <w:r>
+        <w:rPr>
+          <w:sz w:val="34"/>
+          <w:szCs w:val="32"/>
+        </w:rPr>
+        <w:t xml:space="preserve"> have decided to use PHP as our Backend Programming language. </w:t>
+      </w:r>
+    </w:p>
     <w:p>
       <w:pPr>
         <w:pStyle w:val="ListParagraph"/>
-        <w:spacing w:line="360" w:lineRule="auto"/>
-        <w:rPr>
-          <w:color w:val="000000" w:themeColor="text1"/>
-          <w:sz w:val="30"/>
-        </w:rPr>
-      </w:pPr>
+        <w:numPr>
+          <w:ilvl w:val="0"/>
+          <w:numId w:val="24"/>
+        </w:numPr>
+        <w:rPr>
+          <w:b/>
+          <w:i/>
+          <w:sz w:val="34"/>
+          <w:u w:val="single"/>
+        </w:rPr>
+      </w:pPr>
+      <w:r>
+        <w:rPr>
+          <w:b/>
+          <w:i/>
+          <w:sz w:val="34"/>
+          <w:u w:val="single"/>
+        </w:rPr>
+        <w:t xml:space="preserve">Database Design: </w:t>
+      </w:r>
+      <w:r>
+        <w:rPr>
+          <w:sz w:val="34"/>
+        </w:rPr>
+        <w:t xml:space="preserve">MySQL or </w:t>
+      </w:r>
+      <w:r>
+        <w:rPr>
+          <w:sz w:val="34"/>
+        </w:rPr>
+        <w:t>Maria DB (</w:t>
+      </w:r>
+      <w:r>
+        <w:rPr>
+          <w:sz w:val="34"/>
+        </w:rPr>
+        <w:t>A Fork of MySQL) will be used as database engine to manage our data.</w:t>
+      </w:r>
     </w:p>
     <w:p>
       <w:pPr>
         <w:pStyle w:val="ListParagraph"/>
-        <w:spacing w:line="360" w:lineRule="auto"/>
+        <w:numPr>
+          <w:ilvl w:val="0"/>
+          <w:numId w:val="24"/>
+        </w:numPr>
+        <w:rPr>
+          <w:b/>
+          <w:i/>
+          <w:sz w:val="34"/>
+          <w:u w:val="single"/>
+        </w:rPr>
+      </w:pPr>
+      <w:r>
+        <w:rPr>
+          <w:b/>
+          <w:i/>
+          <w:sz w:val="34"/>
+          <w:u w:val="single"/>
+        </w:rPr>
+        <w:lastRenderedPageBreak/>
+        <w:t xml:space="preserve">Debugging and Testing: </w:t>
+      </w:r>
+      <w:r>
+        <w:rPr>
+          <w:sz w:val="34"/>
+        </w:rPr>
+        <w:t xml:space="preserve">For debugging and testing we will use Karma, Jest, </w:t>
+      </w:r>
+      <w:proofErr w:type="spellStart"/>
+      <w:r>
+        <w:rPr>
+          <w:sz w:val="34"/>
+        </w:rPr>
+        <w:t>PHPUnit</w:t>
+      </w:r>
+      <w:proofErr w:type="spellEnd"/>
+      <w:r>
+        <w:rPr>
+          <w:sz w:val="34"/>
+        </w:rPr>
+        <w:t xml:space="preserve">, </w:t>
+      </w:r>
+      <w:proofErr w:type="spellStart"/>
+      <w:r>
+        <w:rPr>
+          <w:sz w:val="34"/>
+        </w:rPr>
+        <w:t>xDebug</w:t>
+      </w:r>
+      <w:proofErr w:type="spellEnd"/>
+      <w:r>
+        <w:rPr>
+          <w:sz w:val="34"/>
+        </w:rPr>
+        <w:t xml:space="preserve"> according to our needs</w:t>
+      </w:r>
+    </w:p>
+    <w:p>
+      <w:pPr>
+        <w:pStyle w:val="ListParagraph"/>
+        <w:ind w:left="1455"/>
+        <w:rPr>
+          <w:b/>
+          <w:i/>
+          <w:sz w:val="34"/>
+          <w:u w:val="single"/>
+        </w:rPr>
+      </w:pPr>
+    </w:p>
+    <w:p>
+      <w:pPr>
+        <w:pStyle w:val="ListParagraph"/>
+        <w:ind w:left="1455"/>
+        <w:rPr>
+          <w:b/>
+          <w:i/>
+          <w:sz w:val="34"/>
+          <w:u w:val="single"/>
+        </w:rPr>
+      </w:pPr>
+    </w:p>
+    <w:p>
+      <w:pPr>
+        <w:pStyle w:val="ListParagraph"/>
+        <w:ind w:left="1455"/>
+        <w:rPr>
+          <w:b/>
+          <w:i/>
+          <w:sz w:val="34"/>
+          <w:u w:val="single"/>
+        </w:rPr>
+      </w:pPr>
+    </w:p>
+    <w:p>
+      <w:pPr>
+        <w:pStyle w:val="ListParagraph"/>
+        <w:ind w:left="1455"/>
         <w:jc w:val="center"/>
         <w:rPr>
           <w:b/>
           <w:i/>
-          <w:color w:val="000000" w:themeColor="text1"/>
-          <w:sz w:val="30"/>
-          <w:u w:val="single"/>
-        </w:rPr>
-      </w:pPr>
-      <w:r>
-        <w:rPr>
-          <w:b/>
-          <w:i/>
-          <w:color w:val="000000" w:themeColor="text1"/>
-          <w:sz w:val="30"/>
-          <w:u w:val="single"/>
-        </w:rPr>
-        <w:lastRenderedPageBreak/>
-        <w:t xml:space="preserve">Minimum </w:t>
-      </w:r>
-      <w:r>
-        <w:rPr>
-          <w:b/>
-          <w:i/>
-          <w:color w:val="000000" w:themeColor="text1"/>
-          <w:sz w:val="30"/>
-          <w:u w:val="single"/>
-        </w:rPr>
-        <w:t>Hardware requirements</w:t>
-      </w:r>
-    </w:p>
-    <w:tbl>
-      <w:tblPr>
-        <w:tblStyle w:val="TableGrid"/>
-        <w:tblpPr w:leftFromText="180" w:rightFromText="180" w:vertAnchor="text" w:horzAnchor="margin" w:tblpXSpec="center" w:tblpY="502"/>
-        <w:tblW w:w="7470" w:type="dxa"/>
-        <w:tblLook w:val="04A0"/>
-      </w:tblPr>
-      <w:tblGrid>
-        <w:gridCol w:w="2160"/>
-        <w:gridCol w:w="5310"/>
-      </w:tblGrid>
-      <w:tr>
-        <w:tc>
-          <w:tcPr>
-            <w:tcW w:w="2160" w:type="dxa"/>
-          </w:tcPr>
-          <w:p>
-            <w:pPr>
-              <w:pStyle w:val="ListParagraph"/>
-              <w:spacing w:line="360" w:lineRule="auto"/>
-              <w:ind w:left="0"/>
-              <w:jc w:val="center"/>
-              <w:rPr>
-                <w:color w:val="000000" w:themeColor="text1"/>
-                <w:sz w:val="30"/>
-              </w:rPr>
-            </w:pPr>
-            <w:r>
-              <w:rPr>
-                <w:color w:val="000000" w:themeColor="text1"/>
-                <w:sz w:val="30"/>
-              </w:rPr>
-              <w:t>Name</w:t>
-            </w:r>
-          </w:p>
-        </w:tc>
-        <w:tc>
-          <w:tcPr>
-            <w:tcW w:w="5310" w:type="dxa"/>
-          </w:tcPr>
-          <w:p>
-            <w:pPr>
-              <w:pStyle w:val="ListParagraph"/>
-              <w:spacing w:line="360" w:lineRule="auto"/>
-              <w:ind w:left="0"/>
-              <w:jc w:val="center"/>
-              <w:rPr>
-                <w:color w:val="000000" w:themeColor="text1"/>
-                <w:sz w:val="30"/>
-              </w:rPr>
-            </w:pPr>
-            <w:r>
-              <w:rPr>
-                <w:color w:val="000000" w:themeColor="text1"/>
-                <w:sz w:val="30"/>
-              </w:rPr>
-              <w:t>Requirements</w:t>
-            </w:r>
-          </w:p>
-        </w:tc>
-      </w:tr>
-      <w:tr>
-        <w:tc>
-          <w:tcPr>
-            <w:tcW w:w="2160" w:type="dxa"/>
-          </w:tcPr>
-          <w:p>
-            <w:pPr>
-              <w:pStyle w:val="ListParagraph"/>
-              <w:spacing w:line="360" w:lineRule="auto"/>
-              <w:ind w:left="0"/>
-              <w:jc w:val="right"/>
-              <w:rPr>
-                <w:color w:val="000000" w:themeColor="text1"/>
-                <w:sz w:val="30"/>
-              </w:rPr>
-            </w:pPr>
-            <w:r>
-              <w:rPr>
-                <w:color w:val="000000" w:themeColor="text1"/>
-                <w:sz w:val="30"/>
-              </w:rPr>
-              <w:t>Processor</w:t>
-            </w:r>
-          </w:p>
-        </w:tc>
-        <w:tc>
-          <w:tcPr>
-            <w:tcW w:w="5310" w:type="dxa"/>
-          </w:tcPr>
-          <w:p>
-            <w:pPr>
-              <w:pStyle w:val="ListParagraph"/>
-              <w:spacing w:line="360" w:lineRule="auto"/>
-              <w:ind w:left="0"/>
-              <w:rPr>
-                <w:color w:val="000000" w:themeColor="text1"/>
-                <w:sz w:val="30"/>
-              </w:rPr>
-            </w:pPr>
-            <w:r>
-              <w:rPr>
-                <w:color w:val="000000" w:themeColor="text1"/>
-                <w:sz w:val="30"/>
-              </w:rPr>
-              <w:t>Pentium 4 or above</w:t>
-            </w:r>
-          </w:p>
-        </w:tc>
-      </w:tr>
-      <w:tr>
-        <w:tc>
-          <w:tcPr>
-            <w:tcW w:w="2160" w:type="dxa"/>
-          </w:tcPr>
-          <w:p>
-            <w:pPr>
-              <w:pStyle w:val="ListParagraph"/>
-              <w:spacing w:line="360" w:lineRule="auto"/>
-              <w:ind w:left="0"/>
-              <w:jc w:val="right"/>
-              <w:rPr>
-                <w:color w:val="000000" w:themeColor="text1"/>
-                <w:sz w:val="30"/>
-              </w:rPr>
-            </w:pPr>
-            <w:r>
-              <w:rPr>
-                <w:color w:val="000000" w:themeColor="text1"/>
-                <w:sz w:val="30"/>
-              </w:rPr>
-              <w:t>Ram</w:t>
-            </w:r>
-          </w:p>
-        </w:tc>
-        <w:tc>
-          <w:tcPr>
-            <w:tcW w:w="5310" w:type="dxa"/>
-          </w:tcPr>
-          <w:p>
-            <w:pPr>
-              <w:pStyle w:val="ListParagraph"/>
-              <w:spacing w:line="360" w:lineRule="auto"/>
-              <w:ind w:left="0"/>
-              <w:rPr>
-                <w:color w:val="000000" w:themeColor="text1"/>
-                <w:sz w:val="30"/>
-              </w:rPr>
-            </w:pPr>
-            <w:r>
-              <w:rPr>
-                <w:color w:val="000000" w:themeColor="text1"/>
-                <w:sz w:val="30"/>
-              </w:rPr>
-              <w:t>512MB</w:t>
-            </w:r>
-          </w:p>
-        </w:tc>
-      </w:tr>
-      <w:tr>
-        <w:tc>
-          <w:tcPr>
-            <w:tcW w:w="2160" w:type="dxa"/>
-          </w:tcPr>
-          <w:p>
-            <w:pPr>
-              <w:pStyle w:val="ListParagraph"/>
-              <w:spacing w:line="360" w:lineRule="auto"/>
-              <w:ind w:left="0"/>
-              <w:jc w:val="right"/>
-              <w:rPr>
-                <w:color w:val="000000" w:themeColor="text1"/>
-                <w:sz w:val="30"/>
-              </w:rPr>
-            </w:pPr>
-            <w:r>
-              <w:rPr>
-                <w:color w:val="000000" w:themeColor="text1"/>
-                <w:sz w:val="30"/>
-              </w:rPr>
-              <w:t>HDD</w:t>
-            </w:r>
-          </w:p>
-        </w:tc>
-        <w:tc>
-          <w:tcPr>
-            <w:tcW w:w="5310" w:type="dxa"/>
-          </w:tcPr>
-          <w:p>
-            <w:pPr>
-              <w:pStyle w:val="ListParagraph"/>
-              <w:spacing w:line="360" w:lineRule="auto"/>
-              <w:ind w:left="0"/>
-              <w:rPr>
-                <w:color w:val="000000" w:themeColor="text1"/>
-                <w:sz w:val="30"/>
-              </w:rPr>
-            </w:pPr>
-            <w:r>
-              <w:rPr>
-                <w:color w:val="000000" w:themeColor="text1"/>
-                <w:sz w:val="30"/>
-              </w:rPr>
-              <w:t>20GB</w:t>
-            </w:r>
-          </w:p>
-        </w:tc>
-      </w:tr>
-      <w:tr>
-        <w:tc>
-          <w:tcPr>
-            <w:tcW w:w="2160" w:type="dxa"/>
-          </w:tcPr>
-          <w:p>
-            <w:pPr>
-              <w:pStyle w:val="ListParagraph"/>
-              <w:spacing w:line="360" w:lineRule="auto"/>
-              <w:ind w:left="0"/>
-              <w:jc w:val="right"/>
-              <w:rPr>
-                <w:color w:val="000000" w:themeColor="text1"/>
-                <w:sz w:val="30"/>
-              </w:rPr>
-            </w:pPr>
-            <w:r>
-              <w:rPr>
-                <w:color w:val="000000" w:themeColor="text1"/>
-                <w:sz w:val="30"/>
-              </w:rPr>
-              <w:t>Graphics</w:t>
-            </w:r>
-          </w:p>
-        </w:tc>
-        <w:tc>
-          <w:tcPr>
-            <w:tcW w:w="5310" w:type="dxa"/>
-          </w:tcPr>
-          <w:p>
-            <w:pPr>
-              <w:pStyle w:val="ListParagraph"/>
-              <w:spacing w:line="360" w:lineRule="auto"/>
-              <w:ind w:left="0"/>
-              <w:rPr>
-                <w:color w:val="000000" w:themeColor="text1"/>
-                <w:sz w:val="30"/>
-              </w:rPr>
-            </w:pPr>
-            <w:r>
-              <w:rPr>
-                <w:color w:val="000000" w:themeColor="text1"/>
-                <w:sz w:val="30"/>
-              </w:rPr>
-              <w:t>16MB Internal Graphics</w:t>
-            </w:r>
-          </w:p>
-        </w:tc>
-      </w:tr>
-    </w:tbl>
+          <w:sz w:val="34"/>
+          <w:u w:val="single"/>
+        </w:rPr>
+      </w:pPr>
+      <w:r>
+        <w:rPr>
+          <w:b/>
+          <w:i/>
+          <w:sz w:val="34"/>
+          <w:u w:val="single"/>
+        </w:rPr>
+        <w:t>Documentation</w:t>
+      </w:r>
+    </w:p>
     <w:p>
       <w:pPr>
         <w:pStyle w:val="ListParagraph"/>
-        <w:spacing w:line="360" w:lineRule="auto"/>
+        <w:ind w:left="1455"/>
+        <w:rPr>
+          <w:sz w:val="34"/>
+        </w:rPr>
+      </w:pPr>
+      <w:r>
+        <w:rPr>
+          <w:sz w:val="34"/>
+        </w:rPr>
+        <w:t>We will provide online and offline documentation of “Exam management System” so that any administrator can setup and use this application easily.</w:t>
+      </w:r>
+    </w:p>
+    <w:p>
+      <w:pPr>
+        <w:pStyle w:val="ListParagraph"/>
+        <w:ind w:left="1455"/>
+        <w:rPr>
+          <w:sz w:val="34"/>
+        </w:rPr>
+      </w:pPr>
+    </w:p>
+    <w:p>
+      <w:pPr>
+        <w:pStyle w:val="ListParagraph"/>
+        <w:ind w:left="1455"/>
         <w:jc w:val="center"/>
         <w:rPr>
-          <w:color w:val="000000" w:themeColor="text1"/>
-          <w:sz w:val="30"/>
+          <w:b/>
+          <w:i/>
+          <w:sz w:val="34"/>
+          <w:u w:val="single"/>
+        </w:rPr>
+      </w:pPr>
+      <w:r>
+        <w:rPr>
+          <w:b/>
+          <w:i/>
+          <w:sz w:val="34"/>
+          <w:u w:val="single"/>
+        </w:rPr>
+        <w:t>Training</w:t>
+      </w:r>
+    </w:p>
+    <w:p>
+      <w:pPr>
+        <w:pStyle w:val="ListParagraph"/>
+        <w:ind w:left="1455"/>
+        <w:rPr>
+          <w:sz w:val="34"/>
+        </w:rPr>
+      </w:pPr>
+      <w:r>
+        <w:rPr>
+          <w:sz w:val="34"/>
+        </w:rPr>
+        <w:t>Online training for administrator and teachers via our YouTube channel.</w:t>
+      </w:r>
+      <w:r>
+        <w:rPr>
+          <w:sz w:val="34"/>
+        </w:rPr>
+        <w:t xml:space="preserve"> </w:t>
+      </w:r>
+    </w:p>
+    <w:p>
+      <w:pPr>
+        <w:pStyle w:val="ListParagraph"/>
+        <w:ind w:left="1455"/>
+        <w:rPr>
+          <w:sz w:val="34"/>
+        </w:rPr>
+      </w:pPr>
+    </w:p>
+    <w:p>
+      <w:pPr>
+        <w:pStyle w:val="ListParagraph"/>
+        <w:ind w:left="1455"/>
+        <w:jc w:val="center"/>
+        <w:rPr>
+          <w:b/>
+          <w:i/>
+          <w:sz w:val="34"/>
+          <w:u w:val="single"/>
+        </w:rPr>
+      </w:pPr>
+      <w:r>
+        <w:rPr>
+          <w:b/>
+          <w:i/>
+          <w:sz w:val="34"/>
+          <w:u w:val="single"/>
+        </w:rPr>
+        <w:t>Support</w:t>
+      </w:r>
+    </w:p>
+    <w:p>
+      <w:pPr>
+        <w:jc w:val="center"/>
+        <w:rPr>
+          <w:sz w:val="34"/>
+        </w:rPr>
+      </w:pPr>
+      <w:r>
+        <w:rPr>
+          <w:sz w:val="34"/>
+        </w:rPr>
+        <w:t>Both online and offline we always will support operator team .</w:t>
+      </w:r>
+      <w:bookmarkStart w:id="0" w:name="_GoBack"/>
+      <w:bookmarkEnd w:id="0"/>
+    </w:p>
+    <w:p>
+      <w:pPr>
+        <w:pStyle w:val="ListParagraph"/>
+        <w:ind w:left="1455"/>
+        <w:rPr>
+          <w:b/>
+          <w:i/>
+          <w:sz w:val="34"/>
+          <w:u w:val="single"/>
+        </w:rPr>
+      </w:pPr>
+    </w:p>
+    <w:p>
+      <w:pPr>
+        <w:pStyle w:val="ListParagraph"/>
+        <w:rPr>
+          <w:b/>
+          <w:i/>
+          <w:sz w:val="34"/>
+          <w:u w:val="single"/>
+        </w:rPr>
+      </w:pPr>
+    </w:p>
+    <w:p>
+      <w:pPr>
+        <w:rPr>
+          <w:sz w:val="34"/>
         </w:rPr>
       </w:pPr>
     </w:p>
@@ -2941,8 +2263,8 @@
 </file>
 
 <file path=word/endnotes.xml><?xml version="1.0" encoding="utf-8"?>
-<w:endnotes xmlns:ve="http://schemas.openxmlformats.org/markup-compatibility/2006" xmlns:o="urn:schemas-microsoft-com:office:office" xmlns:r="http://schemas.openxmlformats.org/officeDocument/2006/relationships" xmlns:m="http://schemas.openxmlformats.org/officeDocument/2006/math" xmlns:v="urn:schemas-microsoft-com:vml" xmlns:wp="http://schemas.openxmlformats.org/drawingml/2006/wordprocessingDrawing" xmlns:w10="urn:schemas-microsoft-com:office:word" xmlns:w="http://schemas.openxmlformats.org/wordprocessingml/2006/main" xmlns:wne="http://schemas.microsoft.com/office/word/2006/wordml">
-  <w:endnote w:type="separator" w:id="0">
+<w:endnotes xmlns:wpc="http://schemas.microsoft.com/office/word/2010/wordprocessingCanvas" xmlns:mc="http://schemas.openxmlformats.org/markup-compatibility/2006" xmlns:o="urn:schemas-microsoft-com:office:office" xmlns:r="http://schemas.openxmlformats.org/officeDocument/2006/relationships" xmlns:m="http://schemas.openxmlformats.org/officeDocument/2006/math" xmlns:v="urn:schemas-microsoft-com:vml" xmlns:wp14="http://schemas.microsoft.com/office/word/2010/wordprocessingDrawing" xmlns:wp="http://schemas.openxmlformats.org/drawingml/2006/wordprocessingDrawing" xmlns:w10="urn:schemas-microsoft-com:office:word" xmlns:w="http://schemas.openxmlformats.org/wordprocessingml/2006/main" xmlns:w14="http://schemas.microsoft.com/office/word/2010/wordml" xmlns:w15="http://schemas.microsoft.com/office/word/2012/wordml" xmlns:wpg="http://schemas.microsoft.com/office/word/2010/wordprocessingGroup" xmlns:wpi="http://schemas.microsoft.com/office/word/2010/wordprocessingInk" xmlns:wne="http://schemas.microsoft.com/office/word/2006/wordml" xmlns:wps="http://schemas.microsoft.com/office/word/2010/wordprocessingShape" mc:Ignorable="w14 w15 wp14">
+  <w:endnote w:type="separator" w:id="-1">
     <w:p>
       <w:pPr>
         <w:spacing w:after="0" w:line="240" w:lineRule="auto"/>
@@ -2952,7 +2274,7 @@
       </w:r>
     </w:p>
   </w:endnote>
-  <w:endnote w:type="continuationSeparator" w:id="1">
+  <w:endnote w:type="continuationSeparator" w:id="0">
     <w:p>
       <w:pPr>
         <w:spacing w:after="0" w:line="240" w:lineRule="auto"/>
@@ -2966,8 +2288,8 @@
 </file>
 
 <file path=word/footnotes.xml><?xml version="1.0" encoding="utf-8"?>
-<w:footnotes xmlns:ve="http://schemas.openxmlformats.org/markup-compatibility/2006" xmlns:o="urn:schemas-microsoft-com:office:office" xmlns:r="http://schemas.openxmlformats.org/officeDocument/2006/relationships" xmlns:m="http://schemas.openxmlformats.org/officeDocument/2006/math" xmlns:v="urn:schemas-microsoft-com:vml" xmlns:wp="http://schemas.openxmlformats.org/drawingml/2006/wordprocessingDrawing" xmlns:w10="urn:schemas-microsoft-com:office:word" xmlns:w="http://schemas.openxmlformats.org/wordprocessingml/2006/main" xmlns:wne="http://schemas.microsoft.com/office/word/2006/wordml">
-  <w:footnote w:type="separator" w:id="0">
+<w:footnotes xmlns:wpc="http://schemas.microsoft.com/office/word/2010/wordprocessingCanvas" xmlns:mc="http://schemas.openxmlformats.org/markup-compatibility/2006" xmlns:o="urn:schemas-microsoft-com:office:office" xmlns:r="http://schemas.openxmlformats.org/officeDocument/2006/relationships" xmlns:m="http://schemas.openxmlformats.org/officeDocument/2006/math" xmlns:v="urn:schemas-microsoft-com:vml" xmlns:wp14="http://schemas.microsoft.com/office/word/2010/wordprocessingDrawing" xmlns:wp="http://schemas.openxmlformats.org/drawingml/2006/wordprocessingDrawing" xmlns:w10="urn:schemas-microsoft-com:office:word" xmlns:w="http://schemas.openxmlformats.org/wordprocessingml/2006/main" xmlns:w14="http://schemas.microsoft.com/office/word/2010/wordml" xmlns:w15="http://schemas.microsoft.com/office/word/2012/wordml" xmlns:wpg="http://schemas.microsoft.com/office/word/2010/wordprocessingGroup" xmlns:wpi="http://schemas.microsoft.com/office/word/2010/wordprocessingInk" xmlns:wne="http://schemas.microsoft.com/office/word/2006/wordml" xmlns:wps="http://schemas.microsoft.com/office/word/2010/wordprocessingShape" mc:Ignorable="w14 w15 wp14">
+  <w:footnote w:type="separator" w:id="-1">
     <w:p>
       <w:pPr>
         <w:spacing w:after="0" w:line="240" w:lineRule="auto"/>
@@ -2977,7 +2299,7 @@
       </w:r>
     </w:p>
   </w:footnote>
-  <w:footnote w:type="continuationSeparator" w:id="1">
+  <w:footnote w:type="continuationSeparator" w:id="0">
     <w:p>
       <w:pPr>
         <w:spacing w:after="0" w:line="240" w:lineRule="auto"/>
@@ -2991,7 +2313,7 @@
 </file>
 
 <file path=word/header1.xml><?xml version="1.0" encoding="utf-8"?>
-<w:hdr xmlns:ve="http://schemas.openxmlformats.org/markup-compatibility/2006" xmlns:o="urn:schemas-microsoft-com:office:office" xmlns:r="http://schemas.openxmlformats.org/officeDocument/2006/relationships" xmlns:m="http://schemas.openxmlformats.org/officeDocument/2006/math" xmlns:v="urn:schemas-microsoft-com:vml" xmlns:wp="http://schemas.openxmlformats.org/drawingml/2006/wordprocessingDrawing" xmlns:w10="urn:schemas-microsoft-com:office:word" xmlns:w="http://schemas.openxmlformats.org/wordprocessingml/2006/main" xmlns:wne="http://schemas.microsoft.com/office/word/2006/wordml">
+<w:hdr xmlns:wpc="http://schemas.microsoft.com/office/word/2010/wordprocessingCanvas" xmlns:mc="http://schemas.openxmlformats.org/markup-compatibility/2006" xmlns:o="urn:schemas-microsoft-com:office:office" xmlns:r="http://schemas.openxmlformats.org/officeDocument/2006/relationships" xmlns:m="http://schemas.openxmlformats.org/officeDocument/2006/math" xmlns:v="urn:schemas-microsoft-com:vml" xmlns:wp14="http://schemas.microsoft.com/office/word/2010/wordprocessingDrawing" xmlns:wp="http://schemas.openxmlformats.org/drawingml/2006/wordprocessingDrawing" xmlns:w10="urn:schemas-microsoft-com:office:word" xmlns:w="http://schemas.openxmlformats.org/wordprocessingml/2006/main" xmlns:w14="http://schemas.microsoft.com/office/word/2010/wordml" xmlns:w15="http://schemas.microsoft.com/office/word/2012/wordml" xmlns:wpg="http://schemas.microsoft.com/office/word/2010/wordprocessingGroup" xmlns:wpi="http://schemas.microsoft.com/office/word/2010/wordprocessingInk" xmlns:wne="http://schemas.microsoft.com/office/word/2006/wordml" xmlns:wps="http://schemas.microsoft.com/office/word/2010/wordprocessingShape" mc:Ignorable="w14 w15 wp14">
   <w:sdt>
     <w:sdtPr>
       <w:id w:val="4112532"/>
@@ -3000,6 +2322,7 @@
         <w:docPartUnique/>
       </w:docPartObj>
     </w:sdtPr>
+    <w:sdtEndPr/>
     <w:sdtContent>
       <w:p>
         <w:pPr>
@@ -3009,14 +2332,27 @@
         <w:r>
           <w:t xml:space="preserve">      </w:t>
         </w:r>
-        <w:fldSimple w:instr=" PAGE   \* MERGEFORMAT ">
-          <w:r>
-            <w:rPr>
-              <w:noProof/>
-            </w:rPr>
-            <w:t>5</w:t>
-          </w:r>
-        </w:fldSimple>
+        <w:r>
+          <w:fldChar w:fldCharType="begin"/>
+        </w:r>
+        <w:r>
+          <w:instrText xml:space="preserve"> PAGE   \* MERGEFORMAT </w:instrText>
+        </w:r>
+        <w:r>
+          <w:fldChar w:fldCharType="separate"/>
+        </w:r>
+        <w:r>
+          <w:rPr>
+            <w:noProof/>
+          </w:rPr>
+          <w:t>5</w:t>
+        </w:r>
+        <w:r>
+          <w:rPr>
+            <w:noProof/>
+          </w:rPr>
+          <w:fldChar w:fldCharType="end"/>
+        </w:r>
         <w:r>
           <w:t xml:space="preserve"> </w:t>
         </w:r>
@@ -3035,7 +2371,7 @@
 </file>
 
 <file path=word/numbering.xml><?xml version="1.0" encoding="utf-8"?>
-<w:numbering xmlns:ve="http://schemas.openxmlformats.org/markup-compatibility/2006" xmlns:o="urn:schemas-microsoft-com:office:office" xmlns:r="http://schemas.openxmlformats.org/officeDocument/2006/relationships" xmlns:m="http://schemas.openxmlformats.org/officeDocument/2006/math" xmlns:v="urn:schemas-microsoft-com:vml" xmlns:wp="http://schemas.openxmlformats.org/drawingml/2006/wordprocessingDrawing" xmlns:w10="urn:schemas-microsoft-com:office:word" xmlns:w="http://schemas.openxmlformats.org/wordprocessingml/2006/main" xmlns:wne="http://schemas.microsoft.com/office/word/2006/wordml">
+<w:numbering xmlns:wpc="http://schemas.microsoft.com/office/word/2010/wordprocessingCanvas" xmlns:mc="http://schemas.openxmlformats.org/markup-compatibility/2006" xmlns:o="urn:schemas-microsoft-com:office:office" xmlns:r="http://schemas.openxmlformats.org/officeDocument/2006/relationships" xmlns:m="http://schemas.openxmlformats.org/officeDocument/2006/math" xmlns:v="urn:schemas-microsoft-com:vml" xmlns:wp14="http://schemas.microsoft.com/office/word/2010/wordprocessingDrawing" xmlns:wp="http://schemas.openxmlformats.org/drawingml/2006/wordprocessingDrawing" xmlns:w10="urn:schemas-microsoft-com:office:word" xmlns:w="http://schemas.openxmlformats.org/wordprocessingml/2006/main" xmlns:w14="http://schemas.microsoft.com/office/word/2010/wordml" xmlns:w15="http://schemas.microsoft.com/office/word/2012/wordml" xmlns:wpg="http://schemas.microsoft.com/office/word/2010/wordprocessingGroup" xmlns:wpi="http://schemas.microsoft.com/office/word/2010/wordprocessingInk" xmlns:wne="http://schemas.microsoft.com/office/word/2006/wordml" xmlns:wps="http://schemas.microsoft.com/office/word/2010/wordprocessingShape" mc:Ignorable="w14 w15 wp14">
   <w:abstractNum w:abstractNumId="0">
     <w:nsid w:val="00FA2E00"/>
     <w:multiLevelType w:val="hybridMultilevel"/>
@@ -3150,6 +2486,120 @@
     </w:lvl>
   </w:abstractNum>
   <w:abstractNum w:abstractNumId="1">
+    <w:nsid w:val="0D9546B9"/>
+    <w:multiLevelType w:val="hybridMultilevel"/>
+    <w:tmpl w:val="3B42D564"/>
+    <w:lvl w:ilvl="0" w:tplc="33827756">
+      <w:start w:val="1"/>
+      <w:numFmt w:val="bullet"/>
+      <w:lvlText w:val=""/>
+      <w:lvlJc w:val="left"/>
+      <w:pPr>
+        <w:ind w:left="720" w:hanging="360"/>
+      </w:pPr>
+      <w:rPr>
+        <w:rFonts w:ascii="Wingdings" w:hAnsi="Wingdings" w:hint="default"/>
+        <w:color w:val="00B050"/>
+      </w:rPr>
+    </w:lvl>
+    <w:lvl w:ilvl="1" w:tplc="04090003" w:tentative="1">
+      <w:start w:val="1"/>
+      <w:numFmt w:val="bullet"/>
+      <w:lvlText w:val="o"/>
+      <w:lvlJc w:val="left"/>
+      <w:pPr>
+        <w:ind w:left="1440" w:hanging="360"/>
+      </w:pPr>
+      <w:rPr>
+        <w:rFonts w:ascii="Courier New" w:hAnsi="Courier New" w:cs="Courier New" w:hint="default"/>
+      </w:rPr>
+    </w:lvl>
+    <w:lvl w:ilvl="2" w:tplc="04090005" w:tentative="1">
+      <w:start w:val="1"/>
+      <w:numFmt w:val="bullet"/>
+      <w:lvlText w:val=""/>
+      <w:lvlJc w:val="left"/>
+      <w:pPr>
+        <w:ind w:left="2160" w:hanging="360"/>
+      </w:pPr>
+      <w:rPr>
+        <w:rFonts w:ascii="Wingdings" w:hAnsi="Wingdings" w:hint="default"/>
+      </w:rPr>
+    </w:lvl>
+    <w:lvl w:ilvl="3" w:tplc="04090001" w:tentative="1">
+      <w:start w:val="1"/>
+      <w:numFmt w:val="bullet"/>
+      <w:lvlText w:val=""/>
+      <w:lvlJc w:val="left"/>
+      <w:pPr>
+        <w:ind w:left="2880" w:hanging="360"/>
+      </w:pPr>
+      <w:rPr>
+        <w:rFonts w:ascii="Symbol" w:hAnsi="Symbol" w:hint="default"/>
+      </w:rPr>
+    </w:lvl>
+    <w:lvl w:ilvl="4" w:tplc="04090003" w:tentative="1">
+      <w:start w:val="1"/>
+      <w:numFmt w:val="bullet"/>
+      <w:lvlText w:val="o"/>
+      <w:lvlJc w:val="left"/>
+      <w:pPr>
+        <w:ind w:left="3600" w:hanging="360"/>
+      </w:pPr>
+      <w:rPr>
+        <w:rFonts w:ascii="Courier New" w:hAnsi="Courier New" w:cs="Courier New" w:hint="default"/>
+      </w:rPr>
+    </w:lvl>
+    <w:lvl w:ilvl="5" w:tplc="04090005" w:tentative="1">
+      <w:start w:val="1"/>
+      <w:numFmt w:val="bullet"/>
+      <w:lvlText w:val=""/>
+      <w:lvlJc w:val="left"/>
+      <w:pPr>
+        <w:ind w:left="4320" w:hanging="360"/>
+      </w:pPr>
+      <w:rPr>
+        <w:rFonts w:ascii="Wingdings" w:hAnsi="Wingdings" w:hint="default"/>
+      </w:rPr>
+    </w:lvl>
+    <w:lvl w:ilvl="6" w:tplc="04090001" w:tentative="1">
+      <w:start w:val="1"/>
+      <w:numFmt w:val="bullet"/>
+      <w:lvlText w:val=""/>
+      <w:lvlJc w:val="left"/>
+      <w:pPr>
+        <w:ind w:left="5040" w:hanging="360"/>
+      </w:pPr>
+      <w:rPr>
+        <w:rFonts w:ascii="Symbol" w:hAnsi="Symbol" w:hint="default"/>
+      </w:rPr>
+    </w:lvl>
+    <w:lvl w:ilvl="7" w:tplc="04090003" w:tentative="1">
+      <w:start w:val="1"/>
+      <w:numFmt w:val="bullet"/>
+      <w:lvlText w:val="o"/>
+      <w:lvlJc w:val="left"/>
+      <w:pPr>
+        <w:ind w:left="5760" w:hanging="360"/>
+      </w:pPr>
+      <w:rPr>
+        <w:rFonts w:ascii="Courier New" w:hAnsi="Courier New" w:cs="Courier New" w:hint="default"/>
+      </w:rPr>
+    </w:lvl>
+    <w:lvl w:ilvl="8" w:tplc="04090005" w:tentative="1">
+      <w:start w:val="1"/>
+      <w:numFmt w:val="bullet"/>
+      <w:lvlText w:val=""/>
+      <w:lvlJc w:val="left"/>
+      <w:pPr>
+        <w:ind w:left="6480" w:hanging="360"/>
+      </w:pPr>
+      <w:rPr>
+        <w:rFonts w:ascii="Wingdings" w:hAnsi="Wingdings" w:hint="default"/>
+      </w:rPr>
+    </w:lvl>
+  </w:abstractNum>
+  <w:abstractNum w:abstractNumId="2">
     <w:nsid w:val="0EED4C86"/>
     <w:multiLevelType w:val="hybridMultilevel"/>
     <w:tmpl w:val="DA30E702"/>
@@ -3238,7 +2688,7 @@
       </w:pPr>
     </w:lvl>
   </w:abstractNum>
-  <w:abstractNum w:abstractNumId="2">
+  <w:abstractNum w:abstractNumId="3">
     <w:nsid w:val="14386710"/>
     <w:multiLevelType w:val="hybridMultilevel"/>
     <w:tmpl w:val="E10C1174"/>
@@ -3350,7 +2800,121 @@
       </w:rPr>
     </w:lvl>
   </w:abstractNum>
-  <w:abstractNum w:abstractNumId="3">
+  <w:abstractNum w:abstractNumId="4">
+    <w:nsid w:val="151E4467"/>
+    <w:multiLevelType w:val="hybridMultilevel"/>
+    <w:tmpl w:val="09F6A5E8"/>
+    <w:lvl w:ilvl="0" w:tplc="33827756">
+      <w:start w:val="1"/>
+      <w:numFmt w:val="bullet"/>
+      <w:lvlText w:val=""/>
+      <w:lvlJc w:val="left"/>
+      <w:pPr>
+        <w:ind w:left="1365" w:hanging="360"/>
+      </w:pPr>
+      <w:rPr>
+        <w:rFonts w:ascii="Wingdings" w:hAnsi="Wingdings" w:hint="default"/>
+        <w:color w:val="00B050"/>
+      </w:rPr>
+    </w:lvl>
+    <w:lvl w:ilvl="1" w:tplc="04090003" w:tentative="1">
+      <w:start w:val="1"/>
+      <w:numFmt w:val="bullet"/>
+      <w:lvlText w:val="o"/>
+      <w:lvlJc w:val="left"/>
+      <w:pPr>
+        <w:ind w:left="2085" w:hanging="360"/>
+      </w:pPr>
+      <w:rPr>
+        <w:rFonts w:ascii="Courier New" w:hAnsi="Courier New" w:cs="Courier New" w:hint="default"/>
+      </w:rPr>
+    </w:lvl>
+    <w:lvl w:ilvl="2" w:tplc="04090005" w:tentative="1">
+      <w:start w:val="1"/>
+      <w:numFmt w:val="bullet"/>
+      <w:lvlText w:val=""/>
+      <w:lvlJc w:val="left"/>
+      <w:pPr>
+        <w:ind w:left="2805" w:hanging="360"/>
+      </w:pPr>
+      <w:rPr>
+        <w:rFonts w:ascii="Wingdings" w:hAnsi="Wingdings" w:hint="default"/>
+      </w:rPr>
+    </w:lvl>
+    <w:lvl w:ilvl="3" w:tplc="04090001" w:tentative="1">
+      <w:start w:val="1"/>
+      <w:numFmt w:val="bullet"/>
+      <w:lvlText w:val=""/>
+      <w:lvlJc w:val="left"/>
+      <w:pPr>
+        <w:ind w:left="3525" w:hanging="360"/>
+      </w:pPr>
+      <w:rPr>
+        <w:rFonts w:ascii="Symbol" w:hAnsi="Symbol" w:hint="default"/>
+      </w:rPr>
+    </w:lvl>
+    <w:lvl w:ilvl="4" w:tplc="04090003" w:tentative="1">
+      <w:start w:val="1"/>
+      <w:numFmt w:val="bullet"/>
+      <w:lvlText w:val="o"/>
+      <w:lvlJc w:val="left"/>
+      <w:pPr>
+        <w:ind w:left="4245" w:hanging="360"/>
+      </w:pPr>
+      <w:rPr>
+        <w:rFonts w:ascii="Courier New" w:hAnsi="Courier New" w:cs="Courier New" w:hint="default"/>
+      </w:rPr>
+    </w:lvl>
+    <w:lvl w:ilvl="5" w:tplc="04090005" w:tentative="1">
+      <w:start w:val="1"/>
+      <w:numFmt w:val="bullet"/>
+      <w:lvlText w:val=""/>
+      <w:lvlJc w:val="left"/>
+      <w:pPr>
+        <w:ind w:left="4965" w:hanging="360"/>
+      </w:pPr>
+      <w:rPr>
+        <w:rFonts w:ascii="Wingdings" w:hAnsi="Wingdings" w:hint="default"/>
+      </w:rPr>
+    </w:lvl>
+    <w:lvl w:ilvl="6" w:tplc="04090001" w:tentative="1">
+      <w:start w:val="1"/>
+      <w:numFmt w:val="bullet"/>
+      <w:lvlText w:val=""/>
+      <w:lvlJc w:val="left"/>
+      <w:pPr>
+        <w:ind w:left="5685" w:hanging="360"/>
+      </w:pPr>
+      <w:rPr>
+        <w:rFonts w:ascii="Symbol" w:hAnsi="Symbol" w:hint="default"/>
+      </w:rPr>
+    </w:lvl>
+    <w:lvl w:ilvl="7" w:tplc="04090003" w:tentative="1">
+      <w:start w:val="1"/>
+      <w:numFmt w:val="bullet"/>
+      <w:lvlText w:val="o"/>
+      <w:lvlJc w:val="left"/>
+      <w:pPr>
+        <w:ind w:left="6405" w:hanging="360"/>
+      </w:pPr>
+      <w:rPr>
+        <w:rFonts w:ascii="Courier New" w:hAnsi="Courier New" w:cs="Courier New" w:hint="default"/>
+      </w:rPr>
+    </w:lvl>
+    <w:lvl w:ilvl="8" w:tplc="04090005" w:tentative="1">
+      <w:start w:val="1"/>
+      <w:numFmt w:val="bullet"/>
+      <w:lvlText w:val=""/>
+      <w:lvlJc w:val="left"/>
+      <w:pPr>
+        <w:ind w:left="7125" w:hanging="360"/>
+      </w:pPr>
+      <w:rPr>
+        <w:rFonts w:ascii="Wingdings" w:hAnsi="Wingdings" w:hint="default"/>
+      </w:rPr>
+    </w:lvl>
+  </w:abstractNum>
+  <w:abstractNum w:abstractNumId="5">
     <w:nsid w:val="15FB61AC"/>
     <w:multiLevelType w:val="hybridMultilevel"/>
     <w:tmpl w:val="84C4D41A"/>
@@ -3464,7 +3028,7 @@
       </w:rPr>
     </w:lvl>
   </w:abstractNum>
-  <w:abstractNum w:abstractNumId="4">
+  <w:abstractNum w:abstractNumId="6">
     <w:nsid w:val="1A433624"/>
     <w:multiLevelType w:val="hybridMultilevel"/>
     <w:tmpl w:val="9C68B478"/>
@@ -3578,7 +3142,7 @@
       </w:rPr>
     </w:lvl>
   </w:abstractNum>
-  <w:abstractNum w:abstractNumId="5">
+  <w:abstractNum w:abstractNumId="7">
     <w:nsid w:val="1C3835BA"/>
     <w:multiLevelType w:val="hybridMultilevel"/>
     <w:tmpl w:val="986CD5A0"/>
@@ -3692,7 +3256,7 @@
       </w:rPr>
     </w:lvl>
   </w:abstractNum>
-  <w:abstractNum w:abstractNumId="6">
+  <w:abstractNum w:abstractNumId="8">
     <w:nsid w:val="22F82D62"/>
     <w:multiLevelType w:val="hybridMultilevel"/>
     <w:tmpl w:val="BD52A72E"/>
@@ -3806,7 +3370,7 @@
       </w:rPr>
     </w:lvl>
   </w:abstractNum>
-  <w:abstractNum w:abstractNumId="7">
+  <w:abstractNum w:abstractNumId="9">
     <w:nsid w:val="27CE5100"/>
     <w:multiLevelType w:val="hybridMultilevel"/>
     <w:tmpl w:val="78ACFBCA"/>
@@ -3920,7 +3484,7 @@
       </w:rPr>
     </w:lvl>
   </w:abstractNum>
-  <w:abstractNum w:abstractNumId="8">
+  <w:abstractNum w:abstractNumId="10">
     <w:nsid w:val="29490E07"/>
     <w:multiLevelType w:val="hybridMultilevel"/>
     <w:tmpl w:val="9A6CC938"/>
@@ -4034,7 +3598,7 @@
       </w:rPr>
     </w:lvl>
   </w:abstractNum>
-  <w:abstractNum w:abstractNumId="9">
+  <w:abstractNum w:abstractNumId="11">
     <w:nsid w:val="2D0016EC"/>
     <w:multiLevelType w:val="hybridMultilevel"/>
     <w:tmpl w:val="63506D06"/>
@@ -4123,7 +3687,7 @@
       </w:pPr>
     </w:lvl>
   </w:abstractNum>
-  <w:abstractNum w:abstractNumId="10">
+  <w:abstractNum w:abstractNumId="12">
     <w:nsid w:val="34352130"/>
     <w:multiLevelType w:val="hybridMultilevel"/>
     <w:tmpl w:val="D9868CBE"/>
@@ -4236,7 +3800,323 @@
       </w:rPr>
     </w:lvl>
   </w:abstractNum>
-  <w:abstractNum w:abstractNumId="11">
+  <w:abstractNum w:abstractNumId="13">
+    <w:nsid w:val="37CD6AF4"/>
+    <w:multiLevelType w:val="hybridMultilevel"/>
+    <w:tmpl w:val="06C4001A"/>
+    <w:lvl w:ilvl="0" w:tplc="A11AEA96">
+      <w:numFmt w:val="bullet"/>
+      <w:lvlText w:val="-"/>
+      <w:lvlJc w:val="left"/>
+      <w:pPr>
+        <w:ind w:left="1080" w:hanging="360"/>
+      </w:pPr>
+      <w:rPr>
+        <w:rFonts w:ascii="Calibri" w:eastAsiaTheme="minorHAnsi" w:hAnsi="Calibri" w:cs="Calibri" w:hint="default"/>
+        <w:b/>
+        <w:i/>
+        <w:u w:val="single"/>
+      </w:rPr>
+    </w:lvl>
+    <w:lvl w:ilvl="1" w:tplc="04090003" w:tentative="1">
+      <w:start w:val="1"/>
+      <w:numFmt w:val="bullet"/>
+      <w:lvlText w:val="o"/>
+      <w:lvlJc w:val="left"/>
+      <w:pPr>
+        <w:ind w:left="1800" w:hanging="360"/>
+      </w:pPr>
+      <w:rPr>
+        <w:rFonts w:ascii="Courier New" w:hAnsi="Courier New" w:cs="Courier New" w:hint="default"/>
+      </w:rPr>
+    </w:lvl>
+    <w:lvl w:ilvl="2" w:tplc="04090005" w:tentative="1">
+      <w:start w:val="1"/>
+      <w:numFmt w:val="bullet"/>
+      <w:lvlText w:val=""/>
+      <w:lvlJc w:val="left"/>
+      <w:pPr>
+        <w:ind w:left="2520" w:hanging="360"/>
+      </w:pPr>
+      <w:rPr>
+        <w:rFonts w:ascii="Wingdings" w:hAnsi="Wingdings" w:hint="default"/>
+      </w:rPr>
+    </w:lvl>
+    <w:lvl w:ilvl="3" w:tplc="04090001" w:tentative="1">
+      <w:start w:val="1"/>
+      <w:numFmt w:val="bullet"/>
+      <w:lvlText w:val=""/>
+      <w:lvlJc w:val="left"/>
+      <w:pPr>
+        <w:ind w:left="3240" w:hanging="360"/>
+      </w:pPr>
+      <w:rPr>
+        <w:rFonts w:ascii="Symbol" w:hAnsi="Symbol" w:hint="default"/>
+      </w:rPr>
+    </w:lvl>
+    <w:lvl w:ilvl="4" w:tplc="04090003" w:tentative="1">
+      <w:start w:val="1"/>
+      <w:numFmt w:val="bullet"/>
+      <w:lvlText w:val="o"/>
+      <w:lvlJc w:val="left"/>
+      <w:pPr>
+        <w:ind w:left="3960" w:hanging="360"/>
+      </w:pPr>
+      <w:rPr>
+        <w:rFonts w:ascii="Courier New" w:hAnsi="Courier New" w:cs="Courier New" w:hint="default"/>
+      </w:rPr>
+    </w:lvl>
+    <w:lvl w:ilvl="5" w:tplc="04090005" w:tentative="1">
+      <w:start w:val="1"/>
+      <w:numFmt w:val="bullet"/>
+      <w:lvlText w:val=""/>
+      <w:lvlJc w:val="left"/>
+      <w:pPr>
+        <w:ind w:left="4680" w:hanging="360"/>
+      </w:pPr>
+      <w:rPr>
+        <w:rFonts w:ascii="Wingdings" w:hAnsi="Wingdings" w:hint="default"/>
+      </w:rPr>
+    </w:lvl>
+    <w:lvl w:ilvl="6" w:tplc="04090001" w:tentative="1">
+      <w:start w:val="1"/>
+      <w:numFmt w:val="bullet"/>
+      <w:lvlText w:val=""/>
+      <w:lvlJc w:val="left"/>
+      <w:pPr>
+        <w:ind w:left="5400" w:hanging="360"/>
+      </w:pPr>
+      <w:rPr>
+        <w:rFonts w:ascii="Symbol" w:hAnsi="Symbol" w:hint="default"/>
+      </w:rPr>
+    </w:lvl>
+    <w:lvl w:ilvl="7" w:tplc="04090003" w:tentative="1">
+      <w:start w:val="1"/>
+      <w:numFmt w:val="bullet"/>
+      <w:lvlText w:val="o"/>
+      <w:lvlJc w:val="left"/>
+      <w:pPr>
+        <w:ind w:left="6120" w:hanging="360"/>
+      </w:pPr>
+      <w:rPr>
+        <w:rFonts w:ascii="Courier New" w:hAnsi="Courier New" w:cs="Courier New" w:hint="default"/>
+      </w:rPr>
+    </w:lvl>
+    <w:lvl w:ilvl="8" w:tplc="04090005" w:tentative="1">
+      <w:start w:val="1"/>
+      <w:numFmt w:val="bullet"/>
+      <w:lvlText w:val=""/>
+      <w:lvlJc w:val="left"/>
+      <w:pPr>
+        <w:ind w:left="6840" w:hanging="360"/>
+      </w:pPr>
+      <w:rPr>
+        <w:rFonts w:ascii="Wingdings" w:hAnsi="Wingdings" w:hint="default"/>
+      </w:rPr>
+    </w:lvl>
+  </w:abstractNum>
+  <w:abstractNum w:abstractNumId="14">
+    <w:nsid w:val="46BD7F67"/>
+    <w:multiLevelType w:val="hybridMultilevel"/>
+    <w:tmpl w:val="27BE2DFE"/>
+    <w:lvl w:ilvl="0" w:tplc="CFCC8516">
+      <w:start w:val="1"/>
+      <w:numFmt w:val="decimalZero"/>
+      <w:lvlText w:val="%1."/>
+      <w:lvlJc w:val="left"/>
+      <w:pPr>
+        <w:ind w:left="1455" w:hanging="450"/>
+      </w:pPr>
+      <w:rPr>
+        <w:rFonts w:hint="default"/>
+      </w:rPr>
+    </w:lvl>
+    <w:lvl w:ilvl="1" w:tplc="04090019" w:tentative="1">
+      <w:start w:val="1"/>
+      <w:numFmt w:val="lowerLetter"/>
+      <w:lvlText w:val="%2."/>
+      <w:lvlJc w:val="left"/>
+      <w:pPr>
+        <w:ind w:left="2085" w:hanging="360"/>
+      </w:pPr>
+    </w:lvl>
+    <w:lvl w:ilvl="2" w:tplc="0409001B" w:tentative="1">
+      <w:start w:val="1"/>
+      <w:numFmt w:val="lowerRoman"/>
+      <w:lvlText w:val="%3."/>
+      <w:lvlJc w:val="right"/>
+      <w:pPr>
+        <w:ind w:left="2805" w:hanging="180"/>
+      </w:pPr>
+    </w:lvl>
+    <w:lvl w:ilvl="3" w:tplc="0409000F" w:tentative="1">
+      <w:start w:val="1"/>
+      <w:numFmt w:val="decimal"/>
+      <w:lvlText w:val="%4."/>
+      <w:lvlJc w:val="left"/>
+      <w:pPr>
+        <w:ind w:left="3525" w:hanging="360"/>
+      </w:pPr>
+    </w:lvl>
+    <w:lvl w:ilvl="4" w:tplc="04090019" w:tentative="1">
+      <w:start w:val="1"/>
+      <w:numFmt w:val="lowerLetter"/>
+      <w:lvlText w:val="%5."/>
+      <w:lvlJc w:val="left"/>
+      <w:pPr>
+        <w:ind w:left="4245" w:hanging="360"/>
+      </w:pPr>
+    </w:lvl>
+    <w:lvl w:ilvl="5" w:tplc="0409001B" w:tentative="1">
+      <w:start w:val="1"/>
+      <w:numFmt w:val="lowerRoman"/>
+      <w:lvlText w:val="%6."/>
+      <w:lvlJc w:val="right"/>
+      <w:pPr>
+        <w:ind w:left="4965" w:hanging="180"/>
+      </w:pPr>
+    </w:lvl>
+    <w:lvl w:ilvl="6" w:tplc="0409000F" w:tentative="1">
+      <w:start w:val="1"/>
+      <w:numFmt w:val="decimal"/>
+      <w:lvlText w:val="%7."/>
+      <w:lvlJc w:val="left"/>
+      <w:pPr>
+        <w:ind w:left="5685" w:hanging="360"/>
+      </w:pPr>
+    </w:lvl>
+    <w:lvl w:ilvl="7" w:tplc="04090019" w:tentative="1">
+      <w:start w:val="1"/>
+      <w:numFmt w:val="lowerLetter"/>
+      <w:lvlText w:val="%8."/>
+      <w:lvlJc w:val="left"/>
+      <w:pPr>
+        <w:ind w:left="6405" w:hanging="360"/>
+      </w:pPr>
+    </w:lvl>
+    <w:lvl w:ilvl="8" w:tplc="0409001B" w:tentative="1">
+      <w:start w:val="1"/>
+      <w:numFmt w:val="lowerRoman"/>
+      <w:lvlText w:val="%9."/>
+      <w:lvlJc w:val="right"/>
+      <w:pPr>
+        <w:ind w:left="7125" w:hanging="180"/>
+      </w:pPr>
+    </w:lvl>
+  </w:abstractNum>
+  <w:abstractNum w:abstractNumId="15">
+    <w:nsid w:val="4A810D02"/>
+    <w:multiLevelType w:val="hybridMultilevel"/>
+    <w:tmpl w:val="27F8E03A"/>
+    <w:lvl w:ilvl="0" w:tplc="032ABF0E">
+      <w:numFmt w:val="bullet"/>
+      <w:lvlText w:val="-"/>
+      <w:lvlJc w:val="left"/>
+      <w:pPr>
+        <w:ind w:left="1515" w:hanging="360"/>
+      </w:pPr>
+      <w:rPr>
+        <w:rFonts w:ascii="Calibri" w:eastAsiaTheme="minorHAnsi" w:hAnsi="Calibri" w:cs="Calibri" w:hint="default"/>
+      </w:rPr>
+    </w:lvl>
+    <w:lvl w:ilvl="1" w:tplc="04090003" w:tentative="1">
+      <w:start w:val="1"/>
+      <w:numFmt w:val="bullet"/>
+      <w:lvlText w:val="o"/>
+      <w:lvlJc w:val="left"/>
+      <w:pPr>
+        <w:ind w:left="2235" w:hanging="360"/>
+      </w:pPr>
+      <w:rPr>
+        <w:rFonts w:ascii="Courier New" w:hAnsi="Courier New" w:cs="Courier New" w:hint="default"/>
+      </w:rPr>
+    </w:lvl>
+    <w:lvl w:ilvl="2" w:tplc="04090005" w:tentative="1">
+      <w:start w:val="1"/>
+      <w:numFmt w:val="bullet"/>
+      <w:lvlText w:val=""/>
+      <w:lvlJc w:val="left"/>
+      <w:pPr>
+        <w:ind w:left="2955" w:hanging="360"/>
+      </w:pPr>
+      <w:rPr>
+        <w:rFonts w:ascii="Wingdings" w:hAnsi="Wingdings" w:hint="default"/>
+      </w:rPr>
+    </w:lvl>
+    <w:lvl w:ilvl="3" w:tplc="04090001" w:tentative="1">
+      <w:start w:val="1"/>
+      <w:numFmt w:val="bullet"/>
+      <w:lvlText w:val=""/>
+      <w:lvlJc w:val="left"/>
+      <w:pPr>
+        <w:ind w:left="3675" w:hanging="360"/>
+      </w:pPr>
+      <w:rPr>
+        <w:rFonts w:ascii="Symbol" w:hAnsi="Symbol" w:hint="default"/>
+      </w:rPr>
+    </w:lvl>
+    <w:lvl w:ilvl="4" w:tplc="04090003" w:tentative="1">
+      <w:start w:val="1"/>
+      <w:numFmt w:val="bullet"/>
+      <w:lvlText w:val="o"/>
+      <w:lvlJc w:val="left"/>
+      <w:pPr>
+        <w:ind w:left="4395" w:hanging="360"/>
+      </w:pPr>
+      <w:rPr>
+        <w:rFonts w:ascii="Courier New" w:hAnsi="Courier New" w:cs="Courier New" w:hint="default"/>
+      </w:rPr>
+    </w:lvl>
+    <w:lvl w:ilvl="5" w:tplc="04090005" w:tentative="1">
+      <w:start w:val="1"/>
+      <w:numFmt w:val="bullet"/>
+      <w:lvlText w:val=""/>
+      <w:lvlJc w:val="left"/>
+      <w:pPr>
+        <w:ind w:left="5115" w:hanging="360"/>
+      </w:pPr>
+      <w:rPr>
+        <w:rFonts w:ascii="Wingdings" w:hAnsi="Wingdings" w:hint="default"/>
+      </w:rPr>
+    </w:lvl>
+    <w:lvl w:ilvl="6" w:tplc="04090001" w:tentative="1">
+      <w:start w:val="1"/>
+      <w:numFmt w:val="bullet"/>
+      <w:lvlText w:val=""/>
+      <w:lvlJc w:val="left"/>
+      <w:pPr>
+        <w:ind w:left="5835" w:hanging="360"/>
+      </w:pPr>
+      <w:rPr>
+        <w:rFonts w:ascii="Symbol" w:hAnsi="Symbol" w:hint="default"/>
+      </w:rPr>
+    </w:lvl>
+    <w:lvl w:ilvl="7" w:tplc="04090003" w:tentative="1">
+      <w:start w:val="1"/>
+      <w:numFmt w:val="bullet"/>
+      <w:lvlText w:val="o"/>
+      <w:lvlJc w:val="left"/>
+      <w:pPr>
+        <w:ind w:left="6555" w:hanging="360"/>
+      </w:pPr>
+      <w:rPr>
+        <w:rFonts w:ascii="Courier New" w:hAnsi="Courier New" w:cs="Courier New" w:hint="default"/>
+      </w:rPr>
+    </w:lvl>
+    <w:lvl w:ilvl="8" w:tplc="04090005" w:tentative="1">
+      <w:start w:val="1"/>
+      <w:numFmt w:val="bullet"/>
+      <w:lvlText w:val=""/>
+      <w:lvlJc w:val="left"/>
+      <w:pPr>
+        <w:ind w:left="7275" w:hanging="360"/>
+      </w:pPr>
+      <w:rPr>
+        <w:rFonts w:ascii="Wingdings" w:hAnsi="Wingdings" w:hint="default"/>
+      </w:rPr>
+    </w:lvl>
+  </w:abstractNum>
+  <w:abstractNum w:abstractNumId="16">
     <w:nsid w:val="5A9E1BE1"/>
     <w:multiLevelType w:val="hybridMultilevel"/>
     <w:tmpl w:val="6A440962"/>
@@ -4349,7 +4229,7 @@
       </w:rPr>
     </w:lvl>
   </w:abstractNum>
-  <w:abstractNum w:abstractNumId="12">
+  <w:abstractNum w:abstractNumId="17">
     <w:nsid w:val="61FE2B25"/>
     <w:multiLevelType w:val="hybridMultilevel"/>
     <w:tmpl w:val="EE549916"/>
@@ -4463,7 +4343,7 @@
       </w:rPr>
     </w:lvl>
   </w:abstractNum>
-  <w:abstractNum w:abstractNumId="13">
+  <w:abstractNum w:abstractNumId="18">
     <w:nsid w:val="62CF7939"/>
     <w:multiLevelType w:val="hybridMultilevel"/>
     <w:tmpl w:val="839C9A0E"/>
@@ -4577,7 +4457,7 @@
       </w:rPr>
     </w:lvl>
   </w:abstractNum>
-  <w:abstractNum w:abstractNumId="14">
+  <w:abstractNum w:abstractNumId="19">
     <w:nsid w:val="64902D3C"/>
     <w:multiLevelType w:val="hybridMultilevel"/>
     <w:tmpl w:val="27E842E2"/>
@@ -4690,7 +4570,7 @@
       </w:rPr>
     </w:lvl>
   </w:abstractNum>
-  <w:abstractNum w:abstractNumId="15">
+  <w:abstractNum w:abstractNumId="20">
     <w:nsid w:val="661928B2"/>
     <w:multiLevelType w:val="hybridMultilevel"/>
     <w:tmpl w:val="E3B097DA"/>
@@ -4804,7 +4684,96 @@
       </w:rPr>
     </w:lvl>
   </w:abstractNum>
-  <w:abstractNum w:abstractNumId="16">
+  <w:abstractNum w:abstractNumId="21">
+    <w:nsid w:val="678761FB"/>
+    <w:multiLevelType w:val="hybridMultilevel"/>
+    <w:tmpl w:val="16E6E12C"/>
+    <w:lvl w:ilvl="0" w:tplc="E856D634">
+      <w:start w:val="1"/>
+      <w:numFmt w:val="decimalZero"/>
+      <w:lvlText w:val="%1."/>
+      <w:lvlJc w:val="left"/>
+      <w:pPr>
+        <w:ind w:left="2205" w:hanging="450"/>
+      </w:pPr>
+      <w:rPr>
+        <w:rFonts w:hint="default"/>
+      </w:rPr>
+    </w:lvl>
+    <w:lvl w:ilvl="1" w:tplc="04090019" w:tentative="1">
+      <w:start w:val="1"/>
+      <w:numFmt w:val="lowerLetter"/>
+      <w:lvlText w:val="%2."/>
+      <w:lvlJc w:val="left"/>
+      <w:pPr>
+        <w:ind w:left="2835" w:hanging="360"/>
+      </w:pPr>
+    </w:lvl>
+    <w:lvl w:ilvl="2" w:tplc="0409001B" w:tentative="1">
+      <w:start w:val="1"/>
+      <w:numFmt w:val="lowerRoman"/>
+      <w:lvlText w:val="%3."/>
+      <w:lvlJc w:val="right"/>
+      <w:pPr>
+        <w:ind w:left="3555" w:hanging="180"/>
+      </w:pPr>
+    </w:lvl>
+    <w:lvl w:ilvl="3" w:tplc="0409000F" w:tentative="1">
+      <w:start w:val="1"/>
+      <w:numFmt w:val="decimal"/>
+      <w:lvlText w:val="%4."/>
+      <w:lvlJc w:val="left"/>
+      <w:pPr>
+        <w:ind w:left="4275" w:hanging="360"/>
+      </w:pPr>
+    </w:lvl>
+    <w:lvl w:ilvl="4" w:tplc="04090019" w:tentative="1">
+      <w:start w:val="1"/>
+      <w:numFmt w:val="lowerLetter"/>
+      <w:lvlText w:val="%5."/>
+      <w:lvlJc w:val="left"/>
+      <w:pPr>
+        <w:ind w:left="4995" w:hanging="360"/>
+      </w:pPr>
+    </w:lvl>
+    <w:lvl w:ilvl="5" w:tplc="0409001B" w:tentative="1">
+      <w:start w:val="1"/>
+      <w:numFmt w:val="lowerRoman"/>
+      <w:lvlText w:val="%6."/>
+      <w:lvlJc w:val="right"/>
+      <w:pPr>
+        <w:ind w:left="5715" w:hanging="180"/>
+      </w:pPr>
+    </w:lvl>
+    <w:lvl w:ilvl="6" w:tplc="0409000F" w:tentative="1">
+      <w:start w:val="1"/>
+      <w:numFmt w:val="decimal"/>
+      <w:lvlText w:val="%7."/>
+      <w:lvlJc w:val="left"/>
+      <w:pPr>
+        <w:ind w:left="6435" w:hanging="360"/>
+      </w:pPr>
+    </w:lvl>
+    <w:lvl w:ilvl="7" w:tplc="04090019" w:tentative="1">
+      <w:start w:val="1"/>
+      <w:numFmt w:val="lowerLetter"/>
+      <w:lvlText w:val="%8."/>
+      <w:lvlJc w:val="left"/>
+      <w:pPr>
+        <w:ind w:left="7155" w:hanging="360"/>
+      </w:pPr>
+    </w:lvl>
+    <w:lvl w:ilvl="8" w:tplc="0409001B" w:tentative="1">
+      <w:start w:val="1"/>
+      <w:numFmt w:val="lowerRoman"/>
+      <w:lvlText w:val="%9."/>
+      <w:lvlJc w:val="right"/>
+      <w:pPr>
+        <w:ind w:left="7875" w:hanging="180"/>
+      </w:pPr>
+    </w:lvl>
+  </w:abstractNum>
+  <w:abstractNum w:abstractNumId="22">
     <w:nsid w:val="6DFD5CA7"/>
     <w:multiLevelType w:val="hybridMultilevel"/>
     <w:tmpl w:val="1556CA68"/>
@@ -4893,62 +4862,195 @@
       </w:pPr>
     </w:lvl>
   </w:abstractNum>
+  <w:abstractNum w:abstractNumId="23">
+    <w:nsid w:val="79352DC5"/>
+    <w:multiLevelType w:val="hybridMultilevel"/>
+    <w:tmpl w:val="24D681A2"/>
+    <w:lvl w:ilvl="0" w:tplc="032ABF0E">
+      <w:numFmt w:val="bullet"/>
+      <w:lvlText w:val="-"/>
+      <w:lvlJc w:val="left"/>
+      <w:pPr>
+        <w:ind w:left="2235" w:hanging="360"/>
+      </w:pPr>
+      <w:rPr>
+        <w:rFonts w:ascii="Calibri" w:eastAsiaTheme="minorHAnsi" w:hAnsi="Calibri" w:cs="Calibri" w:hint="default"/>
+      </w:rPr>
+    </w:lvl>
+    <w:lvl w:ilvl="1" w:tplc="04090003">
+      <w:start w:val="1"/>
+      <w:numFmt w:val="bullet"/>
+      <w:lvlText w:val="o"/>
+      <w:lvlJc w:val="left"/>
+      <w:pPr>
+        <w:ind w:left="2160" w:hanging="360"/>
+      </w:pPr>
+      <w:rPr>
+        <w:rFonts w:ascii="Courier New" w:hAnsi="Courier New" w:cs="Courier New" w:hint="default"/>
+      </w:rPr>
+    </w:lvl>
+    <w:lvl w:ilvl="2" w:tplc="04090005" w:tentative="1">
+      <w:start w:val="1"/>
+      <w:numFmt w:val="bullet"/>
+      <w:lvlText w:val=""/>
+      <w:lvlJc w:val="left"/>
+      <w:pPr>
+        <w:ind w:left="2880" w:hanging="360"/>
+      </w:pPr>
+      <w:rPr>
+        <w:rFonts w:ascii="Wingdings" w:hAnsi="Wingdings" w:hint="default"/>
+      </w:rPr>
+    </w:lvl>
+    <w:lvl w:ilvl="3" w:tplc="04090001" w:tentative="1">
+      <w:start w:val="1"/>
+      <w:numFmt w:val="bullet"/>
+      <w:lvlText w:val=""/>
+      <w:lvlJc w:val="left"/>
+      <w:pPr>
+        <w:ind w:left="3600" w:hanging="360"/>
+      </w:pPr>
+      <w:rPr>
+        <w:rFonts w:ascii="Symbol" w:hAnsi="Symbol" w:hint="default"/>
+      </w:rPr>
+    </w:lvl>
+    <w:lvl w:ilvl="4" w:tplc="04090003" w:tentative="1">
+      <w:start w:val="1"/>
+      <w:numFmt w:val="bullet"/>
+      <w:lvlText w:val="o"/>
+      <w:lvlJc w:val="left"/>
+      <w:pPr>
+        <w:ind w:left="4320" w:hanging="360"/>
+      </w:pPr>
+      <w:rPr>
+        <w:rFonts w:ascii="Courier New" w:hAnsi="Courier New" w:cs="Courier New" w:hint="default"/>
+      </w:rPr>
+    </w:lvl>
+    <w:lvl w:ilvl="5" w:tplc="04090005" w:tentative="1">
+      <w:start w:val="1"/>
+      <w:numFmt w:val="bullet"/>
+      <w:lvlText w:val=""/>
+      <w:lvlJc w:val="left"/>
+      <w:pPr>
+        <w:ind w:left="5040" w:hanging="360"/>
+      </w:pPr>
+      <w:rPr>
+        <w:rFonts w:ascii="Wingdings" w:hAnsi="Wingdings" w:hint="default"/>
+      </w:rPr>
+    </w:lvl>
+    <w:lvl w:ilvl="6" w:tplc="04090001" w:tentative="1">
+      <w:start w:val="1"/>
+      <w:numFmt w:val="bullet"/>
+      <w:lvlText w:val=""/>
+      <w:lvlJc w:val="left"/>
+      <w:pPr>
+        <w:ind w:left="5760" w:hanging="360"/>
+      </w:pPr>
+      <w:rPr>
+        <w:rFonts w:ascii="Symbol" w:hAnsi="Symbol" w:hint="default"/>
+      </w:rPr>
+    </w:lvl>
+    <w:lvl w:ilvl="7" w:tplc="04090003" w:tentative="1">
+      <w:start w:val="1"/>
+      <w:numFmt w:val="bullet"/>
+      <w:lvlText w:val="o"/>
+      <w:lvlJc w:val="left"/>
+      <w:pPr>
+        <w:ind w:left="6480" w:hanging="360"/>
+      </w:pPr>
+      <w:rPr>
+        <w:rFonts w:ascii="Courier New" w:hAnsi="Courier New" w:cs="Courier New" w:hint="default"/>
+      </w:rPr>
+    </w:lvl>
+    <w:lvl w:ilvl="8" w:tplc="04090005" w:tentative="1">
+      <w:start w:val="1"/>
+      <w:numFmt w:val="bullet"/>
+      <w:lvlText w:val=""/>
+      <w:lvlJc w:val="left"/>
+      <w:pPr>
+        <w:ind w:left="7200" w:hanging="360"/>
+      </w:pPr>
+      <w:rPr>
+        <w:rFonts w:ascii="Wingdings" w:hAnsi="Wingdings" w:hint="default"/>
+      </w:rPr>
+    </w:lvl>
+  </w:abstractNum>
   <w:num w:numId="1">
-    <w:abstractNumId w:val="14"/>
+    <w:abstractNumId w:val="19"/>
   </w:num>
   <w:num w:numId="2">
-    <w:abstractNumId w:val="11"/>
+    <w:abstractNumId w:val="16"/>
   </w:num>
   <w:num w:numId="3">
-    <w:abstractNumId w:val="10"/>
+    <w:abstractNumId w:val="12"/>
   </w:num>
   <w:num w:numId="4">
     <w:abstractNumId w:val="0"/>
   </w:num>
   <w:num w:numId="5">
+    <w:abstractNumId w:val="2"/>
+  </w:num>
+  <w:num w:numId="6">
+    <w:abstractNumId w:val="22"/>
+  </w:num>
+  <w:num w:numId="7">
+    <w:abstractNumId w:val="20"/>
+  </w:num>
+  <w:num w:numId="8">
+    <w:abstractNumId w:val="11"/>
+  </w:num>
+  <w:num w:numId="9">
+    <w:abstractNumId w:val="18"/>
+  </w:num>
+  <w:num w:numId="10">
+    <w:abstractNumId w:val="9"/>
+  </w:num>
+  <w:num w:numId="11">
+    <w:abstractNumId w:val="8"/>
+  </w:num>
+  <w:num w:numId="12">
+    <w:abstractNumId w:val="3"/>
+  </w:num>
+  <w:num w:numId="13">
+    <w:abstractNumId w:val="17"/>
+  </w:num>
+  <w:num w:numId="14">
+    <w:abstractNumId w:val="10"/>
+  </w:num>
+  <w:num w:numId="15">
+    <w:abstractNumId w:val="5"/>
+  </w:num>
+  <w:num w:numId="16">
+    <w:abstractNumId w:val="7"/>
+  </w:num>
+  <w:num w:numId="17">
+    <w:abstractNumId w:val="6"/>
+  </w:num>
+  <w:num w:numId="18">
     <w:abstractNumId w:val="1"/>
   </w:num>
-  <w:num w:numId="6">
-    <w:abstractNumId w:val="16"/>
+  <w:num w:numId="19">
+    <w:abstractNumId w:val="13"/>
   </w:num>
-  <w:num w:numId="7">
+  <w:num w:numId="20">
     <w:abstractNumId w:val="15"/>
   </w:num>
-  <w:num w:numId="8">
-    <w:abstractNumId w:val="9"/>
+  <w:num w:numId="21">
+    <w:abstractNumId w:val="23"/>
   </w:num>
-  <w:num w:numId="9">
-    <w:abstractNumId w:val="13"/>
+  <w:num w:numId="22">
+    <w:abstractNumId w:val="4"/>
   </w:num>
-  <w:num w:numId="10">
-    <w:abstractNumId w:val="7"/>
+  <w:num w:numId="23">
+    <w:abstractNumId w:val="21"/>
   </w:num>
-  <w:num w:numId="11">
-    <w:abstractNumId w:val="6"/>
-  </w:num>
-  <w:num w:numId="12">
-    <w:abstractNumId w:val="2"/>
-  </w:num>
-  <w:num w:numId="13">
-    <w:abstractNumId w:val="12"/>
-  </w:num>
-  <w:num w:numId="14">
-    <w:abstractNumId w:val="8"/>
-  </w:num>
-  <w:num w:numId="15">
-    <w:abstractNumId w:val="3"/>
-  </w:num>
-  <w:num w:numId="16">
-    <w:abstractNumId w:val="5"/>
-  </w:num>
-  <w:num w:numId="17">
-    <w:abstractNumId w:val="4"/>
+  <w:num w:numId="24">
+    <w:abstractNumId w:val="14"/>
   </w:num>
 </w:numbering>
 </file>
 
 <file path=word/styles.xml><?xml version="1.0" encoding="utf-8"?>
-<w:styles xmlns:r="http://schemas.openxmlformats.org/officeDocument/2006/relationships" xmlns:w="http://schemas.openxmlformats.org/wordprocessingml/2006/main">
+<w:styles xmlns:mc="http://schemas.openxmlformats.org/markup-compatibility/2006" xmlns:r="http://schemas.openxmlformats.org/officeDocument/2006/relationships" xmlns:w="http://schemas.openxmlformats.org/wordprocessingml/2006/main" xmlns:w14="http://schemas.microsoft.com/office/word/2010/wordml" xmlns:w15="http://schemas.microsoft.com/office/word/2012/wordml" mc:Ignorable="w14 w15">
   <w:docDefaults>
     <w:rPrDefault>
       <w:rPr>
@@ -4964,144 +5066,378 @@
       </w:pPr>
     </w:pPrDefault>
   </w:docDefaults>
-  <w:latentStyles w:defLockedState="0" w:defUIPriority="99" w:defSemiHidden="1" w:defUnhideWhenUsed="1" w:defQFormat="0" w:count="267">
-    <w:lsdException w:name="Normal" w:semiHidden="0" w:uiPriority="0" w:unhideWhenUsed="0" w:qFormat="1"/>
-    <w:lsdException w:name="heading 1" w:semiHidden="0" w:uiPriority="9" w:unhideWhenUsed="0" w:qFormat="1"/>
-    <w:lsdException w:name="heading 2" w:uiPriority="9" w:qFormat="1"/>
-    <w:lsdException w:name="heading 3" w:uiPriority="9" w:qFormat="1"/>
-    <w:lsdException w:name="heading 4" w:uiPriority="9" w:qFormat="1"/>
-    <w:lsdException w:name="heading 5" w:uiPriority="9" w:qFormat="1"/>
-    <w:lsdException w:name="heading 6" w:uiPriority="9" w:qFormat="1"/>
-    <w:lsdException w:name="heading 7" w:uiPriority="9" w:qFormat="1"/>
-    <w:lsdException w:name="heading 8" w:uiPriority="9" w:qFormat="1"/>
-    <w:lsdException w:name="heading 9" w:uiPriority="9" w:qFormat="1"/>
-    <w:lsdException w:name="toc 1" w:uiPriority="39"/>
-    <w:lsdException w:name="toc 2" w:uiPriority="39"/>
-    <w:lsdException w:name="toc 3" w:uiPriority="39"/>
-    <w:lsdException w:name="toc 4" w:uiPriority="39"/>
-    <w:lsdException w:name="toc 5" w:uiPriority="39"/>
-    <w:lsdException w:name="toc 6" w:uiPriority="39"/>
-    <w:lsdException w:name="toc 7" w:uiPriority="39"/>
-    <w:lsdException w:name="toc 8" w:uiPriority="39"/>
-    <w:lsdException w:name="toc 9" w:uiPriority="39"/>
-    <w:lsdException w:name="caption" w:uiPriority="35" w:qFormat="1"/>
-    <w:lsdException w:name="Title" w:semiHidden="0" w:uiPriority="10" w:unhideWhenUsed="0" w:qFormat="1"/>
-    <w:lsdException w:name="Default Paragraph Font" w:uiPriority="1"/>
-    <w:lsdException w:name="Subtitle" w:semiHidden="0" w:uiPriority="11" w:unhideWhenUsed="0" w:qFormat="1"/>
-    <w:lsdException w:name="Strong" w:semiHidden="0" w:uiPriority="22" w:unhideWhenUsed="0" w:qFormat="1"/>
-    <w:lsdException w:name="Emphasis" w:semiHidden="0" w:uiPriority="20" w:unhideWhenUsed="0" w:qFormat="1"/>
-    <w:lsdException w:name="Table Grid" w:semiHidden="0" w:uiPriority="59" w:unhideWhenUsed="0"/>
-    <w:lsdException w:name="Placeholder Text" w:unhideWhenUsed="0"/>
-    <w:lsdException w:name="No Spacing" w:semiHidden="0" w:uiPriority="1" w:unhideWhenUsed="0" w:qFormat="1"/>
-    <w:lsdException w:name="Light Shading" w:semiHidden="0" w:uiPriority="60" w:unhideWhenUsed="0"/>
-    <w:lsdException w:name="Light List" w:semiHidden="0" w:uiPriority="61" w:unhideWhenUsed="0"/>
-    <w:lsdException w:name="Light Grid" w:semiHidden="0" w:uiPriority="62" w:unhideWhenUsed="0"/>
-    <w:lsdException w:name="Medium Shading 1" w:semiHidden="0" w:uiPriority="63" w:unhideWhenUsed="0"/>
-    <w:lsdException w:name="Medium Shading 2" w:semiHidden="0" w:uiPriority="64" w:unhideWhenUsed="0"/>
-    <w:lsdException w:name="Medium List 1" w:semiHidden="0" w:uiPriority="65" w:unhideWhenUsed="0"/>
-    <w:lsdException w:name="Medium List 2" w:semiHidden="0" w:uiPriority="66" w:unhideWhenUsed="0"/>
-    <w:lsdException w:name="Medium Grid 1" w:semiHidden="0" w:uiPriority="67" w:unhideWhenUsed="0"/>
-    <w:lsdException w:name="Medium Grid 2" w:semiHidden="0" w:uiPriority="68" w:unhideWhenUsed="0"/>
-    <w:lsdException w:name="Medium Grid 3" w:semiHidden="0" w:uiPriority="69" w:unhideWhenUsed="0"/>
-    <w:lsdException w:name="Dark List" w:semiHidden="0" w:uiPriority="70" w:unhideWhenUsed="0"/>
-    <w:lsdException w:name="Colorful Shading" w:semiHidden="0" w:uiPriority="71" w:unhideWhenUsed="0"/>
-    <w:lsdException w:name="Colorful List" w:semiHidden="0" w:uiPriority="72" w:unhideWhenUsed="0"/>
-    <w:lsdException w:name="Colorful Grid" w:semiHidden="0" w:uiPriority="73" w:unhideWhenUsed="0"/>
-    <w:lsdException w:name="Light Shading Accent 1" w:semiHidden="0" w:uiPriority="60" w:unhideWhenUsed="0"/>
-    <w:lsdException w:name="Light List Accent 1" w:semiHidden="0" w:uiPriority="61" w:unhideWhenUsed="0"/>
-    <w:lsdException w:name="Light Grid Accent 1" w:semiHidden="0" w:uiPriority="62" w:unhideWhenUsed="0"/>
-    <w:lsdException w:name="Medium Shading 1 Accent 1" w:semiHidden="0" w:uiPriority="63" w:unhideWhenUsed="0"/>
-    <w:lsdException w:name="Medium Shading 2 Accent 1" w:semiHidden="0" w:uiPriority="64" w:unhideWhenUsed="0"/>
-    <w:lsdException w:name="Medium List 1 Accent 1" w:semiHidden="0" w:uiPriority="65" w:unhideWhenUsed="0"/>
-    <w:lsdException w:name="Revision" w:unhideWhenUsed="0"/>
-    <w:lsdException w:name="List Paragraph" w:semiHidden="0" w:uiPriority="34" w:unhideWhenUsed="0" w:qFormat="1"/>
-    <w:lsdException w:name="Quote" w:semiHidden="0" w:uiPriority="29" w:unhideWhenUsed="0" w:qFormat="1"/>
-    <w:lsdException w:name="Intense Quote" w:semiHidden="0" w:uiPriority="30" w:unhideWhenUsed="0" w:qFormat="1"/>
-    <w:lsdException w:name="Medium List 2 Accent 1" w:semiHidden="0" w:uiPriority="66" w:unhideWhenUsed="0"/>
-    <w:lsdException w:name="Medium Grid 1 Accent 1" w:semiHidden="0" w:uiPriority="67" w:unhideWhenUsed="0"/>
-    <w:lsdException w:name="Medium Grid 2 Accent 1" w:semiHidden="0" w:uiPriority="68" w:unhideWhenUsed="0"/>
-    <w:lsdException w:name="Medium Grid 3 Accent 1" w:semiHidden="0" w:uiPriority="69" w:unhideWhenUsed="0"/>
-    <w:lsdException w:name="Dark List Accent 1" w:semiHidden="0" w:uiPriority="70" w:unhideWhenUsed="0"/>
-    <w:lsdException w:name="Colorful Shading Accent 1" w:semiHidden="0" w:uiPriority="71" w:unhideWhenUsed="0"/>
-    <w:lsdException w:name="Colorful List Accent 1" w:semiHidden="0" w:uiPriority="72" w:unhideWhenUsed="0"/>
-    <w:lsdException w:name="Colorful Grid Accent 1" w:semiHidden="0" w:uiPriority="73" w:unhideWhenUsed="0"/>
-    <w:lsdException w:name="Light Shading Accent 2" w:semiHidden="0" w:uiPriority="60" w:unhideWhenUsed="0"/>
-    <w:lsdException w:name="Light List Accent 2" w:semiHidden="0" w:uiPriority="61" w:unhideWhenUsed="0"/>
-    <w:lsdException w:name="Light Grid Accent 2" w:semiHidden="0" w:uiPriority="62" w:unhideWhenUsed="0"/>
-    <w:lsdException w:name="Medium Shading 1 Accent 2" w:semiHidden="0" w:uiPriority="63" w:unhideWhenUsed="0"/>
-    <w:lsdException w:name="Medium Shading 2 Accent 2" w:semiHidden="0" w:uiPriority="64" w:unhideWhenUsed="0"/>
-    <w:lsdException w:name="Medium List 1 Accent 2" w:semiHidden="0" w:uiPriority="65" w:unhideWhenUsed="0"/>
-    <w:lsdException w:name="Medium List 2 Accent 2" w:semiHidden="0" w:uiPriority="66" w:unhideWhenUsed="0"/>
-    <w:lsdException w:name="Medium Grid 1 Accent 2" w:semiHidden="0" w:uiPriority="67" w:unhideWhenUsed="0"/>
-    <w:lsdException w:name="Medium Grid 2 Accent 2" w:semiHidden="0" w:uiPriority="68" w:unhideWhenUsed="0"/>
-    <w:lsdException w:name="Medium Grid 3 Accent 2" w:semiHidden="0" w:uiPriority="69" w:unhideWhenUsed="0"/>
-    <w:lsdException w:name="Dark List Accent 2" w:semiHidden="0" w:uiPriority="70" w:unhideWhenUsed="0"/>
-    <w:lsdException w:name="Colorful Shading Accent 2" w:semiHidden="0" w:uiPriority="71" w:unhideWhenUsed="0"/>
-    <w:lsdException w:name="Colorful List Accent 2" w:semiHidden="0" w:uiPriority="72" w:unhideWhenUsed="0"/>
-    <w:lsdException w:name="Colorful Grid Accent 2" w:semiHidden="0" w:uiPriority="73" w:unhideWhenUsed="0"/>
-    <w:lsdException w:name="Light Shading Accent 3" w:semiHidden="0" w:uiPriority="60" w:unhideWhenUsed="0"/>
-    <w:lsdException w:name="Light List Accent 3" w:semiHidden="0" w:uiPriority="61" w:unhideWhenUsed="0"/>
-    <w:lsdException w:name="Light Grid Accent 3" w:semiHidden="0" w:uiPriority="62" w:unhideWhenUsed="0"/>
-    <w:lsdException w:name="Medium Shading 1 Accent 3" w:semiHidden="0" w:uiPriority="63" w:unhideWhenUsed="0"/>
-    <w:lsdException w:name="Medium Shading 2 Accent 3" w:semiHidden="0" w:uiPriority="64" w:unhideWhenUsed="0"/>
-    <w:lsdException w:name="Medium List 1 Accent 3" w:semiHidden="0" w:uiPriority="65" w:unhideWhenUsed="0"/>
-    <w:lsdException w:name="Medium List 2 Accent 3" w:semiHidden="0" w:uiPriority="66" w:unhideWhenUsed="0"/>
-    <w:lsdException w:name="Medium Grid 1 Accent 3" w:semiHidden="0" w:uiPriority="67" w:unhideWhenUsed="0"/>
-    <w:lsdException w:name="Medium Grid 2 Accent 3" w:semiHidden="0" w:uiPriority="68" w:unhideWhenUsed="0"/>
-    <w:lsdException w:name="Medium Grid 3 Accent 3" w:semiHidden="0" w:uiPriority="69" w:unhideWhenUsed="0"/>
-    <w:lsdException w:name="Dark List Accent 3" w:semiHidden="0" w:uiPriority="70" w:unhideWhenUsed="0"/>
-    <w:lsdException w:name="Colorful Shading Accent 3" w:semiHidden="0" w:uiPriority="71" w:unhideWhenUsed="0"/>
-    <w:lsdException w:name="Colorful List Accent 3" w:semiHidden="0" w:uiPriority="72" w:unhideWhenUsed="0"/>
-    <w:lsdException w:name="Colorful Grid Accent 3" w:semiHidden="0" w:uiPriority="73" w:unhideWhenUsed="0"/>
-    <w:lsdException w:name="Light Shading Accent 4" w:semiHidden="0" w:uiPriority="60" w:unhideWhenUsed="0"/>
-    <w:lsdException w:name="Light List Accent 4" w:semiHidden="0" w:uiPriority="61" w:unhideWhenUsed="0"/>
-    <w:lsdException w:name="Light Grid Accent 4" w:semiHidden="0" w:uiPriority="62" w:unhideWhenUsed="0"/>
-    <w:lsdException w:name="Medium Shading 1 Accent 4" w:semiHidden="0" w:uiPriority="63" w:unhideWhenUsed="0"/>
-    <w:lsdException w:name="Medium Shading 2 Accent 4" w:semiHidden="0" w:uiPriority="64" w:unhideWhenUsed="0"/>
-    <w:lsdException w:name="Medium List 1 Accent 4" w:semiHidden="0" w:uiPriority="65" w:unhideWhenUsed="0"/>
-    <w:lsdException w:name="Medium List 2 Accent 4" w:semiHidden="0" w:uiPriority="66" w:unhideWhenUsed="0"/>
-    <w:lsdException w:name="Medium Grid 1 Accent 4" w:semiHidden="0" w:uiPriority="67" w:unhideWhenUsed="0"/>
-    <w:lsdException w:name="Medium Grid 2 Accent 4" w:semiHidden="0" w:uiPriority="68" w:unhideWhenUsed="0"/>
-    <w:lsdException w:name="Medium Grid 3 Accent 4" w:semiHidden="0" w:uiPriority="69" w:unhideWhenUsed="0"/>
-    <w:lsdException w:name="Dark List Accent 4" w:semiHidden="0" w:uiPriority="70" w:unhideWhenUsed="0"/>
-    <w:lsdException w:name="Colorful Shading Accent 4" w:semiHidden="0" w:uiPriority="71" w:unhideWhenUsed="0"/>
-    <w:lsdException w:name="Colorful List Accent 4" w:semiHidden="0" w:uiPriority="72" w:unhideWhenUsed="0"/>
-    <w:lsdException w:name="Colorful Grid Accent 4" w:semiHidden="0" w:uiPriority="73" w:unhideWhenUsed="0"/>
-    <w:lsdException w:name="Light Shading Accent 5" w:semiHidden="0" w:uiPriority="60" w:unhideWhenUsed="0"/>
-    <w:lsdException w:name="Light List Accent 5" w:semiHidden="0" w:uiPriority="61" w:unhideWhenUsed="0"/>
-    <w:lsdException w:name="Light Grid Accent 5" w:semiHidden="0" w:uiPriority="62" w:unhideWhenUsed="0"/>
-    <w:lsdException w:name="Medium Shading 1 Accent 5" w:semiHidden="0" w:uiPriority="63" w:unhideWhenUsed="0"/>
-    <w:lsdException w:name="Medium Shading 2 Accent 5" w:semiHidden="0" w:uiPriority="64" w:unhideWhenUsed="0"/>
-    <w:lsdException w:name="Medium List 1 Accent 5" w:semiHidden="0" w:uiPriority="65" w:unhideWhenUsed="0"/>
-    <w:lsdException w:name="Medium List 2 Accent 5" w:semiHidden="0" w:uiPriority="66" w:unhideWhenUsed="0"/>
-    <w:lsdException w:name="Medium Grid 1 Accent 5" w:semiHidden="0" w:uiPriority="67" w:unhideWhenUsed="0"/>
-    <w:lsdException w:name="Medium Grid 2 Accent 5" w:semiHidden="0" w:uiPriority="68" w:unhideWhenUsed="0"/>
-    <w:lsdException w:name="Medium Grid 3 Accent 5" w:semiHidden="0" w:uiPriority="69" w:unhideWhenUsed="0"/>
-    <w:lsdException w:name="Dark List Accent 5" w:semiHidden="0" w:uiPriority="70" w:unhideWhenUsed="0"/>
-    <w:lsdException w:name="Colorful Shading Accent 5" w:semiHidden="0" w:uiPriority="71" w:unhideWhenUsed="0"/>
-    <w:lsdException w:name="Colorful List Accent 5" w:semiHidden="0" w:uiPriority="72" w:unhideWhenUsed="0"/>
-    <w:lsdException w:name="Colorful Grid Accent 5" w:semiHidden="0" w:uiPriority="73" w:unhideWhenUsed="0"/>
-    <w:lsdException w:name="Light Shading Accent 6" w:semiHidden="0" w:uiPriority="60" w:unhideWhenUsed="0"/>
-    <w:lsdException w:name="Light List Accent 6" w:semiHidden="0" w:uiPriority="61" w:unhideWhenUsed="0"/>
-    <w:lsdException w:name="Light Grid Accent 6" w:semiHidden="0" w:uiPriority="62" w:unhideWhenUsed="0"/>
-    <w:lsdException w:name="Medium Shading 1 Accent 6" w:semiHidden="0" w:uiPriority="63" w:unhideWhenUsed="0"/>
-    <w:lsdException w:name="Medium Shading 2 Accent 6" w:semiHidden="0" w:uiPriority="64" w:unhideWhenUsed="0"/>
-    <w:lsdException w:name="Medium List 1 Accent 6" w:semiHidden="0" w:uiPriority="65" w:unhideWhenUsed="0"/>
-    <w:lsdException w:name="Medium List 2 Accent 6" w:semiHidden="0" w:uiPriority="66" w:unhideWhenUsed="0"/>
-    <w:lsdException w:name="Medium Grid 1 Accent 6" w:semiHidden="0" w:uiPriority="67" w:unhideWhenUsed="0"/>
-    <w:lsdException w:name="Medium Grid 2 Accent 6" w:semiHidden="0" w:uiPriority="68" w:unhideWhenUsed="0"/>
-    <w:lsdException w:name="Medium Grid 3 Accent 6" w:semiHidden="0" w:uiPriority="69" w:unhideWhenUsed="0"/>
-    <w:lsdException w:name="Dark List Accent 6" w:semiHidden="0" w:uiPriority="70" w:unhideWhenUsed="0"/>
-    <w:lsdException w:name="Colorful Shading Accent 6" w:semiHidden="0" w:uiPriority="71" w:unhideWhenUsed="0"/>
-    <w:lsdException w:name="Colorful List Accent 6" w:semiHidden="0" w:uiPriority="72" w:unhideWhenUsed="0"/>
-    <w:lsdException w:name="Colorful Grid Accent 6" w:semiHidden="0" w:uiPriority="73" w:unhideWhenUsed="0"/>
-    <w:lsdException w:name="Subtle Emphasis" w:semiHidden="0" w:uiPriority="19" w:unhideWhenUsed="0" w:qFormat="1"/>
-    <w:lsdException w:name="Intense Emphasis" w:semiHidden="0" w:uiPriority="21" w:unhideWhenUsed="0" w:qFormat="1"/>
-    <w:lsdException w:name="Subtle Reference" w:semiHidden="0" w:uiPriority="31" w:unhideWhenUsed="0" w:qFormat="1"/>
-    <w:lsdException w:name="Intense Reference" w:semiHidden="0" w:uiPriority="32" w:unhideWhenUsed="0" w:qFormat="1"/>
-    <w:lsdException w:name="Book Title" w:semiHidden="0" w:uiPriority="33" w:unhideWhenUsed="0" w:qFormat="1"/>
-    <w:lsdException w:name="Bibliography" w:uiPriority="37"/>
-    <w:lsdException w:name="TOC Heading" w:uiPriority="39" w:qFormat="1"/>
+  <w:latentStyles w:defLockedState="0" w:defUIPriority="99" w:defSemiHidden="0" w:defUnhideWhenUsed="0" w:defQFormat="0" w:count="371">
+    <w:lsdException w:name="Normal" w:uiPriority="0" w:qFormat="1"/>
+    <w:lsdException w:name="heading 1" w:uiPriority="9" w:qFormat="1"/>
+    <w:lsdException w:name="heading 2" w:semiHidden="1" w:uiPriority="9" w:unhideWhenUsed="1" w:qFormat="1"/>
+    <w:lsdException w:name="heading 3" w:semiHidden="1" w:uiPriority="9" w:unhideWhenUsed="1" w:qFormat="1"/>
+    <w:lsdException w:name="heading 4" w:semiHidden="1" w:uiPriority="9" w:unhideWhenUsed="1" w:qFormat="1"/>
+    <w:lsdException w:name="heading 5" w:semiHidden="1" w:uiPriority="9" w:unhideWhenUsed="1" w:qFormat="1"/>
+    <w:lsdException w:name="heading 6" w:semiHidden="1" w:uiPriority="9" w:unhideWhenUsed="1" w:qFormat="1"/>
+    <w:lsdException w:name="heading 7" w:semiHidden="1" w:uiPriority="9" w:unhideWhenUsed="1" w:qFormat="1"/>
+    <w:lsdException w:name="heading 8" w:semiHidden="1" w:uiPriority="9" w:unhideWhenUsed="1" w:qFormat="1"/>
+    <w:lsdException w:name="heading 9" w:semiHidden="1" w:uiPriority="9" w:unhideWhenUsed="1" w:qFormat="1"/>
+    <w:lsdException w:name="index 1" w:semiHidden="1" w:unhideWhenUsed="1"/>
+    <w:lsdException w:name="index 2" w:semiHidden="1" w:unhideWhenUsed="1"/>
+    <w:lsdException w:name="index 3" w:semiHidden="1" w:unhideWhenUsed="1"/>
+    <w:lsdException w:name="index 4" w:semiHidden="1" w:unhideWhenUsed="1"/>
+    <w:lsdException w:name="index 5" w:semiHidden="1" w:unhideWhenUsed="1"/>
+    <w:lsdException w:name="index 6" w:semiHidden="1" w:unhideWhenUsed="1"/>
+    <w:lsdException w:name="index 7" w:semiHidden="1" w:unhideWhenUsed="1"/>
+    <w:lsdException w:name="index 8" w:semiHidden="1" w:unhideWhenUsed="1"/>
+    <w:lsdException w:name="index 9" w:semiHidden="1" w:unhideWhenUsed="1"/>
+    <w:lsdException w:name="toc 1" w:semiHidden="1" w:uiPriority="39" w:unhideWhenUsed="1"/>
+    <w:lsdException w:name="toc 2" w:semiHidden="1" w:uiPriority="39" w:unhideWhenUsed="1"/>
+    <w:lsdException w:name="toc 3" w:semiHidden="1" w:uiPriority="39" w:unhideWhenUsed="1"/>
+    <w:lsdException w:name="toc 4" w:semiHidden="1" w:uiPriority="39" w:unhideWhenUsed="1"/>
+    <w:lsdException w:name="toc 5" w:semiHidden="1" w:uiPriority="39" w:unhideWhenUsed="1"/>
+    <w:lsdException w:name="toc 6" w:semiHidden="1" w:uiPriority="39" w:unhideWhenUsed="1"/>
+    <w:lsdException w:name="toc 7" w:semiHidden="1" w:uiPriority="39" w:unhideWhenUsed="1"/>
+    <w:lsdException w:name="toc 8" w:semiHidden="1" w:uiPriority="39" w:unhideWhenUsed="1"/>
+    <w:lsdException w:name="toc 9" w:semiHidden="1" w:uiPriority="39" w:unhideWhenUsed="1"/>
+    <w:lsdException w:name="Normal Indent" w:semiHidden="1" w:unhideWhenUsed="1"/>
+    <w:lsdException w:name="footnote text" w:semiHidden="1" w:unhideWhenUsed="1"/>
+    <w:lsdException w:name="annotation text" w:semiHidden="1" w:unhideWhenUsed="1"/>
+    <w:lsdException w:name="header" w:semiHidden="1" w:unhideWhenUsed="1"/>
+    <w:lsdException w:name="footer" w:semiHidden="1" w:unhideWhenUsed="1"/>
+    <w:lsdException w:name="index heading" w:semiHidden="1" w:unhideWhenUsed="1"/>
+    <w:lsdException w:name="caption" w:semiHidden="1" w:uiPriority="35" w:unhideWhenUsed="1" w:qFormat="1"/>
+    <w:lsdException w:name="table of figures" w:semiHidden="1" w:unhideWhenUsed="1"/>
+    <w:lsdException w:name="envelope address" w:semiHidden="1" w:unhideWhenUsed="1"/>
+    <w:lsdException w:name="envelope return" w:semiHidden="1" w:unhideWhenUsed="1"/>
+    <w:lsdException w:name="footnote reference" w:semiHidden="1" w:unhideWhenUsed="1"/>
+    <w:lsdException w:name="annotation reference" w:semiHidden="1" w:unhideWhenUsed="1"/>
+    <w:lsdException w:name="line number" w:semiHidden="1" w:unhideWhenUsed="1"/>
+    <w:lsdException w:name="page number" w:semiHidden="1" w:unhideWhenUsed="1"/>
+    <w:lsdException w:name="endnote reference" w:semiHidden="1" w:unhideWhenUsed="1"/>
+    <w:lsdException w:name="endnote text" w:semiHidden="1" w:unhideWhenUsed="1"/>
+    <w:lsdException w:name="table of authorities" w:semiHidden="1" w:unhideWhenUsed="1"/>
+    <w:lsdException w:name="macro" w:semiHidden="1" w:unhideWhenUsed="1"/>
+    <w:lsdException w:name="toa heading" w:semiHidden="1" w:unhideWhenUsed="1"/>
+    <w:lsdException w:name="List" w:semiHidden="1" w:unhideWhenUsed="1"/>
+    <w:lsdException w:name="List Bullet" w:semiHidden="1" w:unhideWhenUsed="1"/>
+    <w:lsdException w:name="List Number" w:semiHidden="1" w:unhideWhenUsed="1"/>
+    <w:lsdException w:name="List 2" w:semiHidden="1" w:unhideWhenUsed="1"/>
+    <w:lsdException w:name="List 3" w:semiHidden="1" w:unhideWhenUsed="1"/>
+    <w:lsdException w:name="List 4" w:semiHidden="1" w:unhideWhenUsed="1"/>
+    <w:lsdException w:name="List 5" w:semiHidden="1" w:unhideWhenUsed="1"/>
+    <w:lsdException w:name="List Bullet 2" w:semiHidden="1" w:unhideWhenUsed="1"/>
+    <w:lsdException w:name="List Bullet 3" w:semiHidden="1" w:unhideWhenUsed="1"/>
+    <w:lsdException w:name="List Bullet 4" w:semiHidden="1" w:unhideWhenUsed="1"/>
+    <w:lsdException w:name="List Bullet 5" w:semiHidden="1" w:unhideWhenUsed="1"/>
+    <w:lsdException w:name="List Number 2" w:semiHidden="1" w:unhideWhenUsed="1"/>
+    <w:lsdException w:name="List Number 3" w:semiHidden="1" w:unhideWhenUsed="1"/>
+    <w:lsdException w:name="List Number 4" w:semiHidden="1" w:unhideWhenUsed="1"/>
+    <w:lsdException w:name="List Number 5" w:semiHidden="1" w:unhideWhenUsed="1"/>
+    <w:lsdException w:name="Title" w:uiPriority="10" w:qFormat="1"/>
+    <w:lsdException w:name="Closing" w:semiHidden="1" w:unhideWhenUsed="1"/>
+    <w:lsdException w:name="Signature" w:semiHidden="1" w:unhideWhenUsed="1"/>
+    <w:lsdException w:name="Default Paragraph Font" w:semiHidden="1" w:uiPriority="1" w:unhideWhenUsed="1"/>
+    <w:lsdException w:name="Body Text" w:semiHidden="1" w:unhideWhenUsed="1"/>
+    <w:lsdException w:name="Body Text Indent" w:semiHidden="1" w:unhideWhenUsed="1"/>
+    <w:lsdException w:name="List Continue" w:semiHidden="1" w:unhideWhenUsed="1"/>
+    <w:lsdException w:name="List Continue 2" w:semiHidden="1" w:unhideWhenUsed="1"/>
+    <w:lsdException w:name="List Continue 3" w:semiHidden="1" w:unhideWhenUsed="1"/>
+    <w:lsdException w:name="List Continue 4" w:semiHidden="1" w:unhideWhenUsed="1"/>
+    <w:lsdException w:name="List Continue 5" w:semiHidden="1" w:unhideWhenUsed="1"/>
+    <w:lsdException w:name="Message Header" w:semiHidden="1" w:unhideWhenUsed="1"/>
+    <w:lsdException w:name="Subtitle" w:uiPriority="11" w:qFormat="1"/>
+    <w:lsdException w:name="Salutation" w:semiHidden="1" w:unhideWhenUsed="1"/>
+    <w:lsdException w:name="Date" w:semiHidden="1" w:unhideWhenUsed="1"/>
+    <w:lsdException w:name="Body Text First Indent" w:semiHidden="1" w:unhideWhenUsed="1"/>
+    <w:lsdException w:name="Body Text First Indent 2" w:semiHidden="1" w:unhideWhenUsed="1"/>
+    <w:lsdException w:name="Note Heading" w:semiHidden="1" w:unhideWhenUsed="1"/>
+    <w:lsdException w:name="Body Text 2" w:semiHidden="1" w:unhideWhenUsed="1"/>
+    <w:lsdException w:name="Body Text 3" w:semiHidden="1" w:unhideWhenUsed="1"/>
+    <w:lsdException w:name="Body Text Indent 2" w:semiHidden="1" w:unhideWhenUsed="1"/>
+    <w:lsdException w:name="Body Text Indent 3" w:semiHidden="1" w:unhideWhenUsed="1"/>
+    <w:lsdException w:name="Block Text" w:semiHidden="1" w:unhideWhenUsed="1"/>
+    <w:lsdException w:name="Hyperlink" w:semiHidden="1" w:unhideWhenUsed="1"/>
+    <w:lsdException w:name="FollowedHyperlink" w:semiHidden="1" w:unhideWhenUsed="1"/>
+    <w:lsdException w:name="Strong" w:uiPriority="22" w:qFormat="1"/>
+    <w:lsdException w:name="Emphasis" w:uiPriority="20" w:qFormat="1"/>
+    <w:lsdException w:name="Document Map" w:semiHidden="1" w:unhideWhenUsed="1"/>
+    <w:lsdException w:name="Plain Text" w:semiHidden="1" w:unhideWhenUsed="1"/>
+    <w:lsdException w:name="E-mail Signature" w:semiHidden="1" w:unhideWhenUsed="1"/>
+    <w:lsdException w:name="HTML Top of Form" w:semiHidden="1" w:unhideWhenUsed="1"/>
+    <w:lsdException w:name="HTML Bottom of Form" w:semiHidden="1" w:unhideWhenUsed="1"/>
+    <w:lsdException w:name="Normal (Web)" w:semiHidden="1" w:unhideWhenUsed="1"/>
+    <w:lsdException w:name="HTML Acronym" w:semiHidden="1" w:unhideWhenUsed="1"/>
+    <w:lsdException w:name="HTML Address" w:semiHidden="1" w:unhideWhenUsed="1"/>
+    <w:lsdException w:name="HTML Cite" w:semiHidden="1" w:unhideWhenUsed="1"/>
+    <w:lsdException w:name="HTML Code" w:semiHidden="1" w:unhideWhenUsed="1"/>
+    <w:lsdException w:name="HTML Definition" w:semiHidden="1" w:unhideWhenUsed="1"/>
+    <w:lsdException w:name="HTML Keyboard" w:semiHidden="1" w:unhideWhenUsed="1"/>
+    <w:lsdException w:name="HTML Preformatted" w:semiHidden="1" w:unhideWhenUsed="1"/>
+    <w:lsdException w:name="HTML Sample" w:semiHidden="1" w:unhideWhenUsed="1"/>
+    <w:lsdException w:name="HTML Typewriter" w:semiHidden="1" w:unhideWhenUsed="1"/>
+    <w:lsdException w:name="HTML Variable" w:semiHidden="1" w:unhideWhenUsed="1"/>
+    <w:lsdException w:name="Normal Table" w:semiHidden="1" w:unhideWhenUsed="1"/>
+    <w:lsdException w:name="annotation subject" w:semiHidden="1" w:unhideWhenUsed="1"/>
+    <w:lsdException w:name="No List" w:semiHidden="1" w:unhideWhenUsed="1"/>
+    <w:lsdException w:name="Outline List 1" w:semiHidden="1" w:unhideWhenUsed="1"/>
+    <w:lsdException w:name="Outline List 2" w:semiHidden="1" w:unhideWhenUsed="1"/>
+    <w:lsdException w:name="Outline List 3" w:semiHidden="1" w:unhideWhenUsed="1"/>
+    <w:lsdException w:name="Table Simple 1" w:semiHidden="1" w:unhideWhenUsed="1"/>
+    <w:lsdException w:name="Table Simple 2" w:semiHidden="1" w:unhideWhenUsed="1"/>
+    <w:lsdException w:name="Table Simple 3" w:semiHidden="1" w:unhideWhenUsed="1"/>
+    <w:lsdException w:name="Table Classic 1" w:semiHidden="1" w:unhideWhenUsed="1"/>
+    <w:lsdException w:name="Table Classic 2" w:semiHidden="1" w:unhideWhenUsed="1"/>
+    <w:lsdException w:name="Table Classic 3" w:semiHidden="1" w:unhideWhenUsed="1"/>
+    <w:lsdException w:name="Table Classic 4" w:semiHidden="1" w:unhideWhenUsed="1"/>
+    <w:lsdException w:name="Table Colorful 1" w:semiHidden="1" w:unhideWhenUsed="1"/>
+    <w:lsdException w:name="Table Colorful 2" w:semiHidden="1" w:unhideWhenUsed="1"/>
+    <w:lsdException w:name="Table Colorful 3" w:semiHidden="1" w:unhideWhenUsed="1"/>
+    <w:lsdException w:name="Table Columns 1" w:semiHidden="1" w:unhideWhenUsed="1"/>
+    <w:lsdException w:name="Table Columns 2" w:semiHidden="1" w:unhideWhenUsed="1"/>
+    <w:lsdException w:name="Table Columns 3" w:semiHidden="1" w:unhideWhenUsed="1"/>
+    <w:lsdException w:name="Table Columns 4" w:semiHidden="1" w:unhideWhenUsed="1"/>
+    <w:lsdException w:name="Table Columns 5" w:semiHidden="1" w:unhideWhenUsed="1"/>
+    <w:lsdException w:name="Table Grid 1" w:semiHidden="1" w:unhideWhenUsed="1"/>
+    <w:lsdException w:name="Table Grid 2" w:semiHidden="1" w:unhideWhenUsed="1"/>
+    <w:lsdException w:name="Table Grid 3" w:semiHidden="1" w:unhideWhenUsed="1"/>
+    <w:lsdException w:name="Table Grid 4" w:semiHidden="1" w:unhideWhenUsed="1"/>
+    <w:lsdException w:name="Table Grid 5" w:semiHidden="1" w:unhideWhenUsed="1"/>
+    <w:lsdException w:name="Table Grid 6" w:semiHidden="1" w:unhideWhenUsed="1"/>
+    <w:lsdException w:name="Table Grid 7" w:semiHidden="1" w:unhideWhenUsed="1"/>
+    <w:lsdException w:name="Table Grid 8" w:semiHidden="1" w:unhideWhenUsed="1"/>
+    <w:lsdException w:name="Table List 1" w:semiHidden="1" w:unhideWhenUsed="1"/>
+    <w:lsdException w:name="Table List 2" w:semiHidden="1" w:unhideWhenUsed="1"/>
+    <w:lsdException w:name="Table List 3" w:semiHidden="1" w:unhideWhenUsed="1"/>
+    <w:lsdException w:name="Table List 4" w:semiHidden="1" w:unhideWhenUsed="1"/>
+    <w:lsdException w:name="Table List 5" w:semiHidden="1" w:unhideWhenUsed="1"/>
+    <w:lsdException w:name="Table List 6" w:semiHidden="1" w:unhideWhenUsed="1"/>
+    <w:lsdException w:name="Table List 7" w:semiHidden="1" w:unhideWhenUsed="1"/>
+    <w:lsdException w:name="Table List 8" w:semiHidden="1" w:unhideWhenUsed="1"/>
+    <w:lsdException w:name="Table 3D effects 1" w:semiHidden="1" w:unhideWhenUsed="1"/>
+    <w:lsdException w:name="Table 3D effects 2" w:semiHidden="1" w:unhideWhenUsed="1"/>
+    <w:lsdException w:name="Table 3D effects 3" w:semiHidden="1" w:unhideWhenUsed="1"/>
+    <w:lsdException w:name="Table Contemporary" w:semiHidden="1" w:unhideWhenUsed="1"/>
+    <w:lsdException w:name="Table Elegant" w:semiHidden="1" w:unhideWhenUsed="1"/>
+    <w:lsdException w:name="Table Professional" w:semiHidden="1" w:unhideWhenUsed="1"/>
+    <w:lsdException w:name="Table Subtle 1" w:semiHidden="1" w:unhideWhenUsed="1"/>
+    <w:lsdException w:name="Table Subtle 2" w:semiHidden="1" w:unhideWhenUsed="1"/>
+    <w:lsdException w:name="Table Web 1" w:semiHidden="1" w:unhideWhenUsed="1"/>
+    <w:lsdException w:name="Table Web 2" w:semiHidden="1" w:unhideWhenUsed="1"/>
+    <w:lsdException w:name="Table Web 3" w:semiHidden="1" w:unhideWhenUsed="1"/>
+    <w:lsdException w:name="Balloon Text" w:semiHidden="1" w:unhideWhenUsed="1"/>
+    <w:lsdException w:name="Table Grid" w:uiPriority="59"/>
+    <w:lsdException w:name="Table Theme" w:semiHidden="1" w:unhideWhenUsed="1"/>
+    <w:lsdException w:name="Placeholder Text" w:semiHidden="1"/>
+    <w:lsdException w:name="No Spacing" w:uiPriority="1" w:qFormat="1"/>
+    <w:lsdException w:name="Light Shading" w:uiPriority="60"/>
+    <w:lsdException w:name="Light List" w:uiPriority="61"/>
+    <w:lsdException w:name="Light Grid" w:uiPriority="62"/>
+    <w:lsdException w:name="Medium Shading 1" w:uiPriority="63"/>
+    <w:lsdException w:name="Medium Shading 2" w:uiPriority="64"/>
+    <w:lsdException w:name="Medium List 1" w:uiPriority="65"/>
+    <w:lsdException w:name="Medium List 2" w:uiPriority="66"/>
+    <w:lsdException w:name="Medium Grid 1" w:uiPriority="67"/>
+    <w:lsdException w:name="Medium Grid 2" w:uiPriority="68"/>
+    <w:lsdException w:name="Medium Grid 3" w:uiPriority="69"/>
+    <w:lsdException w:name="Dark List" w:uiPriority="70"/>
+    <w:lsdException w:name="Colorful Shading" w:uiPriority="71"/>
+    <w:lsdException w:name="Colorful List" w:uiPriority="72"/>
+    <w:lsdException w:name="Colorful Grid" w:uiPriority="73"/>
+    <w:lsdException w:name="Light Shading Accent 1" w:uiPriority="60"/>
+    <w:lsdException w:name="Light List Accent 1" w:uiPriority="61"/>
+    <w:lsdException w:name="Light Grid Accent 1" w:uiPriority="62"/>
+    <w:lsdException w:name="Medium Shading 1 Accent 1" w:uiPriority="63"/>
+    <w:lsdException w:name="Medium Shading 2 Accent 1" w:uiPriority="64"/>
+    <w:lsdException w:name="Medium List 1 Accent 1" w:uiPriority="65"/>
+    <w:lsdException w:name="Revision" w:semiHidden="1"/>
+    <w:lsdException w:name="List Paragraph" w:uiPriority="34" w:qFormat="1"/>
+    <w:lsdException w:name="Quote" w:uiPriority="29" w:qFormat="1"/>
+    <w:lsdException w:name="Intense Quote" w:uiPriority="30" w:qFormat="1"/>
+    <w:lsdException w:name="Medium List 2 Accent 1" w:uiPriority="66"/>
+    <w:lsdException w:name="Medium Grid 1 Accent 1" w:uiPriority="67"/>
+    <w:lsdException w:name="Medium Grid 2 Accent 1" w:uiPriority="68"/>
+    <w:lsdException w:name="Medium Grid 3 Accent 1" w:uiPriority="69"/>
+    <w:lsdException w:name="Dark List Accent 1" w:uiPriority="70"/>
+    <w:lsdException w:name="Colorful Shading Accent 1" w:uiPriority="71"/>
+    <w:lsdException w:name="Colorful List Accent 1" w:uiPriority="72"/>
+    <w:lsdException w:name="Colorful Grid Accent 1" w:uiPriority="73"/>
+    <w:lsdException w:name="Light Shading Accent 2" w:uiPriority="60"/>
+    <w:lsdException w:name="Light List Accent 2" w:uiPriority="61"/>
+    <w:lsdException w:name="Light Grid Accent 2" w:uiPriority="62"/>
+    <w:lsdException w:name="Medium Shading 1 Accent 2" w:uiPriority="63"/>
+    <w:lsdException w:name="Medium Shading 2 Accent 2" w:uiPriority="64"/>
+    <w:lsdException w:name="Medium List 1 Accent 2" w:uiPriority="65"/>
+    <w:lsdException w:name="Medium List 2 Accent 2" w:uiPriority="66"/>
+    <w:lsdException w:name="Medium Grid 1 Accent 2" w:uiPriority="67"/>
+    <w:lsdException w:name="Medium Grid 2 Accent 2" w:uiPriority="68"/>
+    <w:lsdException w:name="Medium Grid 3 Accent 2" w:uiPriority="69"/>
+    <w:lsdException w:name="Dark List Accent 2" w:uiPriority="70"/>
+    <w:lsdException w:name="Colorful Shading Accent 2" w:uiPriority="71"/>
+    <w:lsdException w:name="Colorful List Accent 2" w:uiPriority="72"/>
+    <w:lsdException w:name="Colorful Grid Accent 2" w:uiPriority="73"/>
+    <w:lsdException w:name="Light Shading Accent 3" w:uiPriority="60"/>
+    <w:lsdException w:name="Light List Accent 3" w:uiPriority="61"/>
+    <w:lsdException w:name="Light Grid Accent 3" w:uiPriority="62"/>
+    <w:lsdException w:name="Medium Shading 1 Accent 3" w:uiPriority="63"/>
+    <w:lsdException w:name="Medium Shading 2 Accent 3" w:uiPriority="64"/>
+    <w:lsdException w:name="Medium List 1 Accent 3" w:uiPriority="65"/>
+    <w:lsdException w:name="Medium List 2 Accent 3" w:uiPriority="66"/>
+    <w:lsdException w:name="Medium Grid 1 Accent 3" w:uiPriority="67"/>
+    <w:lsdException w:name="Medium Grid 2 Accent 3" w:uiPriority="68"/>
+    <w:lsdException w:name="Medium Grid 3 Accent 3" w:uiPriority="69"/>
+    <w:lsdException w:name="Dark List Accent 3" w:uiPriority="70"/>
+    <w:lsdException w:name="Colorful Shading Accent 3" w:uiPriority="71"/>
+    <w:lsdException w:name="Colorful List Accent 3" w:uiPriority="72"/>
+    <w:lsdException w:name="Colorful Grid Accent 3" w:uiPriority="73"/>
+    <w:lsdException w:name="Light Shading Accent 4" w:uiPriority="60"/>
+    <w:lsdException w:name="Light List Accent 4" w:uiPriority="61"/>
+    <w:lsdException w:name="Light Grid Accent 4" w:uiPriority="62"/>
+    <w:lsdException w:name="Medium Shading 1 Accent 4" w:uiPriority="63"/>
+    <w:lsdException w:name="Medium Shading 2 Accent 4" w:uiPriority="64"/>
+    <w:lsdException w:name="Medium List 1 Accent 4" w:uiPriority="65"/>
+    <w:lsdException w:name="Medium List 2 Accent 4" w:uiPriority="66"/>
+    <w:lsdException w:name="Medium Grid 1 Accent 4" w:uiPriority="67"/>
+    <w:lsdException w:name="Medium Grid 2 Accent 4" w:uiPriority="68"/>
+    <w:lsdException w:name="Medium Grid 3 Accent 4" w:uiPriority="69"/>
+    <w:lsdException w:name="Dark List Accent 4" w:uiPriority="70"/>
+    <w:lsdException w:name="Colorful Shading Accent 4" w:uiPriority="71"/>
+    <w:lsdException w:name="Colorful List Accent 4" w:uiPriority="72"/>
+    <w:lsdException w:name="Colorful Grid Accent 4" w:uiPriority="73"/>
+    <w:lsdException w:name="Light Shading Accent 5" w:uiPriority="60"/>
+    <w:lsdException w:name="Light List Accent 5" w:uiPriority="61"/>
+    <w:lsdException w:name="Light Grid Accent 5" w:uiPriority="62"/>
+    <w:lsdException w:name="Medium Shading 1 Accent 5" w:uiPriority="63"/>
+    <w:lsdException w:name="Medium Shading 2 Accent 5" w:uiPriority="64"/>
+    <w:lsdException w:name="Medium List 1 Accent 5" w:uiPriority="65"/>
+    <w:lsdException w:name="Medium List 2 Accent 5" w:uiPriority="66"/>
+    <w:lsdException w:name="Medium Grid 1 Accent 5" w:uiPriority="67"/>
+    <w:lsdException w:name="Medium Grid 2 Accent 5" w:uiPriority="68"/>
+    <w:lsdException w:name="Medium Grid 3 Accent 5" w:uiPriority="69"/>
+    <w:lsdException w:name="Dark List Accent 5" w:uiPriority="70"/>
+    <w:lsdException w:name="Colorful Shading Accent 5" w:uiPriority="71"/>
+    <w:lsdException w:name="Colorful List Accent 5" w:uiPriority="72"/>
+    <w:lsdException w:name="Colorful Grid Accent 5" w:uiPriority="73"/>
+    <w:lsdException w:name="Light Shading Accent 6" w:uiPriority="60"/>
+    <w:lsdException w:name="Light List Accent 6" w:uiPriority="61"/>
+    <w:lsdException w:name="Light Grid Accent 6" w:uiPriority="62"/>
+    <w:lsdException w:name="Medium Shading 1 Accent 6" w:uiPriority="63"/>
+    <w:lsdException w:name="Medium Shading 2 Accent 6" w:uiPriority="64"/>
+    <w:lsdException w:name="Medium List 1 Accent 6" w:uiPriority="65"/>
+    <w:lsdException w:name="Medium List 2 Accent 6" w:uiPriority="66"/>
+    <w:lsdException w:name="Medium Grid 1 Accent 6" w:uiPriority="67"/>
+    <w:lsdException w:name="Medium Grid 2 Accent 6" w:uiPriority="68"/>
+    <w:lsdException w:name="Medium Grid 3 Accent 6" w:uiPriority="69"/>
+    <w:lsdException w:name="Dark List Accent 6" w:uiPriority="70"/>
+    <w:lsdException w:name="Colorful Shading Accent 6" w:uiPriority="71"/>
+    <w:lsdException w:name="Colorful List Accent 6" w:uiPriority="72"/>
+    <w:lsdException w:name="Colorful Grid Accent 6" w:uiPriority="73"/>
+    <w:lsdException w:name="Subtle Emphasis" w:uiPriority="19" w:qFormat="1"/>
+    <w:lsdException w:name="Intense Emphasis" w:uiPriority="21" w:qFormat="1"/>
+    <w:lsdException w:name="Subtle Reference" w:uiPriority="31" w:qFormat="1"/>
+    <w:lsdException w:name="Intense Reference" w:uiPriority="32" w:qFormat="1"/>
+    <w:lsdException w:name="Book Title" w:uiPriority="33" w:qFormat="1"/>
+    <w:lsdException w:name="Bibliography" w:semiHidden="1" w:uiPriority="37" w:unhideWhenUsed="1"/>
+    <w:lsdException w:name="TOC Heading" w:semiHidden="1" w:uiPriority="39" w:unhideWhenUsed="1" w:qFormat="1"/>
+    <w:lsdException w:name="Plain Table 1" w:uiPriority="41"/>
+    <w:lsdException w:name="Plain Table 2" w:uiPriority="42"/>
+    <w:lsdException w:name="Plain Table 3" w:uiPriority="43"/>
+    <w:lsdException w:name="Plain Table 4" w:uiPriority="44"/>
+    <w:lsdException w:name="Plain Table 5" w:uiPriority="45"/>
+    <w:lsdException w:name="Grid Table Light" w:uiPriority="40"/>
+    <w:lsdException w:name="Grid Table 1 Light" w:uiPriority="46"/>
+    <w:lsdException w:name="Grid Table 2" w:uiPriority="47"/>
+    <w:lsdException w:name="Grid Table 3" w:uiPriority="48"/>
+    <w:lsdException w:name="Grid Table 4" w:uiPriority="49"/>
+    <w:lsdException w:name="Grid Table 5 Dark" w:uiPriority="50"/>
+    <w:lsdException w:name="Grid Table 6 Colorful" w:uiPriority="51"/>
+    <w:lsdException w:name="Grid Table 7 Colorful" w:uiPriority="52"/>
+    <w:lsdException w:name="Grid Table 1 Light Accent 1" w:uiPriority="46"/>
+    <w:lsdException w:name="Grid Table 2 Accent 1" w:uiPriority="47"/>
+    <w:lsdException w:name="Grid Table 3 Accent 1" w:uiPriority="48"/>
+    <w:lsdException w:name="Grid Table 4 Accent 1" w:uiPriority="49"/>
+    <w:lsdException w:name="Grid Table 5 Dark Accent 1" w:uiPriority="50"/>
+    <w:lsdException w:name="Grid Table 6 Colorful Accent 1" w:uiPriority="51"/>
+    <w:lsdException w:name="Grid Table 7 Colorful Accent 1" w:uiPriority="52"/>
+    <w:lsdException w:name="Grid Table 1 Light Accent 2" w:uiPriority="46"/>
+    <w:lsdException w:name="Grid Table 2 Accent 2" w:uiPriority="47"/>
+    <w:lsdException w:name="Grid Table 3 Accent 2" w:uiPriority="48"/>
+    <w:lsdException w:name="Grid Table 4 Accent 2" w:uiPriority="49"/>
+    <w:lsdException w:name="Grid Table 5 Dark Accent 2" w:uiPriority="50"/>
+    <w:lsdException w:name="Grid Table 6 Colorful Accent 2" w:uiPriority="51"/>
+    <w:lsdException w:name="Grid Table 7 Colorful Accent 2" w:uiPriority="52"/>
+    <w:lsdException w:name="Grid Table 1 Light Accent 3" w:uiPriority="46"/>
+    <w:lsdException w:name="Grid Table 2 Accent 3" w:uiPriority="47"/>
+    <w:lsdException w:name="Grid Table 3 Accent 3" w:uiPriority="48"/>
+    <w:lsdException w:name="Grid Table 4 Accent 3" w:uiPriority="49"/>
+    <w:lsdException w:name="Grid Table 5 Dark Accent 3" w:uiPriority="50"/>
+    <w:lsdException w:name="Grid Table 6 Colorful Accent 3" w:uiPriority="51"/>
+    <w:lsdException w:name="Grid Table 7 Colorful Accent 3" w:uiPriority="52"/>
+    <w:lsdException w:name="Grid Table 1 Light Accent 4" w:uiPriority="46"/>
+    <w:lsdException w:name="Grid Table 2 Accent 4" w:uiPriority="47"/>
+    <w:lsdException w:name="Grid Table 3 Accent 4" w:uiPriority="48"/>
+    <w:lsdException w:name="Grid Table 4 Accent 4" w:uiPriority="49"/>
+    <w:lsdException w:name="Grid Table 5 Dark Accent 4" w:uiPriority="50"/>
+    <w:lsdException w:name="Grid Table 6 Colorful Accent 4" w:uiPriority="51"/>
+    <w:lsdException w:name="Grid Table 7 Colorful Accent 4" w:uiPriority="52"/>
+    <w:lsdException w:name="Grid Table 1 Light Accent 5" w:uiPriority="46"/>
+    <w:lsdException w:name="Grid Table 2 Accent 5" w:uiPriority="47"/>
+    <w:lsdException w:name="Grid Table 3 Accent 5" w:uiPriority="48"/>
+    <w:lsdException w:name="Grid Table 4 Accent 5" w:uiPriority="49"/>
+    <w:lsdException w:name="Grid Table 5 Dark Accent 5" w:uiPriority="50"/>
+    <w:lsdException w:name="Grid Table 6 Colorful Accent 5" w:uiPriority="51"/>
+    <w:lsdException w:name="Grid Table 7 Colorful Accent 5" w:uiPriority="52"/>
+    <w:lsdException w:name="Grid Table 1 Light Accent 6" w:uiPriority="46"/>
+    <w:lsdException w:name="Grid Table 2 Accent 6" w:uiPriority="47"/>
+    <w:lsdException w:name="Grid Table 3 Accent 6" w:uiPriority="48"/>
+    <w:lsdException w:name="Grid Table 4 Accent 6" w:uiPriority="49"/>
+    <w:lsdException w:name="Grid Table 5 Dark Accent 6" w:uiPriority="50"/>
+    <w:lsdException w:name="Grid Table 6 Colorful Accent 6" w:uiPriority="51"/>
+    <w:lsdException w:name="Grid Table 7 Colorful Accent 6" w:uiPriority="52"/>
+    <w:lsdException w:name="List Table 1 Light" w:uiPriority="46"/>
+    <w:lsdException w:name="List Table 2" w:uiPriority="47"/>
+    <w:lsdException w:name="List Table 3" w:uiPriority="48"/>
+    <w:lsdException w:name="List Table 4" w:uiPriority="49"/>
+    <w:lsdException w:name="List Table 5 Dark" w:uiPriority="50"/>
+    <w:lsdException w:name="List Table 6 Colorful" w:uiPriority="51"/>
+    <w:lsdException w:name="List Table 7 Colorful" w:uiPriority="52"/>
+    <w:lsdException w:name="List Table 1 Light Accent 1" w:uiPriority="46"/>
+    <w:lsdException w:name="List Table 2 Accent 1" w:uiPriority="47"/>
+    <w:lsdException w:name="List Table 3 Accent 1" w:uiPriority="48"/>
+    <w:lsdException w:name="List Table 4 Accent 1" w:uiPriority="49"/>
+    <w:lsdException w:name="List Table 5 Dark Accent 1" w:uiPriority="50"/>
+    <w:lsdException w:name="List Table 6 Colorful Accent 1" w:uiPriority="51"/>
+    <w:lsdException w:name="List Table 7 Colorful Accent 1" w:uiPriority="52"/>
+    <w:lsdException w:name="List Table 1 Light Accent 2" w:uiPriority="46"/>
+    <w:lsdException w:name="List Table 2 Accent 2" w:uiPriority="47"/>
+    <w:lsdException w:name="List Table 3 Accent 2" w:uiPriority="48"/>
+    <w:lsdException w:name="List Table 4 Accent 2" w:uiPriority="49"/>
+    <w:lsdException w:name="List Table 5 Dark Accent 2" w:uiPriority="50"/>
+    <w:lsdException w:name="List Table 6 Colorful Accent 2" w:uiPriority="51"/>
+    <w:lsdException w:name="List Table 7 Colorful Accent 2" w:uiPriority="52"/>
+    <w:lsdException w:name="List Table 1 Light Accent 3" w:uiPriority="46"/>
+    <w:lsdException w:name="List Table 2 Accent 3" w:uiPriority="47"/>
+    <w:lsdException w:name="List Table 3 Accent 3" w:uiPriority="48"/>
+    <w:lsdException w:name="List Table 4 Accent 3" w:uiPriority="49"/>
+    <w:lsdException w:name="List Table 5 Dark Accent 3" w:uiPriority="50"/>
+    <w:lsdException w:name="List Table 6 Colorful Accent 3" w:uiPriority="51"/>
+    <w:lsdException w:name="List Table 7 Colorful Accent 3" w:uiPriority="52"/>
+    <w:lsdException w:name="List Table 1 Light Accent 4" w:uiPriority="46"/>
+    <w:lsdException w:name="List Table 2 Accent 4" w:uiPriority="47"/>
+    <w:lsdException w:name="List Table 3 Accent 4" w:uiPriority="48"/>
+    <w:lsdException w:name="List Table 4 Accent 4" w:uiPriority="49"/>
+    <w:lsdException w:name="List Table 5 Dark Accent 4" w:uiPriority="50"/>
+    <w:lsdException w:name="List Table 6 Colorful Accent 4" w:uiPriority="51"/>
+    <w:lsdException w:name="List Table 7 Colorful Accent 4" w:uiPriority="52"/>
+    <w:lsdException w:name="List Table 1 Light Accent 5" w:uiPriority="46"/>
+    <w:lsdException w:name="List Table 2 Accent 5" w:uiPriority="47"/>
+    <w:lsdException w:name="List Table 3 Accent 5" w:uiPriority="48"/>
+    <w:lsdException w:name="List Table 4 Accent 5" w:uiPriority="49"/>
+    <w:lsdException w:name="List Table 5 Dark Accent 5" w:uiPriority="50"/>
+    <w:lsdException w:name="List Table 6 Colorful Accent 5" w:uiPriority="51"/>
+    <w:lsdException w:name="List Table 7 Colorful Accent 5" w:uiPriority="52"/>
+    <w:lsdException w:name="List Table 1 Light Accent 6" w:uiPriority="46"/>
+    <w:lsdException w:name="List Table 2 Accent 6" w:uiPriority="47"/>
+    <w:lsdException w:name="List Table 3 Accent 6" w:uiPriority="48"/>
+    <w:lsdException w:name="List Table 4 Accent 6" w:uiPriority="49"/>
+    <w:lsdException w:name="List Table 5 Dark Accent 6" w:uiPriority="50"/>
+    <w:lsdException w:name="List Table 6 Colorful Accent 6" w:uiPriority="51"/>
+    <w:lsdException w:name="List Table 7 Colorful Accent 6" w:uiPriority="52"/>
   </w:latentStyles>
   <w:style w:type="paragraph" w:default="1" w:styleId="Normal">
     <w:name w:val="Normal"/>
@@ -5119,7 +5455,6 @@
     <w:uiPriority w:val="99"/>
     <w:semiHidden/>
     <w:unhideWhenUsed/>
-    <w:qFormat/>
     <w:tblPr>
       <w:tblInd w:w="0" w:type="dxa"/>
       <w:tblCellMar>

--- a/4.SystemImplementation.docx
+++ b/4.SystemImplementation.docx
@@ -99,9 +99,8 @@
     </w:p>
     <w:tbl>
       <w:tblPr>
-        <w:tblStyle w:val="MediumGrid1-Accent3"/>
+        <w:tblStyle w:val="TableGrid"/>
         <w:tblW w:w="8415" w:type="dxa"/>
-        <w:jc w:val="center"/>
         <w:tblLook w:val="04A0" w:firstRow="1" w:lastRow="0" w:firstColumn="1" w:lastColumn="0" w:noHBand="0" w:noVBand="1"/>
       </w:tblPr>
       <w:tblGrid>
@@ -109,13 +108,8 @@
         <w:gridCol w:w="5912"/>
       </w:tblGrid>
       <w:tr>
-        <w:trPr>
-          <w:cnfStyle w:val="100000000000" w:firstRow="1" w:lastRow="0" w:firstColumn="0" w:lastColumn="0" w:oddVBand="0" w:evenVBand="0" w:oddHBand="0" w:evenHBand="0" w:firstRowFirstColumn="0" w:firstRowLastColumn="0" w:lastRowFirstColumn="0" w:lastRowLastColumn="0"/>
-          <w:jc w:val="center"/>
-        </w:trPr>
         <w:tc>
           <w:tcPr>
-            <w:cnfStyle w:val="001000000000" w:firstRow="0" w:lastRow="0" w:firstColumn="1" w:lastColumn="0" w:oddVBand="0" w:evenVBand="0" w:oddHBand="0" w:evenHBand="0" w:firstRowFirstColumn="0" w:firstRowLastColumn="0" w:lastRowFirstColumn="0" w:lastRowLastColumn="0"/>
             <w:tcW w:w="2503" w:type="dxa"/>
           </w:tcPr>
           <w:p>
@@ -145,15 +139,13 @@
           </w:tcPr>
           <w:p>
             <w:pPr>
-              <w:cnfStyle w:val="100000000000" w:firstRow="1" w:lastRow="0" w:firstColumn="0" w:lastColumn="0" w:oddVBand="0" w:evenVBand="0" w:oddHBand="0" w:evenHBand="0" w:firstRowFirstColumn="0" w:firstRowLastColumn="0" w:lastRowFirstColumn="0" w:lastRowLastColumn="0"/>
               <w:rPr>
-                <w:b w:val="0"/>
+                <w:b/>
                 <w:sz w:val="26"/>
               </w:rPr>
             </w:pPr>
             <w:r>
               <w:rPr>
-                <w:b w:val="0"/>
                 <w:sz w:val="26"/>
               </w:rPr>
               <w:t>Information System and Design Lab</w:t>
@@ -162,13 +154,8 @@
         </w:tc>
       </w:tr>
       <w:tr>
-        <w:trPr>
-          <w:cnfStyle w:val="000000100000" w:firstRow="0" w:lastRow="0" w:firstColumn="0" w:lastColumn="0" w:oddVBand="0" w:evenVBand="0" w:oddHBand="1" w:evenHBand="0" w:firstRowFirstColumn="0" w:firstRowLastColumn="0" w:lastRowFirstColumn="0" w:lastRowLastColumn="0"/>
-          <w:jc w:val="center"/>
-        </w:trPr>
         <w:tc>
           <w:tcPr>
-            <w:cnfStyle w:val="001000000000" w:firstRow="0" w:lastRow="0" w:firstColumn="1" w:lastColumn="0" w:oddVBand="0" w:evenVBand="0" w:oddHBand="0" w:evenHBand="0" w:firstRowFirstColumn="0" w:firstRowLastColumn="0" w:lastRowFirstColumn="0" w:lastRowLastColumn="0"/>
             <w:tcW w:w="2503" w:type="dxa"/>
           </w:tcPr>
           <w:p>
@@ -192,7 +179,6 @@
           </w:tcPr>
           <w:p>
             <w:pPr>
-              <w:cnfStyle w:val="000000100000" w:firstRow="0" w:lastRow="0" w:firstColumn="0" w:lastColumn="0" w:oddVBand="0" w:evenVBand="0" w:oddHBand="1" w:evenHBand="0" w:firstRowFirstColumn="0" w:firstRowLastColumn="0" w:lastRowFirstColumn="0" w:lastRowLastColumn="0"/>
               <w:rPr>
                 <w:sz w:val="26"/>
               </w:rPr>
@@ -207,12 +193,8 @@
         </w:tc>
       </w:tr>
       <w:tr>
-        <w:trPr>
-          <w:jc w:val="center"/>
-        </w:trPr>
         <w:tc>
           <w:tcPr>
-            <w:cnfStyle w:val="001000000000" w:firstRow="0" w:lastRow="0" w:firstColumn="1" w:lastColumn="0" w:oddVBand="0" w:evenVBand="0" w:oddHBand="0" w:evenHBand="0" w:firstRowFirstColumn="0" w:firstRowLastColumn="0" w:lastRowFirstColumn="0" w:lastRowLastColumn="0"/>
             <w:tcW w:w="2503" w:type="dxa"/>
           </w:tcPr>
           <w:p>
@@ -236,7 +218,6 @@
           </w:tcPr>
           <w:p>
             <w:pPr>
-              <w:cnfStyle w:val="000000000000" w:firstRow="0" w:lastRow="0" w:firstColumn="0" w:lastColumn="0" w:oddVBand="0" w:evenVBand="0" w:oddHBand="0" w:evenHBand="0" w:firstRowFirstColumn="0" w:firstRowLastColumn="0" w:lastRowFirstColumn="0" w:lastRowLastColumn="0"/>
               <w:rPr>
                 <w:sz w:val="26"/>
               </w:rPr>
@@ -251,13 +232,8 @@
         </w:tc>
       </w:tr>
       <w:tr>
-        <w:trPr>
-          <w:cnfStyle w:val="000000100000" w:firstRow="0" w:lastRow="0" w:firstColumn="0" w:lastColumn="0" w:oddVBand="0" w:evenVBand="0" w:oddHBand="1" w:evenHBand="0" w:firstRowFirstColumn="0" w:firstRowLastColumn="0" w:lastRowFirstColumn="0" w:lastRowLastColumn="0"/>
-          <w:jc w:val="center"/>
-        </w:trPr>
         <w:tc>
           <w:tcPr>
-            <w:cnfStyle w:val="001000000000" w:firstRow="0" w:lastRow="0" w:firstColumn="1" w:lastColumn="0" w:oddVBand="0" w:evenVBand="0" w:oddHBand="0" w:evenHBand="0" w:firstRowFirstColumn="0" w:firstRowLastColumn="0" w:lastRowFirstColumn="0" w:lastRowLastColumn="0"/>
             <w:tcW w:w="2503" w:type="dxa"/>
           </w:tcPr>
           <w:p>
@@ -281,7 +257,6 @@
           </w:tcPr>
           <w:p>
             <w:pPr>
-              <w:cnfStyle w:val="000000100000" w:firstRow="0" w:lastRow="0" w:firstColumn="0" w:lastColumn="0" w:oddVBand="0" w:evenVBand="0" w:oddHBand="1" w:evenHBand="0" w:firstRowFirstColumn="0" w:firstRowLastColumn="0" w:lastRowFirstColumn="0" w:lastRowLastColumn="0"/>
               <w:rPr>
                 <w:sz w:val="26"/>
               </w:rPr>
@@ -302,12 +277,8 @@
         </w:tc>
       </w:tr>
       <w:tr>
-        <w:trPr>
-          <w:jc w:val="center"/>
-        </w:trPr>
         <w:tc>
           <w:tcPr>
-            <w:cnfStyle w:val="001000000000" w:firstRow="0" w:lastRow="0" w:firstColumn="1" w:lastColumn="0" w:oddVBand="0" w:evenVBand="0" w:oddHBand="0" w:evenHBand="0" w:firstRowFirstColumn="0" w:firstRowLastColumn="0" w:lastRowFirstColumn="0" w:lastRowLastColumn="0"/>
             <w:tcW w:w="2503" w:type="dxa"/>
           </w:tcPr>
           <w:p>
@@ -331,7 +302,6 @@
           </w:tcPr>
           <w:p>
             <w:pPr>
-              <w:cnfStyle w:val="000000000000" w:firstRow="0" w:lastRow="0" w:firstColumn="0" w:lastColumn="0" w:oddVBand="0" w:evenVBand="0" w:oddHBand="0" w:evenHBand="0" w:firstRowFirstColumn="0" w:firstRowLastColumn="0" w:lastRowFirstColumn="0" w:lastRowLastColumn="0"/>
               <w:rPr>
                 <w:sz w:val="26"/>
               </w:rPr>
@@ -384,46 +354,6 @@
           </w:p>
         </w:tc>
       </w:tr>
-      <w:tr>
-        <w:trPr>
-          <w:cnfStyle w:val="000000100000" w:firstRow="0" w:lastRow="0" w:firstColumn="0" w:lastColumn="0" w:oddVBand="0" w:evenVBand="0" w:oddHBand="1" w:evenHBand="0" w:firstRowFirstColumn="0" w:firstRowLastColumn="0" w:lastRowFirstColumn="0" w:lastRowLastColumn="0"/>
-          <w:jc w:val="center"/>
-        </w:trPr>
-        <w:tc>
-          <w:tcPr>
-            <w:cnfStyle w:val="001000000000" w:firstRow="0" w:lastRow="0" w:firstColumn="1" w:lastColumn="0" w:oddVBand="0" w:evenVBand="0" w:oddHBand="0" w:evenHBand="0" w:firstRowFirstColumn="0" w:firstRowLastColumn="0" w:lastRowFirstColumn="0" w:lastRowLastColumn="0"/>
-            <w:tcW w:w="2503" w:type="dxa"/>
-          </w:tcPr>
-          <w:p>
-            <w:pPr>
-              <w:jc w:val="right"/>
-              <w:rPr>
-                <w:sz w:val="26"/>
-              </w:rPr>
-            </w:pPr>
-            <w:r>
-              <w:rPr>
-                <w:sz w:val="26"/>
-              </w:rPr>
-              <w:t>Date of Submission:</w:t>
-            </w:r>
-          </w:p>
-        </w:tc>
-        <w:tc>
-          <w:tcPr>
-            <w:tcW w:w="5912" w:type="dxa"/>
-          </w:tcPr>
-          <w:p>
-            <w:pPr>
-              <w:jc w:val="center"/>
-              <w:cnfStyle w:val="000000100000" w:firstRow="0" w:lastRow="0" w:firstColumn="0" w:lastColumn="0" w:oddVBand="0" w:evenVBand="0" w:oddHBand="1" w:evenHBand="0" w:firstRowFirstColumn="0" w:firstRowLastColumn="0" w:lastRowFirstColumn="0" w:lastRowLastColumn="0"/>
-              <w:rPr>
-                <w:sz w:val="26"/>
-              </w:rPr>
-            </w:pPr>
-          </w:p>
-        </w:tc>
-      </w:tr>
     </w:tbl>
     <w:p>
       <w:pPr>
@@ -442,6 +372,8 @@
           <w:sz w:val="34"/>
         </w:rPr>
       </w:pPr>
+      <w:bookmarkStart w:id="0" w:name="_GoBack"/>
+      <w:bookmarkEnd w:id="0"/>
     </w:p>
     <w:p>
       <w:pPr>
@@ -452,455 +384,225 @@
         </w:rPr>
       </w:pPr>
     </w:p>
-    <w:tbl>
-      <w:tblPr>
-        <w:tblStyle w:val="MediumShading1-Accent5"/>
-        <w:tblpPr w:leftFromText="180" w:rightFromText="180" w:vertAnchor="text" w:horzAnchor="margin" w:tblpXSpec="right" w:tblpY="580"/>
-        <w:tblOverlap w:val="never"/>
-        <w:tblW w:w="0" w:type="auto"/>
-        <w:tblLook w:val="04A0" w:firstRow="1" w:lastRow="0" w:firstColumn="1" w:lastColumn="0" w:noHBand="0" w:noVBand="1"/>
-      </w:tblPr>
-      <w:tblGrid>
-        <w:gridCol w:w="4752"/>
-      </w:tblGrid>
-      <w:tr>
-        <w:trPr>
-          <w:cnfStyle w:val="100000000000" w:firstRow="1" w:lastRow="0" w:firstColumn="0" w:lastColumn="0" w:oddVBand="0" w:evenVBand="0" w:oddHBand="0" w:evenHBand="0" w:firstRowFirstColumn="0" w:firstRowLastColumn="0" w:lastRowFirstColumn="0" w:lastRowLastColumn="0"/>
-        </w:trPr>
-        <w:tc>
-          <w:tcPr>
-            <w:cnfStyle w:val="001000000000" w:firstRow="0" w:lastRow="0" w:firstColumn="1" w:lastColumn="0" w:oddVBand="0" w:evenVBand="0" w:oddHBand="0" w:evenHBand="0" w:firstRowFirstColumn="0" w:firstRowLastColumn="0" w:lastRowFirstColumn="0" w:lastRowLastColumn="0"/>
-            <w:tcW w:w="4752" w:type="dxa"/>
-          </w:tcPr>
-          <w:p>
-            <w:pPr>
-              <w:jc w:val="center"/>
-              <w:rPr>
-                <w:rFonts w:cstheme="minorHAnsi"/>
-                <w:color w:val="000000" w:themeColor="text1"/>
-                <w:sz w:val="28"/>
-                <w:szCs w:val="28"/>
-              </w:rPr>
-            </w:pPr>
-            <w:r>
-              <w:rPr>
-                <w:rFonts w:cstheme="minorHAnsi"/>
-                <w:color w:val="000000" w:themeColor="text1"/>
-                <w:sz w:val="28"/>
-                <w:szCs w:val="28"/>
-              </w:rPr>
-              <w:t>Submitted to:</w:t>
-            </w:r>
-          </w:p>
-        </w:tc>
-      </w:tr>
-      <w:tr>
-        <w:trPr>
-          <w:cnfStyle w:val="000000100000" w:firstRow="0" w:lastRow="0" w:firstColumn="0" w:lastColumn="0" w:oddVBand="0" w:evenVBand="0" w:oddHBand="1" w:evenHBand="0" w:firstRowFirstColumn="0" w:firstRowLastColumn="0" w:lastRowFirstColumn="0" w:lastRowLastColumn="0"/>
-        </w:trPr>
-        <w:tc>
-          <w:tcPr>
-            <w:cnfStyle w:val="001000000000" w:firstRow="0" w:lastRow="0" w:firstColumn="1" w:lastColumn="0" w:oddVBand="0" w:evenVBand="0" w:oddHBand="0" w:evenHBand="0" w:firstRowFirstColumn="0" w:firstRowLastColumn="0" w:lastRowFirstColumn="0" w:lastRowLastColumn="0"/>
-            <w:tcW w:w="4752" w:type="dxa"/>
-          </w:tcPr>
-          <w:p>
-            <w:pPr>
-              <w:rPr>
-                <w:b w:val="0"/>
-                <w:color w:val="000000" w:themeColor="text1"/>
-                <w:sz w:val="30"/>
-                <w:szCs w:val="24"/>
-              </w:rPr>
-            </w:pPr>
-            <w:proofErr w:type="spellStart"/>
-            <w:r>
-              <w:rPr>
-                <w:b w:val="0"/>
-                <w:color w:val="000000" w:themeColor="text1"/>
-                <w:sz w:val="30"/>
-                <w:szCs w:val="24"/>
-              </w:rPr>
-              <w:t>Safial</w:t>
-            </w:r>
-            <w:proofErr w:type="spellEnd"/>
-            <w:r>
-              <w:rPr>
-                <w:b w:val="0"/>
-                <w:color w:val="000000" w:themeColor="text1"/>
-                <w:sz w:val="30"/>
-                <w:szCs w:val="24"/>
-              </w:rPr>
-              <w:t xml:space="preserve"> Islam </w:t>
-            </w:r>
-            <w:proofErr w:type="spellStart"/>
-            <w:r>
-              <w:rPr>
-                <w:b w:val="0"/>
-                <w:color w:val="000000" w:themeColor="text1"/>
-                <w:sz w:val="30"/>
-                <w:szCs w:val="24"/>
-              </w:rPr>
-              <w:t>Ayon</w:t>
-            </w:r>
-            <w:proofErr w:type="spellEnd"/>
-          </w:p>
-        </w:tc>
-      </w:tr>
-      <w:tr>
-        <w:trPr>
-          <w:cnfStyle w:val="000000010000" w:firstRow="0" w:lastRow="0" w:firstColumn="0" w:lastColumn="0" w:oddVBand="0" w:evenVBand="0" w:oddHBand="0" w:evenHBand="1" w:firstRowFirstColumn="0" w:firstRowLastColumn="0" w:lastRowFirstColumn="0" w:lastRowLastColumn="0"/>
-        </w:trPr>
-        <w:tc>
-          <w:tcPr>
-            <w:cnfStyle w:val="001000000000" w:firstRow="0" w:lastRow="0" w:firstColumn="1" w:lastColumn="0" w:oddVBand="0" w:evenVBand="0" w:oddHBand="0" w:evenHBand="0" w:firstRowFirstColumn="0" w:firstRowLastColumn="0" w:lastRowFirstColumn="0" w:lastRowLastColumn="0"/>
-            <w:tcW w:w="4752" w:type="dxa"/>
-          </w:tcPr>
-          <w:p>
-            <w:pPr>
-              <w:rPr>
-                <w:b w:val="0"/>
-                <w:color w:val="000000" w:themeColor="text1"/>
-                <w:sz w:val="30"/>
-                <w:szCs w:val="24"/>
-              </w:rPr>
-            </w:pPr>
-            <w:r>
-              <w:rPr>
-                <w:b w:val="0"/>
-                <w:color w:val="000000" w:themeColor="text1"/>
-                <w:sz w:val="30"/>
-                <w:szCs w:val="24"/>
-              </w:rPr>
-              <w:t>Lecturer</w:t>
-            </w:r>
-          </w:p>
-        </w:tc>
-      </w:tr>
-      <w:tr>
-        <w:trPr>
-          <w:cnfStyle w:val="000000100000" w:firstRow="0" w:lastRow="0" w:firstColumn="0" w:lastColumn="0" w:oddVBand="0" w:evenVBand="0" w:oddHBand="1" w:evenHBand="0" w:firstRowFirstColumn="0" w:firstRowLastColumn="0" w:lastRowFirstColumn="0" w:lastRowLastColumn="0"/>
-        </w:trPr>
-        <w:tc>
-          <w:tcPr>
-            <w:cnfStyle w:val="001000000000" w:firstRow="0" w:lastRow="0" w:firstColumn="1" w:lastColumn="0" w:oddVBand="0" w:evenVBand="0" w:oddHBand="0" w:evenHBand="0" w:firstRowFirstColumn="0" w:firstRowLastColumn="0" w:lastRowFirstColumn="0" w:lastRowLastColumn="0"/>
-            <w:tcW w:w="4752" w:type="dxa"/>
-          </w:tcPr>
-          <w:p>
-            <w:pPr>
-              <w:rPr>
-                <w:b w:val="0"/>
-                <w:color w:val="000000" w:themeColor="text1"/>
-                <w:sz w:val="30"/>
-                <w:szCs w:val="24"/>
-              </w:rPr>
-            </w:pPr>
-            <w:r>
-              <w:rPr>
-                <w:b w:val="0"/>
-                <w:color w:val="000000" w:themeColor="text1"/>
-                <w:sz w:val="30"/>
-                <w:szCs w:val="24"/>
-              </w:rPr>
-              <w:t>Department of CSE</w:t>
-            </w:r>
-          </w:p>
-        </w:tc>
-      </w:tr>
-      <w:tr>
-        <w:trPr>
-          <w:cnfStyle w:val="000000010000" w:firstRow="0" w:lastRow="0" w:firstColumn="0" w:lastColumn="0" w:oddVBand="0" w:evenVBand="0" w:oddHBand="0" w:evenHBand="1" w:firstRowFirstColumn="0" w:firstRowLastColumn="0" w:lastRowFirstColumn="0" w:lastRowLastColumn="0"/>
-        </w:trPr>
-        <w:tc>
-          <w:tcPr>
-            <w:cnfStyle w:val="001000000000" w:firstRow="0" w:lastRow="0" w:firstColumn="1" w:lastColumn="0" w:oddVBand="0" w:evenVBand="0" w:oddHBand="0" w:evenHBand="0" w:firstRowFirstColumn="0" w:firstRowLastColumn="0" w:lastRowFirstColumn="0" w:lastRowLastColumn="0"/>
-            <w:tcW w:w="4752" w:type="dxa"/>
-          </w:tcPr>
-          <w:p>
-            <w:pPr>
-              <w:rPr>
-                <w:b w:val="0"/>
-                <w:sz w:val="30"/>
-              </w:rPr>
-            </w:pPr>
-            <w:r>
-              <w:rPr>
-                <w:b w:val="0"/>
-                <w:sz w:val="30"/>
-              </w:rPr>
-              <w:t>Green University of Bangladesh</w:t>
-            </w:r>
-          </w:p>
-        </w:tc>
-      </w:tr>
-    </w:tbl>
-    <w:p>
-      <w:pPr>
-        <w:jc w:val="center"/>
-        <w:rPr>
-          <w:color w:val="C00000"/>
-          <w:sz w:val="34"/>
-        </w:rPr>
-      </w:pPr>
-    </w:p>
-    <w:tbl>
-      <w:tblPr>
-        <w:tblStyle w:val="MediumShading1-Accent4"/>
-        <w:tblpPr w:leftFromText="180" w:rightFromText="180" w:vertAnchor="text" w:tblpY="-68"/>
-        <w:tblW w:w="0" w:type="auto"/>
-        <w:tblLook w:val="04A0" w:firstRow="1" w:lastRow="0" w:firstColumn="1" w:lastColumn="0" w:noHBand="0" w:noVBand="1"/>
-      </w:tblPr>
-      <w:tblGrid>
-        <w:gridCol w:w="3348"/>
-      </w:tblGrid>
-      <w:tr>
-        <w:trPr>
-          <w:cnfStyle w:val="100000000000" w:firstRow="1" w:lastRow="0" w:firstColumn="0" w:lastColumn="0" w:oddVBand="0" w:evenVBand="0" w:oddHBand="0" w:evenHBand="0" w:firstRowFirstColumn="0" w:firstRowLastColumn="0" w:lastRowFirstColumn="0" w:lastRowLastColumn="0"/>
-        </w:trPr>
-        <w:tc>
-          <w:tcPr>
-            <w:cnfStyle w:val="001000000000" w:firstRow="0" w:lastRow="0" w:firstColumn="1" w:lastColumn="0" w:oddVBand="0" w:evenVBand="0" w:oddHBand="0" w:evenHBand="0" w:firstRowFirstColumn="0" w:firstRowLastColumn="0" w:lastRowFirstColumn="0" w:lastRowLastColumn="0"/>
-            <w:tcW w:w="3348" w:type="dxa"/>
-          </w:tcPr>
-          <w:p>
-            <w:pPr>
-              <w:jc w:val="center"/>
-              <w:rPr>
-                <w:rFonts w:cstheme="minorHAnsi"/>
-                <w:sz w:val="28"/>
-                <w:szCs w:val="28"/>
-              </w:rPr>
-            </w:pPr>
-            <w:r>
-              <w:rPr>
-                <w:rFonts w:cstheme="minorHAnsi"/>
-                <w:sz w:val="28"/>
-                <w:szCs w:val="28"/>
-              </w:rPr>
-              <w:t>Submitted by:</w:t>
-            </w:r>
-          </w:p>
-        </w:tc>
-      </w:tr>
-      <w:tr>
-        <w:trPr>
-          <w:cnfStyle w:val="000000100000" w:firstRow="0" w:lastRow="0" w:firstColumn="0" w:lastColumn="0" w:oddVBand="0" w:evenVBand="0" w:oddHBand="1" w:evenHBand="0" w:firstRowFirstColumn="0" w:firstRowLastColumn="0" w:lastRowFirstColumn="0" w:lastRowLastColumn="0"/>
-        </w:trPr>
-        <w:tc>
-          <w:tcPr>
-            <w:cnfStyle w:val="001000000000" w:firstRow="0" w:lastRow="0" w:firstColumn="1" w:lastColumn="0" w:oddVBand="0" w:evenVBand="0" w:oddHBand="0" w:evenHBand="0" w:firstRowFirstColumn="0" w:firstRowLastColumn="0" w:lastRowFirstColumn="0" w:lastRowLastColumn="0"/>
-            <w:tcW w:w="3348" w:type="dxa"/>
-          </w:tcPr>
-          <w:p>
-            <w:pPr>
-              <w:rPr>
-                <w:b w:val="0"/>
-                <w:sz w:val="24"/>
-                <w:szCs w:val="24"/>
-              </w:rPr>
-            </w:pPr>
-            <w:r>
-              <w:rPr>
-                <w:b w:val="0"/>
-                <w:sz w:val="24"/>
-                <w:szCs w:val="24"/>
-              </w:rPr>
-              <w:t>Name:</w:t>
-            </w:r>
-          </w:p>
-        </w:tc>
-      </w:tr>
-      <w:tr>
-        <w:trPr>
-          <w:cnfStyle w:val="000000010000" w:firstRow="0" w:lastRow="0" w:firstColumn="0" w:lastColumn="0" w:oddVBand="0" w:evenVBand="0" w:oddHBand="0" w:evenHBand="1" w:firstRowFirstColumn="0" w:firstRowLastColumn="0" w:lastRowFirstColumn="0" w:lastRowLastColumn="0"/>
-        </w:trPr>
-        <w:tc>
-          <w:tcPr>
-            <w:cnfStyle w:val="001000000000" w:firstRow="0" w:lastRow="0" w:firstColumn="1" w:lastColumn="0" w:oddVBand="0" w:evenVBand="0" w:oddHBand="0" w:evenHBand="0" w:firstRowFirstColumn="0" w:firstRowLastColumn="0" w:lastRowFirstColumn="0" w:lastRowLastColumn="0"/>
-            <w:tcW w:w="3348" w:type="dxa"/>
-          </w:tcPr>
-          <w:p>
-            <w:pPr>
-              <w:rPr>
-                <w:b w:val="0"/>
-                <w:sz w:val="24"/>
-                <w:szCs w:val="24"/>
-              </w:rPr>
-            </w:pPr>
-            <w:r>
-              <w:rPr>
-                <w:b w:val="0"/>
-                <w:sz w:val="24"/>
-                <w:szCs w:val="24"/>
-              </w:rPr>
-              <w:t xml:space="preserve">       </w:t>
-            </w:r>
-            <w:r>
-              <w:rPr>
-                <w:b w:val="0"/>
-                <w:sz w:val="24"/>
-                <w:szCs w:val="24"/>
-              </w:rPr>
-              <w:t>I</w:t>
-            </w:r>
-            <w:r>
-              <w:rPr>
-                <w:b w:val="0"/>
-                <w:sz w:val="24"/>
-                <w:szCs w:val="24"/>
-              </w:rPr>
-              <w:t>D:</w:t>
-            </w:r>
-            <w:r>
-              <w:rPr>
-                <w:b w:val="0"/>
-                <w:sz w:val="24"/>
-                <w:szCs w:val="24"/>
-              </w:rPr>
-              <w:t xml:space="preserve">    </w:t>
-            </w:r>
-          </w:p>
-        </w:tc>
-      </w:tr>
-      <w:tr>
-        <w:trPr>
-          <w:cnfStyle w:val="000000100000" w:firstRow="0" w:lastRow="0" w:firstColumn="0" w:lastColumn="0" w:oddVBand="0" w:evenVBand="0" w:oddHBand="1" w:evenHBand="0" w:firstRowFirstColumn="0" w:firstRowLastColumn="0" w:lastRowFirstColumn="0" w:lastRowLastColumn="0"/>
-        </w:trPr>
-        <w:tc>
-          <w:tcPr>
-            <w:cnfStyle w:val="001000000000" w:firstRow="0" w:lastRow="0" w:firstColumn="1" w:lastColumn="0" w:oddVBand="0" w:evenVBand="0" w:oddHBand="0" w:evenHBand="0" w:firstRowFirstColumn="0" w:firstRowLastColumn="0" w:lastRowFirstColumn="0" w:lastRowLastColumn="0"/>
-            <w:tcW w:w="3348" w:type="dxa"/>
-          </w:tcPr>
-          <w:p>
-            <w:pPr>
-              <w:rPr>
-                <w:b w:val="0"/>
-                <w:sz w:val="24"/>
-                <w:szCs w:val="24"/>
-              </w:rPr>
-            </w:pPr>
-            <w:r>
-              <w:rPr>
-                <w:b w:val="0"/>
-                <w:sz w:val="24"/>
-                <w:szCs w:val="24"/>
-              </w:rPr>
-              <w:t>Name:</w:t>
-            </w:r>
-          </w:p>
-        </w:tc>
-      </w:tr>
-      <w:tr>
-        <w:trPr>
-          <w:cnfStyle w:val="000000010000" w:firstRow="0" w:lastRow="0" w:firstColumn="0" w:lastColumn="0" w:oddVBand="0" w:evenVBand="0" w:oddHBand="0" w:evenHBand="1" w:firstRowFirstColumn="0" w:firstRowLastColumn="0" w:lastRowFirstColumn="0" w:lastRowLastColumn="0"/>
-        </w:trPr>
-        <w:tc>
-          <w:tcPr>
-            <w:cnfStyle w:val="001000000000" w:firstRow="0" w:lastRow="0" w:firstColumn="1" w:lastColumn="0" w:oddVBand="0" w:evenVBand="0" w:oddHBand="0" w:evenHBand="0" w:firstRowFirstColumn="0" w:firstRowLastColumn="0" w:lastRowFirstColumn="0" w:lastRowLastColumn="0"/>
-            <w:tcW w:w="3348" w:type="dxa"/>
-          </w:tcPr>
-          <w:p>
-            <w:pPr>
-              <w:rPr>
-                <w:b w:val="0"/>
-                <w:sz w:val="24"/>
-                <w:szCs w:val="24"/>
-              </w:rPr>
-            </w:pPr>
-            <w:r>
-              <w:rPr>
-                <w:b w:val="0"/>
-                <w:sz w:val="24"/>
-                <w:szCs w:val="24"/>
-              </w:rPr>
-              <w:t xml:space="preserve">       ID:</w:t>
-            </w:r>
-          </w:p>
-        </w:tc>
-      </w:tr>
-      <w:tr>
-        <w:trPr>
-          <w:cnfStyle w:val="000000100000" w:firstRow="0" w:lastRow="0" w:firstColumn="0" w:lastColumn="0" w:oddVBand="0" w:evenVBand="0" w:oddHBand="1" w:evenHBand="0" w:firstRowFirstColumn="0" w:firstRowLastColumn="0" w:lastRowFirstColumn="0" w:lastRowLastColumn="0"/>
-        </w:trPr>
-        <w:tc>
-          <w:tcPr>
-            <w:cnfStyle w:val="001000000000" w:firstRow="0" w:lastRow="0" w:firstColumn="1" w:lastColumn="0" w:oddVBand="0" w:evenVBand="0" w:oddHBand="0" w:evenHBand="0" w:firstRowFirstColumn="0" w:firstRowLastColumn="0" w:lastRowFirstColumn="0" w:lastRowLastColumn="0"/>
-            <w:tcW w:w="3348" w:type="dxa"/>
-          </w:tcPr>
-          <w:p>
-            <w:pPr>
-              <w:rPr>
-                <w:b w:val="0"/>
-                <w:sz w:val="24"/>
-                <w:szCs w:val="24"/>
-              </w:rPr>
-            </w:pPr>
-            <w:r>
-              <w:rPr>
-                <w:b w:val="0"/>
-                <w:sz w:val="24"/>
-                <w:szCs w:val="24"/>
-              </w:rPr>
-              <w:t>Section: 182-EA</w:t>
-            </w:r>
-          </w:p>
-        </w:tc>
-      </w:tr>
-      <w:tr>
-        <w:trPr>
-          <w:cnfStyle w:val="000000010000" w:firstRow="0" w:lastRow="0" w:firstColumn="0" w:lastColumn="0" w:oddVBand="0" w:evenVBand="0" w:oddHBand="0" w:evenHBand="1" w:firstRowFirstColumn="0" w:firstRowLastColumn="0" w:lastRowFirstColumn="0" w:lastRowLastColumn="0"/>
-        </w:trPr>
-        <w:tc>
-          <w:tcPr>
-            <w:cnfStyle w:val="001000000000" w:firstRow="0" w:lastRow="0" w:firstColumn="1" w:lastColumn="0" w:oddVBand="0" w:evenVBand="0" w:oddHBand="0" w:evenHBand="0" w:firstRowFirstColumn="0" w:firstRowLastColumn="0" w:lastRowFirstColumn="0" w:lastRowLastColumn="0"/>
-            <w:tcW w:w="3348" w:type="dxa"/>
-          </w:tcPr>
-          <w:p>
-            <w:pPr>
-              <w:rPr>
-                <w:b w:val="0"/>
-                <w:sz w:val="24"/>
-                <w:szCs w:val="24"/>
-              </w:rPr>
-            </w:pPr>
-            <w:r>
-              <w:rPr>
-                <w:b w:val="0"/>
-                <w:sz w:val="24"/>
-                <w:szCs w:val="24"/>
-              </w:rPr>
-              <w:t>Green University of Bangladesh</w:t>
-            </w:r>
-          </w:p>
-        </w:tc>
-      </w:tr>
-    </w:tbl>
-    <w:p>
-      <w:pPr>
-        <w:jc w:val="center"/>
-        <w:rPr>
-          <w:color w:val="C00000"/>
-          <w:sz w:val="34"/>
-        </w:rPr>
-      </w:pPr>
-    </w:p>
-    <w:p>
-      <w:pPr>
-        <w:jc w:val="center"/>
-        <w:rPr>
-          <w:b/>
-          <w:color w:val="000000" w:themeColor="text1"/>
-          <w:sz w:val="34"/>
-          <w:u w:val="single"/>
-        </w:rPr>
-      </w:pPr>
-      <w:r>
-        <w:rPr>
-          <w:b/>
-          <w:color w:val="000000" w:themeColor="text1"/>
-          <w:sz w:val="34"/>
-          <w:u w:val="single"/>
-        </w:rPr>
-        <w:br w:type="textWrapping" w:clear="all"/>
+    <w:p>
+      <w:pPr>
+        <w:pStyle w:val="NoSpacing"/>
+        <w:pBdr>
+          <w:bottom w:val="single" w:sz="4" w:space="1" w:color="auto"/>
+        </w:pBdr>
+        <w:rPr>
+          <w:b/>
+          <w:sz w:val="28"/>
+        </w:rPr>
+      </w:pPr>
+    </w:p>
+    <w:p>
+      <w:pPr>
+        <w:pStyle w:val="NoSpacing"/>
+        <w:rPr>
+          <w:b/>
+          <w:sz w:val="28"/>
+        </w:rPr>
+      </w:pPr>
+      <w:r>
+        <w:rPr>
+          <w:b/>
+          <w:sz w:val="28"/>
+        </w:rPr>
+        <w:t>Submitted By:</w:t>
+      </w:r>
+      <w:r>
+        <w:rPr>
+          <w:b/>
+          <w:sz w:val="28"/>
+        </w:rPr>
+        <w:tab/>
+      </w:r>
+      <w:r>
+        <w:rPr>
+          <w:b/>
+          <w:sz w:val="28"/>
+        </w:rPr>
+        <w:tab/>
+      </w:r>
+      <w:r>
+        <w:rPr>
+          <w:b/>
+          <w:sz w:val="28"/>
+        </w:rPr>
+        <w:tab/>
+        <w:t xml:space="preserve">                                         Submitted To:</w:t>
+      </w:r>
+    </w:p>
+    <w:p>
+      <w:pPr>
+        <w:pStyle w:val="NoSpacing"/>
+        <w:rPr>
+          <w:b/>
+          <w:sz w:val="28"/>
+        </w:rPr>
+      </w:pPr>
+      <w:r>
+        <w:rPr>
+          <w:b/>
+          <w:sz w:val="28"/>
+        </w:rPr>
+        <w:t>Name: Jannatul Ferdaus                                                      Name:Safial Islam Ayon</w:t>
+      </w:r>
+    </w:p>
+    <w:p>
+      <w:pPr>
+        <w:pStyle w:val="NoSpacing"/>
+        <w:rPr>
+          <w:b/>
+          <w:sz w:val="28"/>
+        </w:rPr>
+      </w:pPr>
+      <w:r>
+        <w:rPr>
+          <w:b/>
+          <w:sz w:val="28"/>
+        </w:rPr>
+        <w:t>ID:182015111                                                                        Designation:Lecturer</w:t>
+      </w:r>
+    </w:p>
+    <w:p>
+      <w:pPr>
+        <w:pStyle w:val="NoSpacing"/>
+        <w:rPr>
+          <w:b/>
+          <w:sz w:val="28"/>
+        </w:rPr>
+      </w:pPr>
+      <w:r>
+        <w:rPr>
+          <w:b/>
+          <w:sz w:val="28"/>
+        </w:rPr>
+        <w:t>Name:Rakib Hossain</w:t>
+      </w:r>
+    </w:p>
+    <w:p>
+      <w:pPr>
+        <w:pStyle w:val="NoSpacing"/>
+        <w:rPr>
+          <w:b/>
+          <w:sz w:val="28"/>
+        </w:rPr>
+      </w:pPr>
+      <w:r>
+        <w:rPr>
+          <w:b/>
+          <w:sz w:val="28"/>
+        </w:rPr>
+        <w:t xml:space="preserve">ID:182015003                                                                                     </w:t>
+      </w:r>
+      <w:r>
+        <w:rPr>
+          <w:b/>
+          <w:sz w:val="28"/>
+        </w:rPr>
+        <w:tab/>
+      </w:r>
+      <w:r>
+        <w:rPr>
+          <w:b/>
+          <w:sz w:val="28"/>
+        </w:rPr>
+        <w:tab/>
+      </w:r>
+      <w:r>
+        <w:rPr>
+          <w:b/>
+          <w:sz w:val="28"/>
+        </w:rPr>
+        <w:tab/>
+      </w:r>
+      <w:r>
+        <w:rPr>
+          <w:b/>
+          <w:sz w:val="28"/>
+        </w:rPr>
+        <w:tab/>
+      </w:r>
+      <w:r>
+        <w:rPr>
+          <w:b/>
+          <w:sz w:val="28"/>
+        </w:rPr>
+        <w:tab/>
+        <w:t xml:space="preserve">                   </w:t>
+      </w:r>
+    </w:p>
+    <w:p>
+      <w:pPr>
+        <w:pStyle w:val="NoSpacing"/>
+        <w:pBdr>
+          <w:top w:val="single" w:sz="4" w:space="1" w:color="auto"/>
+        </w:pBdr>
+        <w:rPr>
+          <w:b/>
+          <w:sz w:val="28"/>
+        </w:rPr>
+      </w:pPr>
+      <w:r>
+        <w:rPr>
+          <w:b/>
+          <w:sz w:val="28"/>
+        </w:rPr>
+        <w:t>Teacher Remarks:</w:t>
+      </w:r>
+    </w:p>
+    <w:p>
+      <w:pPr>
+        <w:rPr>
+          <w:b/>
+          <w:sz w:val="28"/>
+        </w:rPr>
+      </w:pPr>
+      <w:r>
+        <w:t xml:space="preserve">                                           </w:t>
+      </w:r>
+      <w:r>
+        <w:tab/>
+      </w:r>
+      <w:r>
+        <w:tab/>
+      </w:r>
+      <w:r>
+        <w:tab/>
+      </w:r>
+      <w:r>
+        <w:tab/>
+      </w:r>
+      <w:r>
+        <w:tab/>
+      </w:r>
+      <w:r>
+        <w:rPr>
+          <w:b/>
+          <w:sz w:val="28"/>
+        </w:rPr>
+        <w:t xml:space="preserve">                              </w:t>
+      </w:r>
+    </w:p>
+    <w:p>
+      <w:pPr>
+        <w:pBdr>
+          <w:between w:val="single" w:sz="4" w:space="1" w:color="auto"/>
+        </w:pBdr>
+        <w:ind w:left="5760" w:firstLine="720"/>
+        <w:rPr>
+          <w:b/>
+          <w:sz w:val="28"/>
+        </w:rPr>
+      </w:pPr>
+      <w:r>
+        <w:rPr>
+          <w:b/>
+          <w:sz w:val="28"/>
+        </w:rPr>
+        <w:t>Teachers Signature</w:t>
       </w:r>
     </w:p>
     <w:p>
@@ -1929,23 +1631,7 @@
           <w:sz w:val="34"/>
           <w:szCs w:val="32"/>
         </w:rPr>
-        <w:t xml:space="preserve">PHP is the most popular language for Backend Programming which is very easy to learn and integrate. So </w:t>
-      </w:r>
-      <w:proofErr w:type="gramStart"/>
-      <w:r>
-        <w:rPr>
-          <w:sz w:val="34"/>
-          <w:szCs w:val="32"/>
-        </w:rPr>
-        <w:t>We</w:t>
-      </w:r>
-      <w:proofErr w:type="gramEnd"/>
-      <w:r>
-        <w:rPr>
-          <w:sz w:val="34"/>
-          <w:szCs w:val="32"/>
-        </w:rPr>
-        <w:t xml:space="preserve"> have decided to use PHP as our Backend Programming language. </w:t>
+        <w:t xml:space="preserve">PHP is the most popular language for Backend Programming which is very easy to learn and integrate. So We have decided to use PHP as our Backend Programming language. </w:t>
       </w:r>
     </w:p>
     <w:p>
@@ -2018,35 +1704,7 @@
         <w:rPr>
           <w:sz w:val="34"/>
         </w:rPr>
-        <w:t xml:space="preserve">For debugging and testing we will use Karma, Jest, </w:t>
-      </w:r>
-      <w:proofErr w:type="spellStart"/>
-      <w:r>
-        <w:rPr>
-          <w:sz w:val="34"/>
-        </w:rPr>
-        <w:t>PHPUnit</w:t>
-      </w:r>
-      <w:proofErr w:type="spellEnd"/>
-      <w:r>
-        <w:rPr>
-          <w:sz w:val="34"/>
-        </w:rPr>
-        <w:t xml:space="preserve">, </w:t>
-      </w:r>
-      <w:proofErr w:type="spellStart"/>
-      <w:r>
-        <w:rPr>
-          <w:sz w:val="34"/>
-        </w:rPr>
-        <w:t>xDebug</w:t>
-      </w:r>
-      <w:proofErr w:type="spellEnd"/>
-      <w:r>
-        <w:rPr>
-          <w:sz w:val="34"/>
-        </w:rPr>
-        <w:t xml:space="preserve"> according to our needs</w:t>
+        <w:t>For debugging and testing we will use Karma, Jest, PHPUnit, xDebug according to our needs</w:t>
       </w:r>
     </w:p>
     <w:p>
@@ -2218,8 +1876,6 @@
         </w:rPr>
         <w:t>Both online and offline we always will support operator team .</w:t>
       </w:r>
-      <w:bookmarkStart w:id="0" w:name="_GoBack"/>
-      <w:bookmarkEnd w:id="0"/>
     </w:p>
     <w:p>
       <w:pPr>
@@ -2345,7 +2001,7 @@
           <w:rPr>
             <w:noProof/>
           </w:rPr>
-          <w:t>5</w:t>
+          <w:t>1</w:t>
         </w:r>
         <w:r>
           <w:rPr>
@@ -6324,6 +5980,15 @@
       </w:tcPr>
     </w:tblStylePr>
   </w:style>
+  <w:style w:type="paragraph" w:styleId="NoSpacing">
+    <w:name w:val="No Spacing"/>
+    <w:uiPriority w:val="1"/>
+    <w:qFormat/>
+    <w:rsid w:val="003C46D2"/>
+    <w:pPr>
+      <w:spacing w:after="0" w:line="240" w:lineRule="auto"/>
+    </w:pPr>
+  </w:style>
 </w:styles>
 </file>
 
